--- a/mitre_internship_report.docx
+++ b/mitre_internship_report.docx
@@ -44,6 +44,22 @@
           <w:u w:val="single"/>
         </w:rPr>
         <w:t>ntern Information</w:t>
+      </w:r>
+    </w:p>
+    <w:p>
+      <w:r>
+        <w:t>Intern ID: 212</w:t>
+      </w:r>
+      <w:r>
+        <w:t>9</w:t>
+      </w:r>
+    </w:p>
+    <w:p>
+      <w:r>
+        <w:t xml:space="preserve"> Assigned Campaign: Campaign No. 2</w:t>
+      </w:r>
+      <w:r>
+        <w:t>9</w:t>
       </w:r>
     </w:p>
     <w:p>
@@ -84,6 +100,18 @@
       </w:r>
       <w:proofErr w:type="spellEnd"/>
     </w:p>
+    <w:p>
+      <w:r>
+        <w:rPr>
+          <w:b/>
+          <w:bCs/>
+        </w:rPr>
+        <w:t>Submission Date:</w:t>
+      </w:r>
+      <w:r>
+        <w:t xml:space="preserve"> [15 May 2026]</w:t>
+      </w:r>
+    </w:p>
     <w:p/>
     <w:p>
       <w:pPr>
@@ -341,6 +369,7 @@
           <w:b/>
           <w:bCs/>
         </w:rPr>
+        <w:lastRenderedPageBreak/>
         <w:t>Exploitation of network appliances:</w:t>
       </w:r>
       <w:r>
@@ -370,7 +399,6 @@
           <w:b/>
           <w:bCs/>
         </w:rPr>
-        <w:lastRenderedPageBreak/>
         <w:t>Trojanizing</w:t>
       </w:r>
       <w:proofErr w:type="spellEnd"/>
@@ -751,6 +779,7 @@
           <w:b/>
           <w:bCs/>
         </w:rPr>
+        <w:lastRenderedPageBreak/>
         <w:t>Timeline</w:t>
       </w:r>
     </w:p>
@@ -809,7 +838,6 @@
           <w:b/>
           <w:bCs/>
         </w:rPr>
-        <w:lastRenderedPageBreak/>
         <w:t>Last Seen (public reporting):</w:t>
       </w:r>
       <w:r>
@@ -1163,6 +1191,7 @@
           <w:b/>
           <w:bCs/>
         </w:rPr>
+        <w:lastRenderedPageBreak/>
         <w:t>Credential Theft:</w:t>
       </w:r>
       <w:r>
@@ -1200,7 +1229,6 @@
           <w:b/>
           <w:bCs/>
         </w:rPr>
-        <w:lastRenderedPageBreak/>
         <w:t>Defense</w:t>
       </w:r>
       <w:proofErr w:type="spellEnd"/>
@@ -1611,6 +1639,7 @@
           <w:b/>
           <w:bCs/>
         </w:rPr>
+        <w:lastRenderedPageBreak/>
         <w:t>Stealing Credentials,</w:t>
       </w:r>
       <w:r>
@@ -1692,7 +1721,6 @@
         <w:rPr>
           <w:rStyle w:val="Strong"/>
         </w:rPr>
-        <w:lastRenderedPageBreak/>
         <w:t>Data Theft (Exfiltration)</w:t>
       </w:r>
       <w:r>
@@ -2368,6 +2396,7 @@
           </w:tcPr>
           <w:p>
             <w:r>
+              <w:lastRenderedPageBreak/>
               <w:t>Enterprise</w:t>
             </w:r>
           </w:p>
@@ -2474,7 +2503,6 @@
           </w:tcPr>
           <w:p>
             <w:r>
-              <w:lastRenderedPageBreak/>
               <w:t>Enterprise</w:t>
             </w:r>
           </w:p>
@@ -3154,6 +3182,7 @@
           </w:tcPr>
           <w:p>
             <w:r>
+              <w:lastRenderedPageBreak/>
               <w:t>Enterprise</w:t>
             </w:r>
           </w:p>
@@ -3326,7 +3355,6 @@
           </w:tcPr>
           <w:p>
             <w:r>
-              <w:lastRenderedPageBreak/>
               <w:t>Enterprise</w:t>
             </w:r>
           </w:p>
@@ -3730,6 +3758,7 @@
           <w:b/>
           <w:bCs/>
         </w:rPr>
+        <w:lastRenderedPageBreak/>
         <w:t>Detection Opportunities</w:t>
       </w:r>
     </w:p>
@@ -3853,7 +3882,6 @@
         </w:numPr>
       </w:pPr>
       <w:r>
-        <w:lastRenderedPageBreak/>
         <w:t xml:space="preserve">Check for </w:t>
       </w:r>
       <w:r>
@@ -4218,6 +4246,7 @@
         </w:numPr>
       </w:pPr>
       <w:r>
+        <w:lastRenderedPageBreak/>
         <w:t>Rotate credentials after suspected compromise.</w:t>
       </w:r>
     </w:p>
@@ -4315,7 +4344,6 @@
         </w:numPr>
       </w:pPr>
       <w:r>
-        <w:lastRenderedPageBreak/>
         <w:t xml:space="preserve">Check for </w:t>
       </w:r>
       <w:r>
@@ -4524,11 +4552,589 @@
         <w:rPr>
           <w:u w:val="single"/>
         </w:rPr>
+        <w:t>Software Research</w:t>
+      </w:r>
+    </w:p>
+    <w:p/>
+    <w:p>
+      <w:pPr>
+        <w:pStyle w:val="Heading2"/>
+        <w:rPr>
+          <w:b/>
+          <w:bCs/>
+        </w:rPr>
+      </w:pPr>
+      <w:proofErr w:type="spellStart"/>
+      <w:r>
+        <w:rPr>
+          <w:b/>
+          <w:bCs/>
+        </w:rPr>
+        <w:t>Gooligan</w:t>
+      </w:r>
+      <w:proofErr w:type="spellEnd"/>
+      <w:r>
+        <w:rPr>
+          <w:b/>
+          <w:bCs/>
+        </w:rPr>
+        <w:t>(S0290)</w:t>
+      </w:r>
+    </w:p>
+    <w:p>
+      <w:r>
+        <w:rPr>
+          <w:b/>
+          <w:bCs/>
+        </w:rPr>
+        <w:t>Software Name</w:t>
+      </w:r>
+      <w:r>
+        <w:rPr>
+          <w:b/>
+          <w:bCs/>
+        </w:rPr>
+        <w:t>/</w:t>
+      </w:r>
+      <w:r>
+        <w:rPr>
+          <w:b/>
+          <w:bCs/>
+        </w:rPr>
+        <w:t xml:space="preserve">Type : </w:t>
+      </w:r>
+      <w:proofErr w:type="spellStart"/>
+      <w:r>
+        <w:t>Gooligan</w:t>
+      </w:r>
+      <w:proofErr w:type="spellEnd"/>
+      <w:r>
+        <w:t>,</w:t>
+      </w:r>
+      <w:r>
+        <w:t xml:space="preserve"> Android Malware (Privilege Escalation &amp; Credential Theft) </w:t>
+      </w:r>
+    </w:p>
+    <w:p>
+      <w:pPr>
+        <w:rPr>
+          <w:b/>
+          <w:bCs/>
+        </w:rPr>
+      </w:pPr>
+      <w:r>
+        <w:rPr>
+          <w:b/>
+          <w:bCs/>
+        </w:rPr>
+        <w:t>Associated Family:</w:t>
+      </w:r>
+      <w:r>
+        <w:t xml:space="preserve"> Ghost Push Android malware family</w:t>
+      </w:r>
+    </w:p>
+    <w:p>
+      <w:pPr>
+        <w:rPr>
+          <w:b/>
+          <w:bCs/>
+        </w:rPr>
+      </w:pPr>
+      <w:r>
+        <w:rPr>
+          <w:b/>
+          <w:bCs/>
+        </w:rPr>
+        <w:t>Overview</w:t>
+      </w:r>
+    </w:p>
+    <w:p>
+      <w:proofErr w:type="spellStart"/>
+      <w:r>
+        <w:t>Gooligan</w:t>
+      </w:r>
+      <w:proofErr w:type="spellEnd"/>
+      <w:r>
+        <w:t xml:space="preserve"> is a malware family that runs </w:t>
+      </w:r>
+      <w:r>
+        <w:rPr>
+          <w:b/>
+          <w:bCs/>
+        </w:rPr>
+        <w:t>privilege escalation exploits on Android devices</w:t>
+      </w:r>
+      <w:r>
+        <w:t xml:space="preserve">. Once it gains elevated privileges, it </w:t>
+      </w:r>
+      <w:r>
+        <w:rPr>
+          <w:b/>
+          <w:bCs/>
+        </w:rPr>
+        <w:t>steals authentication tokens</w:t>
+      </w:r>
+      <w:r>
+        <w:t xml:space="preserve"> that allow attackers to access data from many Google applications (such as Gmail, Google Drive, Google Photos, and more). It has been described as part of the </w:t>
+      </w:r>
+      <w:r>
+        <w:rPr>
+          <w:b/>
+          <w:bCs/>
+        </w:rPr>
+        <w:t>Ghost Push</w:t>
+      </w:r>
+      <w:r>
+        <w:t xml:space="preserve"> Android malware family.</w:t>
+      </w:r>
+    </w:p>
+    <w:p>
+      <w:pPr>
+        <w:rPr>
+          <w:b/>
+          <w:bCs/>
+        </w:rPr>
+      </w:pPr>
+      <w:r>
+        <w:rPr>
+          <w:b/>
+          <w:bCs/>
+        </w:rPr>
+        <w:t>Technical Characteristics</w:t>
+      </w:r>
+    </w:p>
+    <w:p>
+      <w:pPr>
+        <w:numPr>
+          <w:ilvl w:val="0"/>
+          <w:numId w:val="23"/>
+        </w:numPr>
+      </w:pPr>
+      <w:r>
+        <w:t xml:space="preserve">Exploits Android vulnerabilities to gain </w:t>
+      </w:r>
+      <w:r>
+        <w:rPr>
+          <w:b/>
+          <w:bCs/>
+        </w:rPr>
+        <w:t>root access</w:t>
+      </w:r>
+      <w:r>
+        <w:t>.</w:t>
+      </w:r>
+    </w:p>
+    <w:p>
+      <w:pPr>
+        <w:numPr>
+          <w:ilvl w:val="0"/>
+          <w:numId w:val="23"/>
+        </w:numPr>
+      </w:pPr>
+      <w:r>
+        <w:t xml:space="preserve">Steals </w:t>
+      </w:r>
+      <w:r>
+        <w:rPr>
+          <w:b/>
+          <w:bCs/>
+        </w:rPr>
+        <w:t>OAuth tokens</w:t>
+      </w:r>
+      <w:r>
+        <w:t xml:space="preserve"> from Google apps.</w:t>
+      </w:r>
+    </w:p>
+    <w:p>
+      <w:pPr>
+        <w:numPr>
+          <w:ilvl w:val="0"/>
+          <w:numId w:val="23"/>
+        </w:numPr>
+      </w:pPr>
+      <w:r>
+        <w:t>Uses escalated privileges to install additional apps and malware.</w:t>
+      </w:r>
+    </w:p>
+    <w:p>
+      <w:pPr>
+        <w:numPr>
+          <w:ilvl w:val="0"/>
+          <w:numId w:val="23"/>
+        </w:numPr>
+      </w:pPr>
+      <w:r>
+        <w:t>Can generate fraudulent ad revenue by installing apps and posting fake reviews.</w:t>
+      </w:r>
+    </w:p>
+    <w:p>
+      <w:pPr>
+        <w:rPr>
+          <w:b/>
+          <w:bCs/>
+        </w:rPr>
+      </w:pPr>
+      <w:r>
+        <w:rPr>
+          <w:b/>
+          <w:bCs/>
+        </w:rPr>
+        <w:t>MITRE ATT&amp;CK Techniques</w:t>
+      </w:r>
+    </w:p>
+    <w:p>
+      <w:pPr>
+        <w:numPr>
+          <w:ilvl w:val="0"/>
+          <w:numId w:val="24"/>
+        </w:numPr>
+      </w:pPr>
+      <w:r>
+        <w:rPr>
+          <w:b/>
+          <w:bCs/>
+        </w:rPr>
+        <w:t>T1068 Exploitation for Privilege Escalation</w:t>
+      </w:r>
+      <w:r>
+        <w:t xml:space="preserve"> → Uses Android exploits to gain root.</w:t>
+      </w:r>
+    </w:p>
+    <w:p>
+      <w:pPr>
+        <w:numPr>
+          <w:ilvl w:val="0"/>
+          <w:numId w:val="24"/>
+        </w:numPr>
+      </w:pPr>
+      <w:r>
+        <w:rPr>
+          <w:b/>
+          <w:bCs/>
+        </w:rPr>
+        <w:t>T1557 Steal Application Access Tokens</w:t>
+      </w:r>
+      <w:r>
+        <w:t xml:space="preserve"> → Steals Google authentication tokens.</w:t>
+      </w:r>
+    </w:p>
+    <w:p>
+      <w:pPr>
+        <w:numPr>
+          <w:ilvl w:val="0"/>
+          <w:numId w:val="24"/>
+        </w:numPr>
+      </w:pPr>
+      <w:r>
+        <w:rPr>
+          <w:b/>
+          <w:bCs/>
+        </w:rPr>
+        <w:t>T1105 Ingress Tool Transfer</w:t>
+      </w:r>
+      <w:r>
+        <w:t xml:space="preserve"> → Downloads additional malicious apps.</w:t>
+      </w:r>
+    </w:p>
+    <w:p>
+      <w:pPr>
+        <w:numPr>
+          <w:ilvl w:val="0"/>
+          <w:numId w:val="24"/>
+        </w:numPr>
+      </w:pPr>
+      <w:r>
+        <w:rPr>
+          <w:b/>
+          <w:bCs/>
+        </w:rPr>
+        <w:t>T1112 Modify Registry / System Settings</w:t>
+      </w:r>
+      <w:r>
+        <w:t xml:space="preserve"> → Alters device settings for persistence.</w:t>
+      </w:r>
+    </w:p>
+    <w:p>
+      <w:pPr>
+        <w:numPr>
+          <w:ilvl w:val="0"/>
+          <w:numId w:val="24"/>
+        </w:numPr>
+      </w:pPr>
+      <w:r>
+        <w:rPr>
+          <w:b/>
+          <w:bCs/>
+        </w:rPr>
         <w:lastRenderedPageBreak/>
-        <w:t>Software Research</w:t>
-      </w:r>
-    </w:p>
-    <w:p/>
+        <w:t>T1059 Command Execution (Scripts)</w:t>
+      </w:r>
+      <w:r>
+        <w:t xml:space="preserve"> → Executes malicious scripts for payload deployment.</w:t>
+      </w:r>
+    </w:p>
+    <w:p>
+      <w:pPr>
+        <w:rPr>
+          <w:b/>
+          <w:bCs/>
+        </w:rPr>
+      </w:pPr>
+      <w:r>
+        <w:rPr>
+          <w:b/>
+          <w:bCs/>
+        </w:rPr>
+        <w:t>Indicators of Compromise (</w:t>
+      </w:r>
+      <w:proofErr w:type="spellStart"/>
+      <w:r>
+        <w:rPr>
+          <w:b/>
+          <w:bCs/>
+        </w:rPr>
+        <w:t>IoCs</w:t>
+      </w:r>
+      <w:proofErr w:type="spellEnd"/>
+      <w:r>
+        <w:rPr>
+          <w:b/>
+          <w:bCs/>
+        </w:rPr>
+        <w:t>)</w:t>
+      </w:r>
+    </w:p>
+    <w:p>
+      <w:pPr>
+        <w:numPr>
+          <w:ilvl w:val="0"/>
+          <w:numId w:val="25"/>
+        </w:numPr>
+      </w:pPr>
+      <w:r>
+        <w:t>Presence of unauthorized apps installed without user consent.</w:t>
+      </w:r>
+    </w:p>
+    <w:p>
+      <w:pPr>
+        <w:numPr>
+          <w:ilvl w:val="0"/>
+          <w:numId w:val="25"/>
+        </w:numPr>
+      </w:pPr>
+      <w:r>
+        <w:t>Unusual Google account activity (logins from unknown devices).</w:t>
+      </w:r>
+    </w:p>
+    <w:p>
+      <w:pPr>
+        <w:numPr>
+          <w:ilvl w:val="0"/>
+          <w:numId w:val="25"/>
+        </w:numPr>
+      </w:pPr>
+      <w:r>
+        <w:t>Excessive app installations and fake reviews linked to the device.</w:t>
+      </w:r>
+    </w:p>
+    <w:p>
+      <w:pPr>
+        <w:numPr>
+          <w:ilvl w:val="0"/>
+          <w:numId w:val="25"/>
+        </w:numPr>
+      </w:pPr>
+      <w:r>
+        <w:t>Elevated permissions granted to unknown apps.</w:t>
+      </w:r>
+    </w:p>
+    <w:p>
+      <w:pPr>
+        <w:rPr>
+          <w:b/>
+          <w:bCs/>
+        </w:rPr>
+      </w:pPr>
+      <w:r>
+        <w:rPr>
+          <w:b/>
+          <w:bCs/>
+        </w:rPr>
+        <w:t>Detection Opportunities</w:t>
+      </w:r>
+    </w:p>
+    <w:p>
+      <w:pPr>
+        <w:numPr>
+          <w:ilvl w:val="0"/>
+          <w:numId w:val="26"/>
+        </w:numPr>
+      </w:pPr>
+      <w:r>
+        <w:t xml:space="preserve">Monitor for </w:t>
+      </w:r>
+      <w:r>
+        <w:rPr>
+          <w:b/>
+          <w:bCs/>
+        </w:rPr>
+        <w:t>rooting attempts</w:t>
+      </w:r>
+      <w:r>
+        <w:t xml:space="preserve"> or privilege escalation exploits on Android devices.</w:t>
+      </w:r>
+    </w:p>
+    <w:p>
+      <w:pPr>
+        <w:numPr>
+          <w:ilvl w:val="0"/>
+          <w:numId w:val="26"/>
+        </w:numPr>
+      </w:pPr>
+      <w:r>
+        <w:t xml:space="preserve">Detect abnormal </w:t>
+      </w:r>
+      <w:r>
+        <w:rPr>
+          <w:b/>
+          <w:bCs/>
+        </w:rPr>
+        <w:t>OAuth token requests</w:t>
+      </w:r>
+      <w:r>
+        <w:t xml:space="preserve"> or suspicious access to Google services.</w:t>
+      </w:r>
+    </w:p>
+    <w:p>
+      <w:pPr>
+        <w:numPr>
+          <w:ilvl w:val="0"/>
+          <w:numId w:val="26"/>
+        </w:numPr>
+      </w:pPr>
+      <w:r>
+        <w:t xml:space="preserve">Watch for </w:t>
+      </w:r>
+      <w:r>
+        <w:rPr>
+          <w:b/>
+          <w:bCs/>
+        </w:rPr>
+        <w:t>mass app installations</w:t>
+      </w:r>
+      <w:r>
+        <w:t xml:space="preserve"> or fake review activity tied to accounts.</w:t>
+      </w:r>
+    </w:p>
+    <w:p>
+      <w:pPr>
+        <w:numPr>
+          <w:ilvl w:val="0"/>
+          <w:numId w:val="26"/>
+        </w:numPr>
+      </w:pPr>
+      <w:r>
+        <w:t xml:space="preserve">Use mobile threat </w:t>
+      </w:r>
+      <w:proofErr w:type="spellStart"/>
+      <w:r>
+        <w:t>defense</w:t>
+      </w:r>
+      <w:proofErr w:type="spellEnd"/>
+      <w:r>
+        <w:t xml:space="preserve"> solutions to flag Ghost Push family variants.</w:t>
+      </w:r>
+    </w:p>
+    <w:p>
+      <w:pPr>
+        <w:rPr>
+          <w:b/>
+          <w:bCs/>
+        </w:rPr>
+      </w:pPr>
+      <w:r>
+        <w:rPr>
+          <w:b/>
+          <w:bCs/>
+        </w:rPr>
+        <w:t>Mitigation Strategies</w:t>
+      </w:r>
+    </w:p>
+    <w:p>
+      <w:pPr>
+        <w:numPr>
+          <w:ilvl w:val="0"/>
+          <w:numId w:val="27"/>
+        </w:numPr>
+      </w:pPr>
+      <w:r>
+        <w:t>Keep Android devices updated with the latest security patches.</w:t>
+      </w:r>
+    </w:p>
+    <w:p>
+      <w:pPr>
+        <w:numPr>
+          <w:ilvl w:val="0"/>
+          <w:numId w:val="27"/>
+        </w:numPr>
+      </w:pPr>
+      <w:r>
+        <w:t xml:space="preserve">Use </w:t>
+      </w:r>
+      <w:r>
+        <w:rPr>
+          <w:b/>
+          <w:bCs/>
+        </w:rPr>
+        <w:t>Google Play Protect</w:t>
+      </w:r>
+      <w:r>
+        <w:t xml:space="preserve"> or trusted mobile security apps.</w:t>
+      </w:r>
+    </w:p>
+    <w:p>
+      <w:pPr>
+        <w:numPr>
+          <w:ilvl w:val="0"/>
+          <w:numId w:val="27"/>
+        </w:numPr>
+      </w:pPr>
+      <w:r>
+        <w:t>Avoid sideloading apps from untrusted sources.</w:t>
+      </w:r>
+    </w:p>
+    <w:p>
+      <w:pPr>
+        <w:numPr>
+          <w:ilvl w:val="0"/>
+          <w:numId w:val="27"/>
+        </w:numPr>
+      </w:pPr>
+      <w:r>
+        <w:t>Revoke compromised OAuth tokens and reset Google account credentials.</w:t>
+      </w:r>
+    </w:p>
+    <w:p>
+      <w:pPr>
+        <w:numPr>
+          <w:ilvl w:val="0"/>
+          <w:numId w:val="27"/>
+        </w:numPr>
+      </w:pPr>
+      <w:r>
+        <w:t xml:space="preserve">Enforce </w:t>
+      </w:r>
+      <w:r>
+        <w:rPr>
+          <w:b/>
+          <w:bCs/>
+        </w:rPr>
+        <w:t>mobile device management (MDM)</w:t>
+      </w:r>
+      <w:r>
+        <w:t xml:space="preserve"> policies in enterprise environments.</w:t>
+      </w:r>
+    </w:p>
     <w:p>
       <w:pPr>
         <w:pStyle w:val="Heading2"/>
@@ -4543,7 +5149,7 @@
           <w:b/>
           <w:bCs/>
         </w:rPr>
-        <w:t>Gooligan</w:t>
+        <w:t>PJApps</w:t>
       </w:r>
       <w:proofErr w:type="spellEnd"/>
       <w:r>
@@ -4551,59 +5157,37 @@
           <w:b/>
           <w:bCs/>
         </w:rPr>
-        <w:t>(S0290)</w:t>
-      </w:r>
-    </w:p>
-    <w:p>
-      <w:r>
-        <w:rPr>
-          <w:b/>
-          <w:bCs/>
-        </w:rPr>
-        <w:t>Software Name</w:t>
-      </w:r>
-      <w:r>
-        <w:rPr>
-          <w:b/>
-          <w:bCs/>
-        </w:rPr>
-        <w:t>/</w:t>
-      </w:r>
-      <w:r>
-        <w:rPr>
-          <w:b/>
-          <w:bCs/>
-        </w:rPr>
-        <w:t xml:space="preserve">Type : </w:t>
+        <w:t>(S0291)</w:t>
+      </w:r>
+    </w:p>
+    <w:p>
+      <w:r>
+        <w:rPr>
+          <w:b/>
+          <w:bCs/>
+        </w:rPr>
+        <w:t>Software Name:</w:t>
+      </w:r>
+      <w:r>
+        <w:t xml:space="preserve"> </w:t>
       </w:r>
       <w:proofErr w:type="spellStart"/>
       <w:r>
-        <w:t>Gooligan</w:t>
+        <w:t>PJApps</w:t>
       </w:r>
       <w:proofErr w:type="spellEnd"/>
       <w:r>
-        <w:t>,</w:t>
-      </w:r>
-      <w:r>
-        <w:t xml:space="preserve"> Android Malware (Privilege Escalation &amp; Credential Theft) </w:t>
-      </w:r>
-    </w:p>
-    <w:p>
-      <w:pPr>
-        <w:rPr>
-          <w:b/>
-          <w:bCs/>
-        </w:rPr>
-      </w:pPr>
-      <w:r>
-        <w:rPr>
-          <w:b/>
-          <w:bCs/>
-        </w:rPr>
-        <w:t>Associated Family:</w:t>
-      </w:r>
-      <w:r>
-        <w:t xml:space="preserve"> Ghost Push Android malware family</w:t>
+        <w:t xml:space="preserve"> </w:t>
+      </w:r>
+      <w:r>
+        <w:rPr>
+          <w:b/>
+          <w:bCs/>
+        </w:rPr>
+        <w:t>Type:</w:t>
+      </w:r>
+      <w:r>
+        <w:t xml:space="preserve"> Android Malware Family</w:t>
       </w:r>
     </w:p>
     <w:p>
@@ -4624,41 +5208,31 @@
     <w:p>
       <w:proofErr w:type="spellStart"/>
       <w:r>
-        <w:t>Gooligan</w:t>
+        <w:t>PJApps</w:t>
       </w:r>
       <w:proofErr w:type="spellEnd"/>
       <w:r>
-        <w:t xml:space="preserve"> is a malware family that runs </w:t>
-      </w:r>
-      <w:r>
-        <w:rPr>
-          <w:b/>
-          <w:bCs/>
-        </w:rPr>
-        <w:t>privilege escalation exploits on Android devices</w:t>
-      </w:r>
-      <w:r>
-        <w:t xml:space="preserve">. Once it gains elevated privileges, it </w:t>
-      </w:r>
-      <w:r>
-        <w:rPr>
-          <w:b/>
-          <w:bCs/>
-        </w:rPr>
-        <w:t>steals authentication tokens</w:t>
-      </w:r>
-      <w:r>
-        <w:t xml:space="preserve"> that allow attackers to access data from many Google applications (such as Gmail, Google Drive, Google Photos, and more). It has been described as part of the </w:t>
-      </w:r>
-      <w:r>
-        <w:rPr>
-          <w:b/>
-          <w:bCs/>
-        </w:rPr>
-        <w:t>Ghost Push</w:t>
-      </w:r>
-      <w:r>
-        <w:t xml:space="preserve"> Android malware family.</w:t>
+        <w:t xml:space="preserve"> is an </w:t>
+      </w:r>
+      <w:r>
+        <w:rPr>
+          <w:b/>
+          <w:bCs/>
+        </w:rPr>
+        <w:t>Android malware family</w:t>
+      </w:r>
+      <w:r>
+        <w:t xml:space="preserve"> that infects mobile devices. It typically hides inside repackaged or malicious apps and can perform unwanted actions once installed. Its main purpose is to </w:t>
+      </w:r>
+      <w:r>
+        <w:rPr>
+          <w:b/>
+          <w:bCs/>
+        </w:rPr>
+        <w:t>gain control of the device</w:t>
+      </w:r>
+      <w:r>
+        <w:t xml:space="preserve"> and abuse permissions for malicious activity.</w:t>
       </w:r>
     </w:p>
     <w:p>
@@ -4680,18 +5254,18 @@
       <w:pPr>
         <w:numPr>
           <w:ilvl w:val="0"/>
-          <w:numId w:val="23"/>
-        </w:numPr>
-      </w:pPr>
-      <w:r>
-        <w:t xml:space="preserve">Exploits Android vulnerabilities to gain </w:t>
-      </w:r>
-      <w:r>
-        <w:rPr>
-          <w:b/>
-          <w:bCs/>
-        </w:rPr>
-        <w:t>root access</w:t>
+          <w:numId w:val="28"/>
+        </w:numPr>
+      </w:pPr>
+      <w:r>
+        <w:t xml:space="preserve">Distributed through </w:t>
+      </w:r>
+      <w:r>
+        <w:rPr>
+          <w:b/>
+          <w:bCs/>
+        </w:rPr>
+        <w:t>malicious Android applications</w:t>
       </w:r>
       <w:r>
         <w:t>.</w:t>
@@ -4701,43 +5275,54 @@
       <w:pPr>
         <w:numPr>
           <w:ilvl w:val="0"/>
-          <w:numId w:val="23"/>
-        </w:numPr>
-      </w:pPr>
-      <w:r>
-        <w:t xml:space="preserve">Steals </w:t>
-      </w:r>
-      <w:r>
-        <w:rPr>
-          <w:b/>
-          <w:bCs/>
-        </w:rPr>
-        <w:t>OAuth tokens</w:t>
-      </w:r>
-      <w:r>
-        <w:t xml:space="preserve"> from Google apps.</w:t>
-      </w:r>
-    </w:p>
-    <w:p>
-      <w:pPr>
-        <w:numPr>
-          <w:ilvl w:val="0"/>
-          <w:numId w:val="23"/>
-        </w:numPr>
-      </w:pPr>
-      <w:r>
-        <w:t>Uses escalated privileges to install additional apps and malware.</w:t>
-      </w:r>
-    </w:p>
-    <w:p>
-      <w:pPr>
-        <w:numPr>
-          <w:ilvl w:val="0"/>
-          <w:numId w:val="23"/>
-        </w:numPr>
-      </w:pPr>
-      <w:r>
-        <w:t>Can generate fraudulent ad revenue by installing apps and posting fake reviews.</w:t>
+          <w:numId w:val="28"/>
+        </w:numPr>
+      </w:pPr>
+      <w:r>
+        <w:t>Can request or abuse elevated permissions.</w:t>
+      </w:r>
+    </w:p>
+    <w:p>
+      <w:pPr>
+        <w:numPr>
+          <w:ilvl w:val="0"/>
+          <w:numId w:val="28"/>
+        </w:numPr>
+      </w:pPr>
+      <w:r>
+        <w:lastRenderedPageBreak/>
+        <w:t xml:space="preserve">Often used to </w:t>
+      </w:r>
+      <w:r>
+        <w:rPr>
+          <w:b/>
+          <w:bCs/>
+        </w:rPr>
+        <w:t>install additional malware</w:t>
+      </w:r>
+      <w:r>
+        <w:t xml:space="preserve"> or unwanted apps.</w:t>
+      </w:r>
+    </w:p>
+    <w:p>
+      <w:pPr>
+        <w:numPr>
+          <w:ilvl w:val="0"/>
+          <w:numId w:val="28"/>
+        </w:numPr>
+      </w:pPr>
+      <w:r>
+        <w:t xml:space="preserve">May enable attackers to </w:t>
+      </w:r>
+      <w:r>
+        <w:rPr>
+          <w:b/>
+          <w:bCs/>
+        </w:rPr>
+        <w:t>control device functions remotely</w:t>
+      </w:r>
+      <w:r>
+        <w:t>.</w:t>
       </w:r>
     </w:p>
     <w:p>
@@ -4759,7 +5344,25 @@
       <w:pPr>
         <w:numPr>
           <w:ilvl w:val="0"/>
-          <w:numId w:val="24"/>
+          <w:numId w:val="29"/>
+        </w:numPr>
+      </w:pPr>
+      <w:r>
+        <w:rPr>
+          <w:b/>
+          <w:bCs/>
+        </w:rPr>
+        <w:t>T1105 Ingress Tool Transfer</w:t>
+      </w:r>
+      <w:r>
+        <w:t xml:space="preserve"> → Downloads or installs extra malicious apps.</w:t>
+      </w:r>
+    </w:p>
+    <w:p>
+      <w:pPr>
+        <w:numPr>
+          <w:ilvl w:val="0"/>
+          <w:numId w:val="29"/>
         </w:numPr>
       </w:pPr>
       <w:r>
@@ -4770,546 +5373,7 @@
         <w:t>T1068 Exploitation for Privilege Escalation</w:t>
       </w:r>
       <w:r>
-        <w:t xml:space="preserve"> → Uses Android exploits to gain root.</w:t>
-      </w:r>
-    </w:p>
-    <w:p>
-      <w:pPr>
-        <w:numPr>
-          <w:ilvl w:val="0"/>
-          <w:numId w:val="24"/>
-        </w:numPr>
-      </w:pPr>
-      <w:r>
-        <w:rPr>
-          <w:b/>
-          <w:bCs/>
-        </w:rPr>
-        <w:t>T1557 Steal Application Access Tokens</w:t>
-      </w:r>
-      <w:r>
-        <w:t xml:space="preserve"> → Steals Google authentication tokens.</w:t>
-      </w:r>
-    </w:p>
-    <w:p>
-      <w:pPr>
-        <w:numPr>
-          <w:ilvl w:val="0"/>
-          <w:numId w:val="24"/>
-        </w:numPr>
-      </w:pPr>
-      <w:r>
-        <w:rPr>
-          <w:b/>
-          <w:bCs/>
-        </w:rPr>
-        <w:t>T1105 Ingress Tool Transfer</w:t>
-      </w:r>
-      <w:r>
-        <w:t xml:space="preserve"> → Downloads additional malicious apps.</w:t>
-      </w:r>
-    </w:p>
-    <w:p>
-      <w:pPr>
-        <w:numPr>
-          <w:ilvl w:val="0"/>
-          <w:numId w:val="24"/>
-        </w:numPr>
-      </w:pPr>
-      <w:r>
-        <w:rPr>
-          <w:b/>
-          <w:bCs/>
-        </w:rPr>
-        <w:t>T1112 Modify Registry / System Settings</w:t>
-      </w:r>
-      <w:r>
-        <w:t xml:space="preserve"> → Alters device settings for persistence.</w:t>
-      </w:r>
-    </w:p>
-    <w:p>
-      <w:pPr>
-        <w:numPr>
-          <w:ilvl w:val="0"/>
-          <w:numId w:val="24"/>
-        </w:numPr>
-      </w:pPr>
-      <w:r>
-        <w:rPr>
-          <w:b/>
-          <w:bCs/>
-        </w:rPr>
-        <w:t>T1059 Command Execution (Scripts)</w:t>
-      </w:r>
-      <w:r>
-        <w:t xml:space="preserve"> → Executes malicious scripts for payload deployment.</w:t>
-      </w:r>
-    </w:p>
-    <w:p>
-      <w:pPr>
-        <w:rPr>
-          <w:b/>
-          <w:bCs/>
-        </w:rPr>
-      </w:pPr>
-      <w:r>
-        <w:rPr>
-          <w:b/>
-          <w:bCs/>
-        </w:rPr>
-        <w:t>Indicators of Compromise (</w:t>
-      </w:r>
-      <w:proofErr w:type="spellStart"/>
-      <w:r>
-        <w:rPr>
-          <w:b/>
-          <w:bCs/>
-        </w:rPr>
-        <w:t>IoCs</w:t>
-      </w:r>
-      <w:proofErr w:type="spellEnd"/>
-      <w:r>
-        <w:rPr>
-          <w:b/>
-          <w:bCs/>
-        </w:rPr>
-        <w:t>)</w:t>
-      </w:r>
-    </w:p>
-    <w:p>
-      <w:pPr>
-        <w:numPr>
-          <w:ilvl w:val="0"/>
-          <w:numId w:val="25"/>
-        </w:numPr>
-      </w:pPr>
-      <w:r>
-        <w:t>Presence of unauthorized apps installed without user consent.</w:t>
-      </w:r>
-    </w:p>
-    <w:p>
-      <w:pPr>
-        <w:numPr>
-          <w:ilvl w:val="0"/>
-          <w:numId w:val="25"/>
-        </w:numPr>
-      </w:pPr>
-      <w:r>
-        <w:t>Unusual Google account activity (logins from unknown devices).</w:t>
-      </w:r>
-    </w:p>
-    <w:p>
-      <w:pPr>
-        <w:numPr>
-          <w:ilvl w:val="0"/>
-          <w:numId w:val="25"/>
-        </w:numPr>
-      </w:pPr>
-      <w:r>
-        <w:t>Excessive app installations and fake reviews linked to the device.</w:t>
-      </w:r>
-    </w:p>
-    <w:p>
-      <w:pPr>
-        <w:numPr>
-          <w:ilvl w:val="0"/>
-          <w:numId w:val="25"/>
-        </w:numPr>
-      </w:pPr>
-      <w:r>
-        <w:t>Elevated permissions granted to unknown apps.</w:t>
-      </w:r>
-    </w:p>
-    <w:p>
-      <w:pPr>
-        <w:rPr>
-          <w:b/>
-          <w:bCs/>
-        </w:rPr>
-      </w:pPr>
-      <w:r>
-        <w:rPr>
-          <w:b/>
-          <w:bCs/>
-        </w:rPr>
-        <w:lastRenderedPageBreak/>
-        <w:t>Detection Opportunities</w:t>
-      </w:r>
-    </w:p>
-    <w:p>
-      <w:pPr>
-        <w:numPr>
-          <w:ilvl w:val="0"/>
-          <w:numId w:val="26"/>
-        </w:numPr>
-      </w:pPr>
-      <w:r>
-        <w:t xml:space="preserve">Monitor for </w:t>
-      </w:r>
-      <w:r>
-        <w:rPr>
-          <w:b/>
-          <w:bCs/>
-        </w:rPr>
-        <w:t>rooting attempts</w:t>
-      </w:r>
-      <w:r>
-        <w:t xml:space="preserve"> or privilege escalation exploits on Android devices.</w:t>
-      </w:r>
-    </w:p>
-    <w:p>
-      <w:pPr>
-        <w:numPr>
-          <w:ilvl w:val="0"/>
-          <w:numId w:val="26"/>
-        </w:numPr>
-      </w:pPr>
-      <w:r>
-        <w:t xml:space="preserve">Detect abnormal </w:t>
-      </w:r>
-      <w:r>
-        <w:rPr>
-          <w:b/>
-          <w:bCs/>
-        </w:rPr>
-        <w:t>OAuth token requests</w:t>
-      </w:r>
-      <w:r>
-        <w:t xml:space="preserve"> or suspicious access to Google services.</w:t>
-      </w:r>
-    </w:p>
-    <w:p>
-      <w:pPr>
-        <w:numPr>
-          <w:ilvl w:val="0"/>
-          <w:numId w:val="26"/>
-        </w:numPr>
-      </w:pPr>
-      <w:r>
-        <w:t xml:space="preserve">Watch for </w:t>
-      </w:r>
-      <w:r>
-        <w:rPr>
-          <w:b/>
-          <w:bCs/>
-        </w:rPr>
-        <w:t>mass app installations</w:t>
-      </w:r>
-      <w:r>
-        <w:t xml:space="preserve"> or fake review activity tied to accounts.</w:t>
-      </w:r>
-    </w:p>
-    <w:p>
-      <w:pPr>
-        <w:numPr>
-          <w:ilvl w:val="0"/>
-          <w:numId w:val="26"/>
-        </w:numPr>
-      </w:pPr>
-      <w:r>
-        <w:t xml:space="preserve">Use mobile threat </w:t>
-      </w:r>
-      <w:proofErr w:type="spellStart"/>
-      <w:r>
-        <w:t>defense</w:t>
-      </w:r>
-      <w:proofErr w:type="spellEnd"/>
-      <w:r>
-        <w:t xml:space="preserve"> solutions to flag Ghost Push family variants.</w:t>
-      </w:r>
-    </w:p>
-    <w:p>
-      <w:pPr>
-        <w:rPr>
-          <w:b/>
-          <w:bCs/>
-        </w:rPr>
-      </w:pPr>
-      <w:r>
-        <w:rPr>
-          <w:b/>
-          <w:bCs/>
-        </w:rPr>
-        <w:t>Mitigation Strategies</w:t>
-      </w:r>
-    </w:p>
-    <w:p>
-      <w:pPr>
-        <w:numPr>
-          <w:ilvl w:val="0"/>
-          <w:numId w:val="27"/>
-        </w:numPr>
-      </w:pPr>
-      <w:r>
-        <w:t>Keep Android devices updated with the latest security patches.</w:t>
-      </w:r>
-    </w:p>
-    <w:p>
-      <w:pPr>
-        <w:numPr>
-          <w:ilvl w:val="0"/>
-          <w:numId w:val="27"/>
-        </w:numPr>
-      </w:pPr>
-      <w:r>
-        <w:t xml:space="preserve">Use </w:t>
-      </w:r>
-      <w:r>
-        <w:rPr>
-          <w:b/>
-          <w:bCs/>
-        </w:rPr>
-        <w:t>Google Play Protect</w:t>
-      </w:r>
-      <w:r>
-        <w:t xml:space="preserve"> or trusted mobile security apps.</w:t>
-      </w:r>
-    </w:p>
-    <w:p>
-      <w:pPr>
-        <w:numPr>
-          <w:ilvl w:val="0"/>
-          <w:numId w:val="27"/>
-        </w:numPr>
-      </w:pPr>
-      <w:r>
-        <w:t>Avoid sideloading apps from untrusted sources.</w:t>
-      </w:r>
-    </w:p>
-    <w:p>
-      <w:pPr>
-        <w:numPr>
-          <w:ilvl w:val="0"/>
-          <w:numId w:val="27"/>
-        </w:numPr>
-      </w:pPr>
-      <w:r>
-        <w:t>Revoke compromised OAuth tokens and reset Google account credentials.</w:t>
-      </w:r>
-    </w:p>
-    <w:p>
-      <w:pPr>
-        <w:numPr>
-          <w:ilvl w:val="0"/>
-          <w:numId w:val="27"/>
-        </w:numPr>
-      </w:pPr>
-      <w:r>
-        <w:t xml:space="preserve">Enforce </w:t>
-      </w:r>
-      <w:r>
-        <w:rPr>
-          <w:b/>
-          <w:bCs/>
-        </w:rPr>
-        <w:t>mobile device management (MDM)</w:t>
-      </w:r>
-      <w:r>
-        <w:t xml:space="preserve"> policies in enterprise environments.</w:t>
-      </w:r>
-    </w:p>
-    <w:p>
-      <w:pPr>
-        <w:pStyle w:val="Heading2"/>
-        <w:rPr>
-          <w:b/>
-          <w:bCs/>
-        </w:rPr>
-      </w:pPr>
-      <w:proofErr w:type="spellStart"/>
-      <w:r>
-        <w:rPr>
-          <w:b/>
-          <w:bCs/>
-        </w:rPr>
-        <w:t>PJApps</w:t>
-      </w:r>
-      <w:proofErr w:type="spellEnd"/>
-      <w:r>
-        <w:rPr>
-          <w:b/>
-          <w:bCs/>
-        </w:rPr>
-        <w:t>(S0291)</w:t>
-      </w:r>
-    </w:p>
-    <w:p>
-      <w:r>
-        <w:rPr>
-          <w:b/>
-          <w:bCs/>
-        </w:rPr>
-        <w:t>Software Name:</w:t>
-      </w:r>
-      <w:r>
-        <w:t xml:space="preserve"> </w:t>
-      </w:r>
-      <w:proofErr w:type="spellStart"/>
-      <w:r>
-        <w:t>PJApps</w:t>
-      </w:r>
-      <w:proofErr w:type="spellEnd"/>
-      <w:r>
-        <w:t xml:space="preserve"> </w:t>
-      </w:r>
-      <w:r>
-        <w:rPr>
-          <w:b/>
-          <w:bCs/>
-        </w:rPr>
-        <w:t>Type:</w:t>
-      </w:r>
-      <w:r>
-        <w:t xml:space="preserve"> Android Malware Family</w:t>
-      </w:r>
-    </w:p>
-    <w:p>
-      <w:pPr>
-        <w:rPr>
-          <w:b/>
-          <w:bCs/>
-        </w:rPr>
-      </w:pPr>
-      <w:r>
-        <w:rPr>
-          <w:b/>
-          <w:bCs/>
-        </w:rPr>
-        <w:t>Overview</w:t>
-      </w:r>
-    </w:p>
-    <w:p>
-      <w:proofErr w:type="spellStart"/>
-      <w:r>
-        <w:t>PJApps</w:t>
-      </w:r>
-      <w:proofErr w:type="spellEnd"/>
-      <w:r>
-        <w:t xml:space="preserve"> is an </w:t>
-      </w:r>
-      <w:r>
-        <w:rPr>
-          <w:b/>
-          <w:bCs/>
-        </w:rPr>
-        <w:t>Android malware family</w:t>
-      </w:r>
-      <w:r>
-        <w:t xml:space="preserve"> that infects mobile devices. It typically hides inside repackaged or malicious apps and can perform unwanted actions once installed. Its main purpose is to </w:t>
-      </w:r>
-      <w:r>
-        <w:rPr>
-          <w:b/>
-          <w:bCs/>
-        </w:rPr>
-        <w:t>gain control of the device</w:t>
-      </w:r>
-      <w:r>
-        <w:t xml:space="preserve"> and abuse permissions for malicious activity.</w:t>
-      </w:r>
-    </w:p>
-    <w:p>
-      <w:pPr>
-        <w:rPr>
-          <w:b/>
-          <w:bCs/>
-        </w:rPr>
-      </w:pPr>
-      <w:r>
-        <w:rPr>
-          <w:b/>
-          <w:bCs/>
-        </w:rPr>
-        <w:t>Technical Characteristics</w:t>
-      </w:r>
-    </w:p>
-    <w:p>
-      <w:pPr>
-        <w:numPr>
-          <w:ilvl w:val="0"/>
-          <w:numId w:val="28"/>
-        </w:numPr>
-      </w:pPr>
-      <w:r>
-        <w:t xml:space="preserve">Distributed through </w:t>
-      </w:r>
-      <w:r>
-        <w:rPr>
-          <w:b/>
-          <w:bCs/>
-        </w:rPr>
-        <w:t>malicious Android applications</w:t>
-      </w:r>
-      <w:r>
-        <w:t>.</w:t>
-      </w:r>
-    </w:p>
-    <w:p>
-      <w:pPr>
-        <w:numPr>
-          <w:ilvl w:val="0"/>
-          <w:numId w:val="28"/>
-        </w:numPr>
-      </w:pPr>
-      <w:r>
-        <w:t>Can request or abuse elevated permissions.</w:t>
-      </w:r>
-    </w:p>
-    <w:p>
-      <w:pPr>
-        <w:numPr>
-          <w:ilvl w:val="0"/>
-          <w:numId w:val="28"/>
-        </w:numPr>
-      </w:pPr>
-      <w:r>
-        <w:t xml:space="preserve">Often used to </w:t>
-      </w:r>
-      <w:r>
-        <w:rPr>
-          <w:b/>
-          <w:bCs/>
-        </w:rPr>
-        <w:t>install additional malware</w:t>
-      </w:r>
-      <w:r>
-        <w:t xml:space="preserve"> or unwanted apps.</w:t>
-      </w:r>
-    </w:p>
-    <w:p>
-      <w:pPr>
-        <w:numPr>
-          <w:ilvl w:val="0"/>
-          <w:numId w:val="28"/>
-        </w:numPr>
-      </w:pPr>
-      <w:r>
-        <w:t xml:space="preserve">May enable attackers to </w:t>
-      </w:r>
-      <w:r>
-        <w:rPr>
-          <w:b/>
-          <w:bCs/>
-        </w:rPr>
-        <w:t>control device functions remotely</w:t>
-      </w:r>
-      <w:r>
-        <w:t>.</w:t>
-      </w:r>
-    </w:p>
-    <w:p>
-      <w:pPr>
-        <w:rPr>
-          <w:b/>
-          <w:bCs/>
-        </w:rPr>
-      </w:pPr>
-      <w:r>
-        <w:rPr>
-          <w:b/>
-          <w:bCs/>
-        </w:rPr>
-        <w:t>MITRE ATT&amp;CK Techniques</w:t>
+        <w:t xml:space="preserve"> → Attempts to gain higher privileges on the device.</w:t>
       </w:r>
     </w:p>
     <w:p>
@@ -5324,10 +5388,10 @@
           <w:b/>
           <w:bCs/>
         </w:rPr>
-        <w:t>T1105 Ingress Tool Transfer</w:t>
-      </w:r>
-      <w:r>
-        <w:t xml:space="preserve"> → Downloads or installs extra malicious apps.</w:t>
+        <w:t>T1112 Modify System Settings</w:t>
+      </w:r>
+      <w:r>
+        <w:t xml:space="preserve"> → Alters Android settings for persistence.</w:t>
       </w:r>
     </w:p>
     <w:p>
@@ -5342,43 +5406,6 @@
           <w:b/>
           <w:bCs/>
         </w:rPr>
-        <w:t>T1068 Exploitation for Privilege Escalation</w:t>
-      </w:r>
-      <w:r>
-        <w:t xml:space="preserve"> → Attempts to gain higher privileges on the device.</w:t>
-      </w:r>
-    </w:p>
-    <w:p>
-      <w:pPr>
-        <w:numPr>
-          <w:ilvl w:val="0"/>
-          <w:numId w:val="29"/>
-        </w:numPr>
-      </w:pPr>
-      <w:r>
-        <w:rPr>
-          <w:b/>
-          <w:bCs/>
-        </w:rPr>
-        <w:t>T1112 Modify System Settings</w:t>
-      </w:r>
-      <w:r>
-        <w:t xml:space="preserve"> → Alters Android settings for persistence.</w:t>
-      </w:r>
-    </w:p>
-    <w:p>
-      <w:pPr>
-        <w:numPr>
-          <w:ilvl w:val="0"/>
-          <w:numId w:val="29"/>
-        </w:numPr>
-      </w:pPr>
-      <w:r>
-        <w:rPr>
-          <w:b/>
-          <w:bCs/>
-        </w:rPr>
-        <w:lastRenderedPageBreak/>
         <w:t>T1059 Command Execution</w:t>
       </w:r>
       <w:r>
@@ -5780,6 +5807,7 @@
     <w:p>
       <w:proofErr w:type="spellStart"/>
       <w:r>
+        <w:lastRenderedPageBreak/>
         <w:t>AndroRAT</w:t>
       </w:r>
       <w:proofErr w:type="spellEnd"/>
@@ -5868,7 +5896,6 @@
           <w:b/>
           <w:bCs/>
         </w:rPr>
-        <w:lastRenderedPageBreak/>
         <w:t>Persistence:</w:t>
       </w:r>
       <w:r>
@@ -6230,6 +6257,7 @@
         </w:numPr>
       </w:pPr>
       <w:r>
+        <w:lastRenderedPageBreak/>
         <w:t>Keep Android OS updated with the latest patches.</w:t>
       </w:r>
     </w:p>
@@ -6293,16 +6321,601 @@
           <w:b/>
           <w:bCs/>
         </w:rPr>
+        <w:t>BrainTest</w:t>
+      </w:r>
+      <w:proofErr w:type="spellEnd"/>
+      <w:r>
+        <w:rPr>
+          <w:b/>
+          <w:bCs/>
+        </w:rPr>
+        <w:t xml:space="preserve"> (S0293)</w:t>
+      </w:r>
+    </w:p>
+    <w:p>
+      <w:r>
+        <w:rPr>
+          <w:b/>
+          <w:bCs/>
+        </w:rPr>
+        <w:t>Software Name:</w:t>
+      </w:r>
+      <w:r>
+        <w:t xml:space="preserve"> </w:t>
+      </w:r>
+      <w:proofErr w:type="spellStart"/>
+      <w:r>
+        <w:t>BrainTest</w:t>
+      </w:r>
+      <w:proofErr w:type="spellEnd"/>
+      <w:r>
+        <w:t xml:space="preserve"> </w:t>
+      </w:r>
+      <w:r>
+        <w:rPr>
+          <w:b/>
+          <w:bCs/>
+        </w:rPr>
+        <w:t>Type:</w:t>
+      </w:r>
+      <w:r>
+        <w:t xml:space="preserve"> Android Malware Family</w:t>
+      </w:r>
+    </w:p>
+    <w:p>
+      <w:pPr>
+        <w:rPr>
+          <w:b/>
+          <w:bCs/>
+        </w:rPr>
+      </w:pPr>
+      <w:r>
+        <w:rPr>
+          <w:b/>
+          <w:bCs/>
+        </w:rPr>
+        <w:t>Overview</w:t>
+      </w:r>
+    </w:p>
+    <w:p>
+      <w:proofErr w:type="spellStart"/>
+      <w:r>
+        <w:t>BrainTest</w:t>
+      </w:r>
+      <w:proofErr w:type="spellEnd"/>
+      <w:r>
+        <w:t xml:space="preserve"> is a </w:t>
+      </w:r>
+      <w:r>
+        <w:rPr>
+          <w:b/>
+          <w:bCs/>
+        </w:rPr>
+        <w:t>family of Android malware</w:t>
+      </w:r>
+      <w:r>
+        <w:t xml:space="preserve"> that was discovered in apps distributed through the Google Play Store. It is notable for its ability to </w:t>
+      </w:r>
+      <w:r>
+        <w:rPr>
+          <w:b/>
+          <w:bCs/>
+        </w:rPr>
+        <w:t>persist on infected devices even after removal attempts</w:t>
+      </w:r>
+      <w:r>
+        <w:t>, making it harder to clean.</w:t>
+      </w:r>
+    </w:p>
+    <w:p>
+      <w:pPr>
+        <w:rPr>
+          <w:b/>
+          <w:bCs/>
+        </w:rPr>
+      </w:pPr>
+      <w:r>
+        <w:rPr>
+          <w:b/>
+          <w:bCs/>
+        </w:rPr>
+        <w:t>Technical Characteristics</w:t>
+      </w:r>
+    </w:p>
+    <w:p>
+      <w:pPr>
+        <w:numPr>
+          <w:ilvl w:val="0"/>
+          <w:numId w:val="38"/>
+        </w:numPr>
+      </w:pPr>
+      <w:r>
+        <w:t xml:space="preserve">Distributed via </w:t>
+      </w:r>
+      <w:r>
+        <w:rPr>
+          <w:b/>
+          <w:bCs/>
+        </w:rPr>
+        <w:t>malicious apps</w:t>
+      </w:r>
+      <w:r>
+        <w:t xml:space="preserve"> disguised as legitimate software.</w:t>
+      </w:r>
+    </w:p>
+    <w:p>
+      <w:pPr>
+        <w:numPr>
+          <w:ilvl w:val="0"/>
+          <w:numId w:val="38"/>
+        </w:numPr>
+      </w:pPr>
+      <w:r>
+        <w:t xml:space="preserve">Uses </w:t>
+      </w:r>
+      <w:r>
+        <w:rPr>
+          <w:b/>
+          <w:bCs/>
+        </w:rPr>
+        <w:t>root exploits</w:t>
+      </w:r>
+      <w:r>
+        <w:t xml:space="preserve"> to gain elevated privileges on Android devices.</w:t>
+      </w:r>
+    </w:p>
+    <w:p>
+      <w:pPr>
+        <w:numPr>
+          <w:ilvl w:val="0"/>
+          <w:numId w:val="38"/>
+        </w:numPr>
+      </w:pPr>
+      <w:r>
+        <w:t xml:space="preserve">Can </w:t>
+      </w:r>
+      <w:r>
+        <w:rPr>
+          <w:b/>
+          <w:bCs/>
+        </w:rPr>
+        <w:t>reinstall itself</w:t>
+      </w:r>
+      <w:r>
+        <w:t xml:space="preserve"> after removal, ensuring persistence.</w:t>
+      </w:r>
+    </w:p>
+    <w:p>
+      <w:pPr>
+        <w:numPr>
+          <w:ilvl w:val="0"/>
+          <w:numId w:val="38"/>
+        </w:numPr>
+      </w:pPr>
+      <w:r>
+        <w:t>Capable of downloading and installing additional malicious apps.</w:t>
+      </w:r>
+    </w:p>
+    <w:p>
+      <w:pPr>
+        <w:numPr>
+          <w:ilvl w:val="0"/>
+          <w:numId w:val="38"/>
+        </w:numPr>
+      </w:pPr>
+      <w:r>
+        <w:t xml:space="preserve">Often used for </w:t>
+      </w:r>
+      <w:r>
+        <w:rPr>
+          <w:b/>
+          <w:bCs/>
+        </w:rPr>
+        <w:t>ad fraud</w:t>
+      </w:r>
+      <w:r>
+        <w:t xml:space="preserve"> and generating fake clicks</w:t>
+      </w:r>
+    </w:p>
+    <w:p>
+      <w:pPr>
+        <w:rPr>
+          <w:b/>
+          <w:bCs/>
+        </w:rPr>
+      </w:pPr>
+      <w:r>
+        <w:rPr>
+          <w:b/>
+          <w:bCs/>
+        </w:rPr>
+        <w:t>MITRE ATT&amp;CK Techniques</w:t>
+      </w:r>
+    </w:p>
+    <w:p>
+      <w:pPr>
+        <w:numPr>
+          <w:ilvl w:val="0"/>
+          <w:numId w:val="39"/>
+        </w:numPr>
+      </w:pPr>
+      <w:r>
+        <w:rPr>
+          <w:b/>
+          <w:bCs/>
+        </w:rPr>
+        <w:t>T1068 Exploitation for Privilege Escalation</w:t>
+      </w:r>
+      <w:r>
+        <w:t xml:space="preserve"> → Gains root access on Android.</w:t>
+      </w:r>
+    </w:p>
+    <w:p>
+      <w:pPr>
+        <w:numPr>
+          <w:ilvl w:val="0"/>
+          <w:numId w:val="39"/>
+        </w:numPr>
+      </w:pPr>
+      <w:r>
+        <w:rPr>
+          <w:b/>
+          <w:bCs/>
+        </w:rPr>
+        <w:t>T1105 Ingress Tool Transfer</w:t>
+      </w:r>
+      <w:r>
+        <w:t xml:space="preserve"> → Downloads additional malware.</w:t>
+      </w:r>
+    </w:p>
+    <w:p>
+      <w:pPr>
+        <w:numPr>
+          <w:ilvl w:val="0"/>
+          <w:numId w:val="39"/>
+        </w:numPr>
+      </w:pPr>
+      <w:r>
+        <w:rPr>
+          <w:b/>
+          <w:bCs/>
+        </w:rPr>
+        <w:t>T1554 Compromise Host Software Binary</w:t>
+      </w:r>
+      <w:r>
+        <w:t xml:space="preserve"> → Modifies system files for persistence.</w:t>
+      </w:r>
+    </w:p>
+    <w:p>
+      <w:pPr>
+        <w:numPr>
+          <w:ilvl w:val="0"/>
+          <w:numId w:val="39"/>
+        </w:numPr>
+      </w:pPr>
+      <w:r>
+        <w:rPr>
+          <w:b/>
+          <w:bCs/>
+        </w:rPr>
+        <w:t>T1070 Indicator Removal</w:t>
+      </w:r>
+      <w:r>
+        <w:t xml:space="preserve"> → Attempts to hide traces of infection.</w:t>
+      </w:r>
+    </w:p>
+    <w:p>
+      <w:pPr>
+        <w:numPr>
+          <w:ilvl w:val="0"/>
+          <w:numId w:val="39"/>
+        </w:numPr>
+      </w:pPr>
+      <w:r>
+        <w:rPr>
+          <w:b/>
+          <w:bCs/>
+        </w:rPr>
+        <w:t>T1112 Modify System Settings</w:t>
+      </w:r>
+      <w:r>
+        <w:t xml:space="preserve"> → Alters device settings to maintain control.</w:t>
+      </w:r>
+    </w:p>
+    <w:p>
+      <w:pPr>
+        <w:rPr>
+          <w:b/>
+          <w:bCs/>
+        </w:rPr>
+      </w:pPr>
+      <w:r>
+        <w:rPr>
+          <w:b/>
+          <w:bCs/>
+        </w:rPr>
+        <w:t>Indicators of Compromise (</w:t>
+      </w:r>
+      <w:proofErr w:type="spellStart"/>
+      <w:r>
+        <w:rPr>
+          <w:b/>
+          <w:bCs/>
+        </w:rPr>
+        <w:t>IoCs</w:t>
+      </w:r>
+      <w:proofErr w:type="spellEnd"/>
+      <w:r>
+        <w:rPr>
+          <w:b/>
+          <w:bCs/>
+        </w:rPr>
+        <w:t>)</w:t>
+      </w:r>
+    </w:p>
+    <w:p>
+      <w:pPr>
+        <w:numPr>
+          <w:ilvl w:val="0"/>
+          <w:numId w:val="40"/>
+        </w:numPr>
+      </w:pPr>
+      <w:r>
+        <w:t>Apps reinstalling themselves after removal.</w:t>
+      </w:r>
+    </w:p>
+    <w:p>
+      <w:pPr>
+        <w:numPr>
+          <w:ilvl w:val="0"/>
+          <w:numId w:val="40"/>
+        </w:numPr>
+      </w:pPr>
+      <w:r>
+        <w:t>Excessive battery drain and data usage.</w:t>
+      </w:r>
+    </w:p>
+    <w:p>
+      <w:pPr>
+        <w:numPr>
+          <w:ilvl w:val="0"/>
+          <w:numId w:val="40"/>
+        </w:numPr>
+      </w:pPr>
+      <w:r>
         <w:lastRenderedPageBreak/>
+        <w:t>Presence of unauthorized apps or services.</w:t>
+      </w:r>
+    </w:p>
+    <w:p>
+      <w:pPr>
+        <w:numPr>
+          <w:ilvl w:val="0"/>
+          <w:numId w:val="40"/>
+        </w:numPr>
+      </w:pPr>
+      <w:r>
+        <w:t>Suspicious background processes linked to ad fraud.</w:t>
+      </w:r>
+    </w:p>
+    <w:p>
+      <w:pPr>
+        <w:rPr>
+          <w:b/>
+          <w:bCs/>
+        </w:rPr>
+      </w:pPr>
+      <w:r>
+        <w:rPr>
+          <w:b/>
+          <w:bCs/>
+        </w:rPr>
+        <w:t>Detection Opportunities</w:t>
+      </w:r>
+    </w:p>
+    <w:p>
+      <w:pPr>
+        <w:numPr>
+          <w:ilvl w:val="0"/>
+          <w:numId w:val="41"/>
+        </w:numPr>
+      </w:pPr>
+      <w:r>
+        <w:t xml:space="preserve">Monitor for </w:t>
+      </w:r>
+      <w:r>
+        <w:rPr>
+          <w:b/>
+          <w:bCs/>
+        </w:rPr>
+        <w:t>rooting attempts</w:t>
+      </w:r>
+      <w:r>
+        <w:t xml:space="preserve"> or privilege escalation exploits.</w:t>
+      </w:r>
+    </w:p>
+    <w:p>
+      <w:pPr>
+        <w:numPr>
+          <w:ilvl w:val="0"/>
+          <w:numId w:val="41"/>
+        </w:numPr>
+      </w:pPr>
+      <w:r>
+        <w:t xml:space="preserve">Detect </w:t>
+      </w:r>
+      <w:r>
+        <w:rPr>
+          <w:b/>
+          <w:bCs/>
+        </w:rPr>
+        <w:t>apps that reinstall themselves</w:t>
+      </w:r>
+      <w:r>
+        <w:t xml:space="preserve"> after deletion.</w:t>
+      </w:r>
+    </w:p>
+    <w:p>
+      <w:pPr>
+        <w:numPr>
+          <w:ilvl w:val="0"/>
+          <w:numId w:val="41"/>
+        </w:numPr>
+      </w:pPr>
+      <w:r>
+        <w:t xml:space="preserve">Watch for </w:t>
+      </w:r>
+      <w:r>
+        <w:rPr>
+          <w:b/>
+          <w:bCs/>
+        </w:rPr>
+        <w:t>unusual ad traffic</w:t>
+      </w:r>
+      <w:r>
+        <w:t xml:space="preserve"> or fake clicks.</w:t>
+      </w:r>
+    </w:p>
+    <w:p>
+      <w:pPr>
+        <w:numPr>
+          <w:ilvl w:val="0"/>
+          <w:numId w:val="41"/>
+        </w:numPr>
+      </w:pPr>
+      <w:r>
+        <w:t xml:space="preserve">Use mobile threat </w:t>
+      </w:r>
+      <w:proofErr w:type="spellStart"/>
+      <w:r>
+        <w:t>defense</w:t>
+      </w:r>
+      <w:proofErr w:type="spellEnd"/>
+      <w:r>
+        <w:t xml:space="preserve"> solutions to flag </w:t>
+      </w:r>
+      <w:proofErr w:type="spellStart"/>
+      <w:r>
         <w:t>BrainTest</w:t>
       </w:r>
       <w:proofErr w:type="spellEnd"/>
       <w:r>
-        <w:rPr>
-          <w:b/>
-          <w:bCs/>
-        </w:rPr>
-        <w:t xml:space="preserve"> (S0293)</w:t>
+        <w:t xml:space="preserve"> variants.</w:t>
+      </w:r>
+    </w:p>
+    <w:p>
+      <w:pPr>
+        <w:rPr>
+          <w:b/>
+          <w:bCs/>
+        </w:rPr>
+      </w:pPr>
+      <w:r>
+        <w:rPr>
+          <w:b/>
+          <w:bCs/>
+        </w:rPr>
+        <w:t>Mitigation Strategies</w:t>
+      </w:r>
+    </w:p>
+    <w:p>
+      <w:pPr>
+        <w:numPr>
+          <w:ilvl w:val="0"/>
+          <w:numId w:val="42"/>
+        </w:numPr>
+      </w:pPr>
+      <w:r>
+        <w:t>Keep Android devices updated with the latest patches.</w:t>
+      </w:r>
+    </w:p>
+    <w:p>
+      <w:pPr>
+        <w:numPr>
+          <w:ilvl w:val="0"/>
+          <w:numId w:val="42"/>
+        </w:numPr>
+      </w:pPr>
+      <w:r>
+        <w:t>Avoid installing apps from unknown developers.</w:t>
+      </w:r>
+    </w:p>
+    <w:p>
+      <w:pPr>
+        <w:numPr>
+          <w:ilvl w:val="0"/>
+          <w:numId w:val="42"/>
+        </w:numPr>
+      </w:pPr>
+      <w:r>
+        <w:t xml:space="preserve">Use </w:t>
+      </w:r>
+      <w:r>
+        <w:rPr>
+          <w:b/>
+          <w:bCs/>
+        </w:rPr>
+        <w:t>Google Play Protect</w:t>
+      </w:r>
+      <w:r>
+        <w:t xml:space="preserve"> or enterprise mobile security tools.</w:t>
+      </w:r>
+    </w:p>
+    <w:p>
+      <w:pPr>
+        <w:numPr>
+          <w:ilvl w:val="0"/>
+          <w:numId w:val="42"/>
+        </w:numPr>
+      </w:pPr>
+      <w:r>
+        <w:t>Remove infected apps and reset/reimage the device if necessary.</w:t>
+      </w:r>
+    </w:p>
+    <w:p>
+      <w:pPr>
+        <w:numPr>
+          <w:ilvl w:val="0"/>
+          <w:numId w:val="42"/>
+        </w:numPr>
+      </w:pPr>
+      <w:r>
+        <w:t xml:space="preserve">Enforce </w:t>
+      </w:r>
+      <w:r>
+        <w:rPr>
+          <w:b/>
+          <w:bCs/>
+        </w:rPr>
+        <w:t>mobile device management (MDM)</w:t>
+      </w:r>
+      <w:r>
+        <w:t xml:space="preserve"> policies in enterprise settings.</w:t>
+      </w:r>
+    </w:p>
+    <w:p>
+      <w:pPr>
+        <w:pStyle w:val="Heading2"/>
+        <w:rPr>
+          <w:b/>
+          <w:bCs/>
+        </w:rPr>
+      </w:pPr>
+      <w:proofErr w:type="spellStart"/>
+      <w:r>
+        <w:rPr>
+          <w:b/>
+          <w:bCs/>
+        </w:rPr>
+        <w:t>ShiftyBug</w:t>
+      </w:r>
+      <w:proofErr w:type="spellEnd"/>
+      <w:r>
+        <w:rPr>
+          <w:b/>
+          <w:bCs/>
+        </w:rPr>
+        <w:t xml:space="preserve"> (S0294)</w:t>
       </w:r>
     </w:p>
     <w:p>
@@ -6318,7 +6931,7 @@
       </w:r>
       <w:proofErr w:type="spellStart"/>
       <w:r>
-        <w:t>BrainTest</w:t>
+        <w:t>ShiftyBug</w:t>
       </w:r>
       <w:proofErr w:type="spellEnd"/>
       <w:r>
@@ -6332,7 +6945,11 @@
         <w:t>Type:</w:t>
       </w:r>
       <w:r>
-        <w:t xml:space="preserve"> Android Malware Family</w:t>
+        <w:t xml:space="preserve"> Android Auto</w:t>
+      </w:r>
+      <w:r>
+        <w:noBreakHyphen/>
+        <w:t>Rooting Adware Family</w:t>
       </w:r>
     </w:p>
     <w:p>
@@ -6353,31 +6970,83 @@
     <w:p>
       <w:proofErr w:type="spellStart"/>
       <w:r>
-        <w:t>BrainTest</w:t>
+        <w:t>ShiftyBug</w:t>
       </w:r>
       <w:proofErr w:type="spellEnd"/>
       <w:r>
-        <w:t xml:space="preserve"> is a </w:t>
-      </w:r>
-      <w:r>
-        <w:rPr>
-          <w:b/>
-          <w:bCs/>
-        </w:rPr>
-        <w:t>family of Android malware</w:t>
-      </w:r>
-      <w:r>
-        <w:t xml:space="preserve"> that was discovered in apps distributed through the Google Play Store. It is notable for its ability to </w:t>
-      </w:r>
-      <w:r>
-        <w:rPr>
-          <w:b/>
-          <w:bCs/>
-        </w:rPr>
-        <w:t>persist on infected devices even after removal attempts</w:t>
-      </w:r>
-      <w:r>
-        <w:t>, making it harder to clean.</w:t>
+        <w:t xml:space="preserve"> is an </w:t>
+      </w:r>
+      <w:r>
+        <w:rPr>
+          <w:b/>
+          <w:bCs/>
+        </w:rPr>
+        <w:t>auto</w:t>
+      </w:r>
+      <w:r>
+        <w:rPr>
+          <w:b/>
+          <w:bCs/>
+        </w:rPr>
+        <w:noBreakHyphen/>
+        <w:t>rooting adware family</w:t>
+      </w:r>
+      <w:r>
+        <w:t xml:space="preserve"> of Android malware. It is closely related to other Android malware families such as </w:t>
+      </w:r>
+      <w:proofErr w:type="spellStart"/>
+      <w:r>
+        <w:rPr>
+          <w:b/>
+          <w:bCs/>
+        </w:rPr>
+        <w:t>Shedun</w:t>
+      </w:r>
+      <w:proofErr w:type="spellEnd"/>
+      <w:r>
+        <w:rPr>
+          <w:b/>
+          <w:bCs/>
+        </w:rPr>
+        <w:t xml:space="preserve">, </w:t>
+      </w:r>
+      <w:proofErr w:type="spellStart"/>
+      <w:r>
+        <w:rPr>
+          <w:b/>
+          <w:bCs/>
+        </w:rPr>
+        <w:t>Shuanet</w:t>
+      </w:r>
+      <w:proofErr w:type="spellEnd"/>
+      <w:r>
+        <w:rPr>
+          <w:b/>
+          <w:bCs/>
+        </w:rPr>
+        <w:t xml:space="preserve">, and </w:t>
+      </w:r>
+      <w:proofErr w:type="spellStart"/>
+      <w:r>
+        <w:rPr>
+          <w:b/>
+          <w:bCs/>
+        </w:rPr>
+        <w:t>Kemoge</w:t>
+      </w:r>
+      <w:proofErr w:type="spellEnd"/>
+      <w:r>
+        <w:t xml:space="preserve">, though researchers believe they were not all created by the same group. Its main purpose is to </w:t>
+      </w:r>
+      <w:r>
+        <w:rPr>
+          <w:b/>
+          <w:bCs/>
+        </w:rPr>
+        <w:t>gain root access automatically</w:t>
+      </w:r>
+      <w:r>
+        <w:t xml:space="preserve"> and then flood the device with unwanted ads and malicious apps.</w:t>
       </w:r>
     </w:p>
     <w:p>
@@ -6399,28 +7068,28 @@
       <w:pPr>
         <w:numPr>
           <w:ilvl w:val="0"/>
-          <w:numId w:val="38"/>
-        </w:numPr>
-      </w:pPr>
-      <w:r>
-        <w:t xml:space="preserve">Distributed via </w:t>
-      </w:r>
-      <w:r>
-        <w:rPr>
-          <w:b/>
-          <w:bCs/>
-        </w:rPr>
-        <w:t>malicious apps</w:t>
-      </w:r>
-      <w:r>
-        <w:t xml:space="preserve"> disguised as legitimate software.</w:t>
-      </w:r>
-    </w:p>
-    <w:p>
-      <w:pPr>
-        <w:numPr>
-          <w:ilvl w:val="0"/>
-          <w:numId w:val="38"/>
+          <w:numId w:val="43"/>
+        </w:numPr>
+      </w:pPr>
+      <w:r>
+        <w:t xml:space="preserve">Distributed through </w:t>
+      </w:r>
+      <w:r>
+        <w:rPr>
+          <w:b/>
+          <w:bCs/>
+        </w:rPr>
+        <w:t>malicious or repackaged apps</w:t>
+      </w:r>
+      <w:r>
+        <w:t>.</w:t>
+      </w:r>
+    </w:p>
+    <w:p>
+      <w:pPr>
+        <w:numPr>
+          <w:ilvl w:val="0"/>
+          <w:numId w:val="43"/>
         </w:numPr>
       </w:pPr>
       <w:r>
@@ -6434,14 +7103,35 @@
         <w:t>root exploits</w:t>
       </w:r>
       <w:r>
-        <w:t xml:space="preserve"> to gain elevated privileges on Android devices.</w:t>
-      </w:r>
-    </w:p>
-    <w:p>
-      <w:pPr>
-        <w:numPr>
-          <w:ilvl w:val="0"/>
-          <w:numId w:val="38"/>
+        <w:t xml:space="preserve"> to gain full control of the device without user consent.</w:t>
+      </w:r>
+    </w:p>
+    <w:p>
+      <w:pPr>
+        <w:numPr>
+          <w:ilvl w:val="0"/>
+          <w:numId w:val="43"/>
+        </w:numPr>
+      </w:pPr>
+      <w:r>
+        <w:t xml:space="preserve">Installs </w:t>
+      </w:r>
+      <w:r>
+        <w:rPr>
+          <w:b/>
+          <w:bCs/>
+        </w:rPr>
+        <w:t>adware components</w:t>
+      </w:r>
+      <w:r>
+        <w:t xml:space="preserve"> that display intrusive ads.</w:t>
+      </w:r>
+    </w:p>
+    <w:p>
+      <w:pPr>
+        <w:numPr>
+          <w:ilvl w:val="0"/>
+          <w:numId w:val="43"/>
         </w:numPr>
       </w:pPr>
       <w:r>
@@ -6452,42 +7142,21 @@
           <w:b/>
           <w:bCs/>
         </w:rPr>
-        <w:t>reinstall itself</w:t>
-      </w:r>
-      <w:r>
-        <w:t xml:space="preserve"> after removal, ensuring persistence.</w:t>
-      </w:r>
-    </w:p>
-    <w:p>
-      <w:pPr>
-        <w:numPr>
-          <w:ilvl w:val="0"/>
-          <w:numId w:val="38"/>
-        </w:numPr>
-      </w:pPr>
-      <w:r>
-        <w:t>Capable of downloading and installing additional malicious apps.</w:t>
-      </w:r>
-    </w:p>
-    <w:p>
-      <w:pPr>
-        <w:numPr>
-          <w:ilvl w:val="0"/>
-          <w:numId w:val="38"/>
-        </w:numPr>
-      </w:pPr>
-      <w:r>
-        <w:t xml:space="preserve">Often used for </w:t>
-      </w:r>
-      <w:r>
-        <w:rPr>
-          <w:b/>
-          <w:bCs/>
-        </w:rPr>
-        <w:t>ad fraud</w:t>
-      </w:r>
-      <w:r>
-        <w:t xml:space="preserve"> and generating fake clicks</w:t>
+        <w:t>download and install additional apps</w:t>
+      </w:r>
+      <w:r>
+        <w:t xml:space="preserve"> silently.</w:t>
+      </w:r>
+    </w:p>
+    <w:p>
+      <w:pPr>
+        <w:numPr>
+          <w:ilvl w:val="0"/>
+          <w:numId w:val="43"/>
+        </w:numPr>
+      </w:pPr>
+      <w:r>
+        <w:t>Persists even after attempts to remove it, making cleanup difficult.</w:t>
       </w:r>
     </w:p>
     <w:p>
@@ -6509,7 +7178,7 @@
       <w:pPr>
         <w:numPr>
           <w:ilvl w:val="0"/>
-          <w:numId w:val="39"/>
+          <w:numId w:val="44"/>
         </w:numPr>
       </w:pPr>
       <w:r>
@@ -6520,50 +7189,51 @@
         <w:t>T1068 Exploitation for Privilege Escalation</w:t>
       </w:r>
       <w:r>
-        <w:t xml:space="preserve"> → Gains root access on Android.</w:t>
-      </w:r>
-    </w:p>
-    <w:p>
-      <w:pPr>
-        <w:numPr>
-          <w:ilvl w:val="0"/>
-          <w:numId w:val="39"/>
-        </w:numPr>
-      </w:pPr>
-      <w:r>
-        <w:rPr>
-          <w:b/>
-          <w:bCs/>
-        </w:rPr>
+        <w:t xml:space="preserve"> → Gains root access automatically.</w:t>
+      </w:r>
+    </w:p>
+    <w:p>
+      <w:pPr>
+        <w:numPr>
+          <w:ilvl w:val="0"/>
+          <w:numId w:val="44"/>
+        </w:numPr>
+      </w:pPr>
+      <w:r>
+        <w:rPr>
+          <w:b/>
+          <w:bCs/>
+        </w:rPr>
+        <w:lastRenderedPageBreak/>
         <w:t>T1105 Ingress Tool Transfer</w:t>
       </w:r>
       <w:r>
-        <w:t xml:space="preserve"> → Downloads additional malware.</w:t>
-      </w:r>
-    </w:p>
-    <w:p>
-      <w:pPr>
-        <w:numPr>
-          <w:ilvl w:val="0"/>
-          <w:numId w:val="39"/>
-        </w:numPr>
-      </w:pPr>
-      <w:r>
-        <w:rPr>
-          <w:b/>
-          <w:bCs/>
-        </w:rPr>
-        <w:t>T1554 Compromise Host Software Binary</w:t>
-      </w:r>
-      <w:r>
-        <w:t xml:space="preserve"> → Modifies system files for persistence.</w:t>
-      </w:r>
-    </w:p>
-    <w:p>
-      <w:pPr>
-        <w:numPr>
-          <w:ilvl w:val="0"/>
-          <w:numId w:val="39"/>
+        <w:t xml:space="preserve"> → Downloads and installs extra malicious apps.</w:t>
+      </w:r>
+    </w:p>
+    <w:p>
+      <w:pPr>
+        <w:numPr>
+          <w:ilvl w:val="0"/>
+          <w:numId w:val="44"/>
+        </w:numPr>
+      </w:pPr>
+      <w:r>
+        <w:rPr>
+          <w:b/>
+          <w:bCs/>
+        </w:rPr>
+        <w:t>T1112 Modify System Settings</w:t>
+      </w:r>
+      <w:r>
+        <w:t xml:space="preserve"> → Alters Android settings for persistence.</w:t>
+      </w:r>
+    </w:p>
+    <w:p>
+      <w:pPr>
+        <w:numPr>
+          <w:ilvl w:val="0"/>
+          <w:numId w:val="44"/>
         </w:numPr>
       </w:pPr>
       <w:r>
@@ -6579,24 +7249,6 @@
     </w:p>
     <w:p>
       <w:pPr>
-        <w:numPr>
-          <w:ilvl w:val="0"/>
-          <w:numId w:val="39"/>
-        </w:numPr>
-      </w:pPr>
-      <w:r>
-        <w:rPr>
-          <w:b/>
-          <w:bCs/>
-        </w:rPr>
-        <w:t>T1112 Modify System Settings</w:t>
-      </w:r>
-      <w:r>
-        <w:t xml:space="preserve"> → Alters device settings to maintain control.</w:t>
-      </w:r>
-    </w:p>
-    <w:p>
-      <w:pPr>
         <w:rPr>
           <w:b/>
           <w:bCs/>
@@ -6630,44 +7282,62 @@
       <w:pPr>
         <w:numPr>
           <w:ilvl w:val="0"/>
-          <w:numId w:val="40"/>
-        </w:numPr>
-      </w:pPr>
-      <w:r>
-        <w:t>Apps reinstalling themselves after removal.</w:t>
-      </w:r>
-    </w:p>
-    <w:p>
-      <w:pPr>
-        <w:numPr>
-          <w:ilvl w:val="0"/>
-          <w:numId w:val="40"/>
-        </w:numPr>
-      </w:pPr>
-      <w:r>
-        <w:t>Excessive battery drain and data usage.</w:t>
-      </w:r>
-    </w:p>
-    <w:p>
-      <w:pPr>
-        <w:numPr>
-          <w:ilvl w:val="0"/>
-          <w:numId w:val="40"/>
-        </w:numPr>
-      </w:pPr>
-      <w:r>
-        <w:t>Presence of unauthorized apps or services.</w:t>
-      </w:r>
-    </w:p>
-    <w:p>
-      <w:pPr>
-        <w:numPr>
-          <w:ilvl w:val="0"/>
-          <w:numId w:val="40"/>
-        </w:numPr>
-      </w:pPr>
-      <w:r>
-        <w:t>Suspicious background processes linked to ad fraud.</w:t>
+          <w:numId w:val="45"/>
+        </w:numPr>
+      </w:pPr>
+      <w:r>
+        <w:t xml:space="preserve">Device shows </w:t>
+      </w:r>
+      <w:r>
+        <w:rPr>
+          <w:b/>
+          <w:bCs/>
+        </w:rPr>
+        <w:t>constant pop</w:t>
+      </w:r>
+      <w:r>
+        <w:rPr>
+          <w:b/>
+          <w:bCs/>
+        </w:rPr>
+        <w:noBreakHyphen/>
+        <w:t>up ads</w:t>
+      </w:r>
+      <w:r>
+        <w:t xml:space="preserve"> or redirects.</w:t>
+      </w:r>
+    </w:p>
+    <w:p>
+      <w:pPr>
+        <w:numPr>
+          <w:ilvl w:val="0"/>
+          <w:numId w:val="45"/>
+        </w:numPr>
+      </w:pPr>
+      <w:r>
+        <w:t>Apps reinstall themselves after removal.</w:t>
+      </w:r>
+    </w:p>
+    <w:p>
+      <w:pPr>
+        <w:numPr>
+          <w:ilvl w:val="0"/>
+          <w:numId w:val="45"/>
+        </w:numPr>
+      </w:pPr>
+      <w:r>
+        <w:t>Unusual battery drain and data usage.</w:t>
+      </w:r>
+    </w:p>
+    <w:p>
+      <w:pPr>
+        <w:numPr>
+          <w:ilvl w:val="0"/>
+          <w:numId w:val="45"/>
+        </w:numPr>
+      </w:pPr>
+      <w:r>
+        <w:t>Presence of unauthorized apps with elevated permissions.</w:t>
       </w:r>
     </w:p>
     <w:p>
@@ -6689,7 +7359,7 @@
       <w:pPr>
         <w:numPr>
           <w:ilvl w:val="0"/>
-          <w:numId w:val="41"/>
+          <w:numId w:val="46"/>
         </w:numPr>
       </w:pPr>
       <w:r>
@@ -6710,7 +7380,7 @@
       <w:pPr>
         <w:numPr>
           <w:ilvl w:val="0"/>
-          <w:numId w:val="41"/>
+          <w:numId w:val="46"/>
         </w:numPr>
       </w:pPr>
       <w:r>
@@ -6721,17 +7391,17 @@
           <w:b/>
           <w:bCs/>
         </w:rPr>
-        <w:t>apps that reinstall themselves</w:t>
-      </w:r>
-      <w:r>
-        <w:t xml:space="preserve"> after deletion.</w:t>
-      </w:r>
-    </w:p>
-    <w:p>
-      <w:pPr>
-        <w:numPr>
-          <w:ilvl w:val="0"/>
-          <w:numId w:val="41"/>
+        <w:t>apps requesting excessive permissions</w:t>
+      </w:r>
+      <w:r>
+        <w:t xml:space="preserve"> (device admin, SMS, etc.).</w:t>
+      </w:r>
+    </w:p>
+    <w:p>
+      <w:pPr>
+        <w:numPr>
+          <w:ilvl w:val="0"/>
+          <w:numId w:val="46"/>
         </w:numPr>
       </w:pPr>
       <w:r>
@@ -6742,17 +7412,17 @@
           <w:b/>
           <w:bCs/>
         </w:rPr>
-        <w:t>unusual ad traffic</w:t>
-      </w:r>
-      <w:r>
-        <w:t xml:space="preserve"> or fake clicks.</w:t>
-      </w:r>
-    </w:p>
-    <w:p>
-      <w:pPr>
-        <w:numPr>
-          <w:ilvl w:val="0"/>
-          <w:numId w:val="41"/>
+        <w:t>suspicious ad traffic</w:t>
+      </w:r>
+      <w:r>
+        <w:t xml:space="preserve"> or abnormal background processes.</w:t>
+      </w:r>
+    </w:p>
+    <w:p>
+      <w:pPr>
+        <w:numPr>
+          <w:ilvl w:val="0"/>
+          <w:numId w:val="46"/>
         </w:numPr>
       </w:pPr>
       <w:r>
@@ -6768,11 +7438,1183 @@
       </w:r>
       <w:proofErr w:type="spellStart"/>
       <w:r>
-        <w:t>BrainTest</w:t>
+        <w:t>ShiftyBug</w:t>
       </w:r>
       <w:proofErr w:type="spellEnd"/>
       <w:r>
         <w:t xml:space="preserve"> variants.</w:t>
+      </w:r>
+    </w:p>
+    <w:p>
+      <w:pPr>
+        <w:rPr>
+          <w:b/>
+          <w:bCs/>
+        </w:rPr>
+      </w:pPr>
+      <w:r>
+        <w:rPr>
+          <w:b/>
+          <w:bCs/>
+        </w:rPr>
+        <w:t>Mitigation Strategies</w:t>
+      </w:r>
+    </w:p>
+    <w:p>
+      <w:pPr>
+        <w:numPr>
+          <w:ilvl w:val="0"/>
+          <w:numId w:val="47"/>
+        </w:numPr>
+      </w:pPr>
+      <w:r>
+        <w:t xml:space="preserve">Avoid installing apps from </w:t>
+      </w:r>
+      <w:r>
+        <w:rPr>
+          <w:b/>
+          <w:bCs/>
+        </w:rPr>
+        <w:t>untrusted sources</w:t>
+      </w:r>
+      <w:r>
+        <w:t>.</w:t>
+      </w:r>
+    </w:p>
+    <w:p>
+      <w:pPr>
+        <w:numPr>
+          <w:ilvl w:val="0"/>
+          <w:numId w:val="47"/>
+        </w:numPr>
+      </w:pPr>
+      <w:r>
+        <w:t>Keep Android OS updated with the latest patches.</w:t>
+      </w:r>
+    </w:p>
+    <w:p>
+      <w:pPr>
+        <w:numPr>
+          <w:ilvl w:val="0"/>
+          <w:numId w:val="47"/>
+        </w:numPr>
+      </w:pPr>
+      <w:r>
+        <w:t xml:space="preserve">Use </w:t>
+      </w:r>
+      <w:r>
+        <w:rPr>
+          <w:b/>
+          <w:bCs/>
+        </w:rPr>
+        <w:t>Google Play Protect</w:t>
+      </w:r>
+      <w:r>
+        <w:t xml:space="preserve"> or enterprise mobile security tools.</w:t>
+      </w:r>
+    </w:p>
+    <w:p>
+      <w:pPr>
+        <w:numPr>
+          <w:ilvl w:val="0"/>
+          <w:numId w:val="47"/>
+        </w:numPr>
+      </w:pPr>
+      <w:r>
+        <w:t>Remove infected apps and reset/reimage the device if necessary.</w:t>
+      </w:r>
+    </w:p>
+    <w:p>
+      <w:pPr>
+        <w:numPr>
+          <w:ilvl w:val="0"/>
+          <w:numId w:val="47"/>
+        </w:numPr>
+      </w:pPr>
+      <w:r>
+        <w:t xml:space="preserve">Enforce </w:t>
+      </w:r>
+      <w:r>
+        <w:rPr>
+          <w:b/>
+          <w:bCs/>
+        </w:rPr>
+        <w:t>mobile device management (MDM)</w:t>
+      </w:r>
+      <w:r>
+        <w:t xml:space="preserve"> policies in enterprise settings.</w:t>
+      </w:r>
+    </w:p>
+    <w:p>
+      <w:pPr>
+        <w:pStyle w:val="Heading2"/>
+        <w:rPr>
+          <w:b/>
+          <w:bCs/>
+        </w:rPr>
+      </w:pPr>
+      <w:proofErr w:type="spellStart"/>
+      <w:r>
+        <w:rPr>
+          <w:b/>
+          <w:bCs/>
+        </w:rPr>
+        <w:t>RCSAndroid</w:t>
+      </w:r>
+      <w:proofErr w:type="spellEnd"/>
+      <w:r>
+        <w:rPr>
+          <w:b/>
+          <w:bCs/>
+        </w:rPr>
+        <w:t xml:space="preserve"> (S0295)</w:t>
+      </w:r>
+    </w:p>
+    <w:p>
+      <w:r>
+        <w:rPr>
+          <w:b/>
+          <w:bCs/>
+        </w:rPr>
+        <w:t>Software Name:</w:t>
+      </w:r>
+      <w:r>
+        <w:t xml:space="preserve"> </w:t>
+      </w:r>
+      <w:proofErr w:type="spellStart"/>
+      <w:r>
+        <w:t>RCSAndroid</w:t>
+      </w:r>
+      <w:proofErr w:type="spellEnd"/>
+      <w:r>
+        <w:t xml:space="preserve"> </w:t>
+      </w:r>
+      <w:r>
+        <w:rPr>
+          <w:b/>
+          <w:bCs/>
+        </w:rPr>
+        <w:t>Type:</w:t>
+      </w:r>
+      <w:r>
+        <w:t xml:space="preserve"> Android Malware / Spyware</w:t>
+      </w:r>
+    </w:p>
+    <w:p>
+      <w:pPr>
+        <w:rPr>
+          <w:b/>
+          <w:bCs/>
+        </w:rPr>
+      </w:pPr>
+      <w:r>
+        <w:rPr>
+          <w:b/>
+          <w:bCs/>
+        </w:rPr>
+        <w:t>Overview</w:t>
+      </w:r>
+    </w:p>
+    <w:p>
+      <w:proofErr w:type="spellStart"/>
+      <w:r>
+        <w:t>RCSAndroid</w:t>
+      </w:r>
+      <w:proofErr w:type="spellEnd"/>
+      <w:r>
+        <w:t xml:space="preserve"> is a powerful </w:t>
+      </w:r>
+      <w:r>
+        <w:rPr>
+          <w:b/>
+          <w:bCs/>
+        </w:rPr>
+        <w:t>Android spyware</w:t>
+      </w:r>
+      <w:r>
+        <w:t xml:space="preserve"> that can fully compromise a device. It is part of the </w:t>
+      </w:r>
+      <w:r>
+        <w:rPr>
+          <w:b/>
+          <w:bCs/>
+        </w:rPr>
+        <w:t>Remote Control System (RCS)</w:t>
+      </w:r>
+      <w:r>
+        <w:t xml:space="preserve"> surveillance platform, often linked to commercial spyware vendors. Once installed, it can </w:t>
+      </w:r>
+      <w:r>
+        <w:rPr>
+          <w:b/>
+          <w:bCs/>
+        </w:rPr>
+        <w:t>monitor, record, and control nearly all aspects of an Android phone</w:t>
+      </w:r>
+      <w:r>
+        <w:t>.</w:t>
+      </w:r>
+    </w:p>
+    <w:p>
+      <w:pPr>
+        <w:rPr>
+          <w:b/>
+          <w:bCs/>
+        </w:rPr>
+      </w:pPr>
+      <w:r>
+        <w:rPr>
+          <w:b/>
+          <w:bCs/>
+        </w:rPr>
+        <w:t>Technical Characteristics</w:t>
+      </w:r>
+    </w:p>
+    <w:p>
+      <w:pPr>
+        <w:numPr>
+          <w:ilvl w:val="0"/>
+          <w:numId w:val="48"/>
+        </w:numPr>
+      </w:pPr>
+      <w:r>
+        <w:rPr>
+          <w:b/>
+          <w:bCs/>
+        </w:rPr>
+        <w:t>Data Collection:</w:t>
+      </w:r>
+      <w:r>
+        <w:t xml:space="preserve"> Can steal SMS, emails, call logs, contacts, and browser history.</w:t>
+      </w:r>
+    </w:p>
+    <w:p>
+      <w:pPr>
+        <w:numPr>
+          <w:ilvl w:val="0"/>
+          <w:numId w:val="48"/>
+        </w:numPr>
+      </w:pPr>
+      <w:r>
+        <w:rPr>
+          <w:b/>
+          <w:bCs/>
+        </w:rPr>
+        <w:lastRenderedPageBreak/>
+        <w:t>Remote Control:</w:t>
+      </w:r>
+      <w:r>
+        <w:t xml:space="preserve"> Allows attackers to record audio, take photos, and track GPS location.</w:t>
+      </w:r>
+    </w:p>
+    <w:p>
+      <w:pPr>
+        <w:numPr>
+          <w:ilvl w:val="0"/>
+          <w:numId w:val="48"/>
+        </w:numPr>
+      </w:pPr>
+      <w:r>
+        <w:rPr>
+          <w:b/>
+          <w:bCs/>
+        </w:rPr>
+        <w:t>Privilege Escalation:</w:t>
+      </w:r>
+      <w:r>
+        <w:t xml:space="preserve"> Uses exploits to gain root access for deeper control.</w:t>
+      </w:r>
+    </w:p>
+    <w:p>
+      <w:pPr>
+        <w:numPr>
+          <w:ilvl w:val="0"/>
+          <w:numId w:val="48"/>
+        </w:numPr>
+      </w:pPr>
+      <w:r>
+        <w:rPr>
+          <w:b/>
+          <w:bCs/>
+        </w:rPr>
+        <w:t>Persistence:</w:t>
+      </w:r>
+      <w:r>
+        <w:t xml:space="preserve"> Runs silently in the background, disguised as legitimate apps.</w:t>
+      </w:r>
+    </w:p>
+    <w:p>
+      <w:pPr>
+        <w:numPr>
+          <w:ilvl w:val="0"/>
+          <w:numId w:val="48"/>
+        </w:numPr>
+      </w:pPr>
+      <w:r>
+        <w:rPr>
+          <w:b/>
+          <w:bCs/>
+        </w:rPr>
+        <w:t>Command &amp; Control (C2):</w:t>
+      </w:r>
+      <w:r>
+        <w:t xml:space="preserve"> Communicates with attacker servers to send stolen data and receive instructions.</w:t>
+      </w:r>
+    </w:p>
+    <w:p>
+      <w:pPr>
+        <w:rPr>
+          <w:b/>
+          <w:bCs/>
+        </w:rPr>
+      </w:pPr>
+      <w:r>
+        <w:rPr>
+          <w:b/>
+          <w:bCs/>
+        </w:rPr>
+        <w:t>MITRE ATT&amp;CK Techniques</w:t>
+      </w:r>
+    </w:p>
+    <w:p>
+      <w:pPr>
+        <w:numPr>
+          <w:ilvl w:val="0"/>
+          <w:numId w:val="49"/>
+        </w:numPr>
+      </w:pPr>
+      <w:r>
+        <w:rPr>
+          <w:b/>
+          <w:bCs/>
+        </w:rPr>
+        <w:t>T1056 Input Capture</w:t>
+      </w:r>
+      <w:r>
+        <w:t xml:space="preserve"> → Collects SMS, emails, and call logs.</w:t>
+      </w:r>
+    </w:p>
+    <w:p>
+      <w:pPr>
+        <w:numPr>
+          <w:ilvl w:val="0"/>
+          <w:numId w:val="49"/>
+        </w:numPr>
+      </w:pPr>
+      <w:r>
+        <w:rPr>
+          <w:b/>
+          <w:bCs/>
+        </w:rPr>
+        <w:t>T1082 System Information Discovery</w:t>
+      </w:r>
+      <w:r>
+        <w:t xml:space="preserve"> → Gathers device info and location.</w:t>
+      </w:r>
+    </w:p>
+    <w:p>
+      <w:pPr>
+        <w:numPr>
+          <w:ilvl w:val="0"/>
+          <w:numId w:val="49"/>
+        </w:numPr>
+      </w:pPr>
+      <w:r>
+        <w:rPr>
+          <w:b/>
+          <w:bCs/>
+        </w:rPr>
+        <w:t>T1113 Screen/Camera Capture</w:t>
+      </w:r>
+      <w:r>
+        <w:t xml:space="preserve"> → Takes photos and records video/audio.</w:t>
+      </w:r>
+    </w:p>
+    <w:p>
+      <w:pPr>
+        <w:numPr>
+          <w:ilvl w:val="0"/>
+          <w:numId w:val="49"/>
+        </w:numPr>
+      </w:pPr>
+      <w:r>
+        <w:rPr>
+          <w:b/>
+          <w:bCs/>
+        </w:rPr>
+        <w:t>T1068 Exploitation for Privilege Escalation</w:t>
+      </w:r>
+      <w:r>
+        <w:t xml:space="preserve"> → Gains root access.</w:t>
+      </w:r>
+    </w:p>
+    <w:p>
+      <w:pPr>
+        <w:numPr>
+          <w:ilvl w:val="0"/>
+          <w:numId w:val="49"/>
+        </w:numPr>
+      </w:pPr>
+      <w:r>
+        <w:rPr>
+          <w:b/>
+          <w:bCs/>
+        </w:rPr>
+        <w:t>T1071 Application Layer Protocol</w:t>
+      </w:r>
+      <w:r>
+        <w:t xml:space="preserve"> → Sends stolen data via network communication</w:t>
+      </w:r>
+    </w:p>
+    <w:p>
+      <w:pPr>
+        <w:rPr>
+          <w:b/>
+          <w:bCs/>
+        </w:rPr>
+      </w:pPr>
+      <w:r>
+        <w:rPr>
+          <w:b/>
+          <w:bCs/>
+        </w:rPr>
+        <w:t>Indicators of Compromise (</w:t>
+      </w:r>
+      <w:proofErr w:type="spellStart"/>
+      <w:r>
+        <w:rPr>
+          <w:b/>
+          <w:bCs/>
+        </w:rPr>
+        <w:t>IoCs</w:t>
+      </w:r>
+      <w:proofErr w:type="spellEnd"/>
+      <w:r>
+        <w:rPr>
+          <w:b/>
+          <w:bCs/>
+        </w:rPr>
+        <w:t>)</w:t>
+      </w:r>
+    </w:p>
+    <w:p>
+      <w:pPr>
+        <w:numPr>
+          <w:ilvl w:val="0"/>
+          <w:numId w:val="50"/>
+        </w:numPr>
+      </w:pPr>
+      <w:r>
+        <w:t>Unusual battery drain and data usage.</w:t>
+      </w:r>
+    </w:p>
+    <w:p>
+      <w:pPr>
+        <w:numPr>
+          <w:ilvl w:val="0"/>
+          <w:numId w:val="50"/>
+        </w:numPr>
+      </w:pPr>
+      <w:r>
+        <w:t>Suspicious background services running continuously.</w:t>
+      </w:r>
+    </w:p>
+    <w:p>
+      <w:pPr>
+        <w:numPr>
+          <w:ilvl w:val="0"/>
+          <w:numId w:val="50"/>
+        </w:numPr>
+      </w:pPr>
+      <w:r>
+        <w:t>Unauthorized access to microphone, camera, or GPS.</w:t>
+      </w:r>
+    </w:p>
+    <w:p>
+      <w:pPr>
+        <w:numPr>
+          <w:ilvl w:val="0"/>
+          <w:numId w:val="50"/>
+        </w:numPr>
+      </w:pPr>
+      <w:r>
+        <w:t>Unexpected files or logs being uploaded from the device.</w:t>
+      </w:r>
+    </w:p>
+    <w:p>
+      <w:pPr>
+        <w:rPr>
+          <w:b/>
+          <w:bCs/>
+        </w:rPr>
+      </w:pPr>
+      <w:r>
+        <w:rPr>
+          <w:b/>
+          <w:bCs/>
+        </w:rPr>
+        <w:t>Detection Opportunities</w:t>
+      </w:r>
+    </w:p>
+    <w:p>
+      <w:pPr>
+        <w:numPr>
+          <w:ilvl w:val="0"/>
+          <w:numId w:val="51"/>
+        </w:numPr>
+      </w:pPr>
+      <w:r>
+        <w:t xml:space="preserve">Monitor for </w:t>
+      </w:r>
+      <w:r>
+        <w:rPr>
+          <w:b/>
+          <w:bCs/>
+        </w:rPr>
+        <w:t>apps requesting excessive permissions</w:t>
+      </w:r>
+      <w:r>
+        <w:t xml:space="preserve"> (camera, mic, GPS, SMS).</w:t>
+      </w:r>
+    </w:p>
+    <w:p>
+      <w:pPr>
+        <w:numPr>
+          <w:ilvl w:val="0"/>
+          <w:numId w:val="51"/>
+        </w:numPr>
+      </w:pPr>
+      <w:r>
+        <w:t xml:space="preserve">Detect </w:t>
+      </w:r>
+      <w:r>
+        <w:rPr>
+          <w:b/>
+          <w:bCs/>
+        </w:rPr>
+        <w:t>rooting attempts</w:t>
+      </w:r>
+      <w:r>
+        <w:t xml:space="preserve"> or privilege escalation exploits.</w:t>
+      </w:r>
+    </w:p>
+    <w:p>
+      <w:pPr>
+        <w:numPr>
+          <w:ilvl w:val="0"/>
+          <w:numId w:val="51"/>
+        </w:numPr>
+      </w:pPr>
+      <w:r>
+        <w:t xml:space="preserve">Watch for </w:t>
+      </w:r>
+      <w:r>
+        <w:rPr>
+          <w:b/>
+          <w:bCs/>
+        </w:rPr>
+        <w:t>unusual network traffic</w:t>
+      </w:r>
+      <w:r>
+        <w:t xml:space="preserve"> to unknown servers.</w:t>
+      </w:r>
+    </w:p>
+    <w:p>
+      <w:pPr>
+        <w:numPr>
+          <w:ilvl w:val="0"/>
+          <w:numId w:val="51"/>
+        </w:numPr>
+      </w:pPr>
+      <w:r>
+        <w:t xml:space="preserve">Use mobile threat </w:t>
+      </w:r>
+      <w:proofErr w:type="spellStart"/>
+      <w:r>
+        <w:t>defense</w:t>
+      </w:r>
+      <w:proofErr w:type="spellEnd"/>
+      <w:r>
+        <w:t xml:space="preserve"> solutions to flag spyware </w:t>
+      </w:r>
+      <w:proofErr w:type="spellStart"/>
+      <w:r>
+        <w:t>behavior</w:t>
+      </w:r>
+      <w:proofErr w:type="spellEnd"/>
+      <w:r>
+        <w:t>.</w:t>
+      </w:r>
+    </w:p>
+    <w:p>
+      <w:pPr>
+        <w:rPr>
+          <w:b/>
+          <w:bCs/>
+        </w:rPr>
+      </w:pPr>
+      <w:r>
+        <w:rPr>
+          <w:b/>
+          <w:bCs/>
+        </w:rPr>
+        <w:t>Mitigation Strategies</w:t>
+      </w:r>
+    </w:p>
+    <w:p>
+      <w:pPr>
+        <w:numPr>
+          <w:ilvl w:val="0"/>
+          <w:numId w:val="52"/>
+        </w:numPr>
+      </w:pPr>
+      <w:r>
+        <w:t>Keep Android OS updated with the latest patches.</w:t>
+      </w:r>
+    </w:p>
+    <w:p>
+      <w:pPr>
+        <w:numPr>
+          <w:ilvl w:val="0"/>
+          <w:numId w:val="52"/>
+        </w:numPr>
+      </w:pPr>
+      <w:r>
+        <w:t>Avoid installing apps from untrusted sources.</w:t>
+      </w:r>
+    </w:p>
+    <w:p>
+      <w:pPr>
+        <w:numPr>
+          <w:ilvl w:val="0"/>
+          <w:numId w:val="52"/>
+        </w:numPr>
+      </w:pPr>
+      <w:r>
+        <w:t xml:space="preserve">Use </w:t>
+      </w:r>
+      <w:r>
+        <w:rPr>
+          <w:b/>
+          <w:bCs/>
+        </w:rPr>
+        <w:t>Google Play Protect</w:t>
+      </w:r>
+      <w:r>
+        <w:t xml:space="preserve"> or enterprise mobile security tools.</w:t>
+      </w:r>
+    </w:p>
+    <w:p>
+      <w:pPr>
+        <w:numPr>
+          <w:ilvl w:val="0"/>
+          <w:numId w:val="52"/>
+        </w:numPr>
+      </w:pPr>
+      <w:r>
+        <w:t>Revoke suspicious app permissions and uninstall unknown apps.</w:t>
+      </w:r>
+    </w:p>
+    <w:p>
+      <w:pPr>
+        <w:numPr>
+          <w:ilvl w:val="0"/>
+          <w:numId w:val="52"/>
+        </w:numPr>
+      </w:pPr>
+      <w:r>
+        <w:t>Reset or reimage compromised devices if infection is confirmed.</w:t>
+      </w:r>
+    </w:p>
+    <w:p>
+      <w:pPr>
+        <w:pStyle w:val="Heading2"/>
+        <w:rPr>
+          <w:b/>
+          <w:bCs/>
+        </w:rPr>
+      </w:pPr>
+      <w:proofErr w:type="spellStart"/>
+      <w:r>
+        <w:rPr>
+          <w:b/>
+          <w:bCs/>
+        </w:rPr>
+        <w:lastRenderedPageBreak/>
+        <w:t>XcodeGhost</w:t>
+      </w:r>
+      <w:proofErr w:type="spellEnd"/>
+      <w:r>
+        <w:rPr>
+          <w:b/>
+          <w:bCs/>
+        </w:rPr>
+        <w:t xml:space="preserve"> (S029</w:t>
+      </w:r>
+      <w:r>
+        <w:rPr>
+          <w:b/>
+          <w:bCs/>
+        </w:rPr>
+        <w:t>7</w:t>
+      </w:r>
+      <w:r>
+        <w:rPr>
+          <w:b/>
+          <w:bCs/>
+        </w:rPr>
+        <w:t>)</w:t>
+      </w:r>
+    </w:p>
+    <w:p>
+      <w:r>
+        <w:rPr>
+          <w:b/>
+          <w:bCs/>
+        </w:rPr>
+        <w:t>Software Name:</w:t>
+      </w:r>
+      <w:r>
+        <w:t xml:space="preserve"> </w:t>
+      </w:r>
+      <w:proofErr w:type="spellStart"/>
+      <w:r>
+        <w:t>XcodeGhost</w:t>
+      </w:r>
+      <w:proofErr w:type="spellEnd"/>
+      <w:r>
+        <w:t xml:space="preserve"> </w:t>
+      </w:r>
+      <w:r>
+        <w:rPr>
+          <w:b/>
+          <w:bCs/>
+        </w:rPr>
+        <w:t>Type:</w:t>
+      </w:r>
+      <w:r>
+        <w:t xml:space="preserve"> iOS Malware</w:t>
+      </w:r>
+    </w:p>
+    <w:p>
+      <w:pPr>
+        <w:rPr>
+          <w:b/>
+          <w:bCs/>
+        </w:rPr>
+      </w:pPr>
+      <w:r>
+        <w:rPr>
+          <w:b/>
+          <w:bCs/>
+        </w:rPr>
+        <w:t>Overview</w:t>
+      </w:r>
+    </w:p>
+    <w:p>
+      <w:proofErr w:type="spellStart"/>
+      <w:r>
+        <w:t>XcodeGhost</w:t>
+      </w:r>
+      <w:proofErr w:type="spellEnd"/>
+      <w:r>
+        <w:t xml:space="preserve"> is </w:t>
+      </w:r>
+      <w:r>
+        <w:rPr>
+          <w:b/>
+          <w:bCs/>
+        </w:rPr>
+        <w:t>iOS malware</w:t>
+      </w:r>
+      <w:r>
+        <w:t xml:space="preserve"> that surfaced in </w:t>
+      </w:r>
+      <w:r>
+        <w:rPr>
+          <w:b/>
+          <w:bCs/>
+        </w:rPr>
+        <w:t>2015</w:t>
+      </w:r>
+      <w:r>
+        <w:t xml:space="preserve">, infecting at least </w:t>
+      </w:r>
+      <w:r>
+        <w:rPr>
+          <w:b/>
+          <w:bCs/>
+        </w:rPr>
+        <w:t>39 legitimate iOS apps</w:t>
+      </w:r>
+      <w:r>
+        <w:t xml:space="preserve"> and potentially impacting </w:t>
+      </w:r>
+      <w:r>
+        <w:rPr>
+          <w:b/>
+          <w:bCs/>
+        </w:rPr>
+        <w:t>millions of users worldwide</w:t>
+      </w:r>
+      <w:r>
+        <w:t xml:space="preserve">. It spread by compromising </w:t>
+      </w:r>
+      <w:r>
+        <w:rPr>
+          <w:b/>
+          <w:bCs/>
+        </w:rPr>
+        <w:t>Apple’s Xcode development environment</w:t>
+      </w:r>
+      <w:r>
+        <w:t>, tricking developers into unknowingly embedding malicious code into their apps.</w:t>
+      </w:r>
+    </w:p>
+    <w:p>
+      <w:pPr>
+        <w:rPr>
+          <w:b/>
+          <w:bCs/>
+        </w:rPr>
+      </w:pPr>
+      <w:r>
+        <w:rPr>
+          <w:b/>
+          <w:bCs/>
+        </w:rPr>
+        <w:t>Technical Characteristics</w:t>
+      </w:r>
+    </w:p>
+    <w:p>
+      <w:pPr>
+        <w:numPr>
+          <w:ilvl w:val="0"/>
+          <w:numId w:val="53"/>
+        </w:numPr>
+      </w:pPr>
+      <w:r>
+        <w:rPr>
+          <w:b/>
+          <w:bCs/>
+        </w:rPr>
+        <w:t>Infection Vector:</w:t>
+      </w:r>
+      <w:r>
+        <w:t xml:space="preserve"> Malicious versions of Xcode were distributed outside official Apple channels (mainly in China).</w:t>
+      </w:r>
+    </w:p>
+    <w:p>
+      <w:pPr>
+        <w:numPr>
+          <w:ilvl w:val="0"/>
+          <w:numId w:val="53"/>
+        </w:numPr>
+      </w:pPr>
+      <w:r>
+        <w:rPr>
+          <w:b/>
+          <w:bCs/>
+        </w:rPr>
+        <w:t>Payload Injection:</w:t>
+      </w:r>
+      <w:r>
+        <w:t xml:space="preserve"> Apps built with the infected Xcode carried hidden malware.</w:t>
+      </w:r>
+    </w:p>
+    <w:p>
+      <w:pPr>
+        <w:numPr>
+          <w:ilvl w:val="0"/>
+          <w:numId w:val="53"/>
+        </w:numPr>
+      </w:pPr>
+      <w:r>
+        <w:rPr>
+          <w:b/>
+          <w:bCs/>
+        </w:rPr>
+        <w:t>Data Collection:</w:t>
+      </w:r>
+      <w:r>
+        <w:t xml:space="preserve"> Stole device information, app details, and could prompt fake alerts to phish credentials.</w:t>
+      </w:r>
+    </w:p>
+    <w:p>
+      <w:pPr>
+        <w:numPr>
+          <w:ilvl w:val="0"/>
+          <w:numId w:val="53"/>
+        </w:numPr>
+      </w:pPr>
+      <w:r>
+        <w:rPr>
+          <w:b/>
+          <w:bCs/>
+        </w:rPr>
+        <w:t>Command &amp; Control (C2):</w:t>
+      </w:r>
+      <w:r>
+        <w:t xml:space="preserve"> Communicated with attacker servers to upload stolen data and receive instructions.</w:t>
+      </w:r>
+    </w:p>
+    <w:p>
+      <w:pPr>
+        <w:numPr>
+          <w:ilvl w:val="0"/>
+          <w:numId w:val="53"/>
+        </w:numPr>
+      </w:pPr>
+      <w:r>
+        <w:rPr>
+          <w:b/>
+          <w:bCs/>
+        </w:rPr>
+        <w:t>Scale:</w:t>
+      </w:r>
+      <w:r>
+        <w:t xml:space="preserve"> Popular apps like WeChat, Didi Chuxing, and others were affected, leading to widespread exposure.</w:t>
+      </w:r>
+    </w:p>
+    <w:p>
+      <w:pPr>
+        <w:rPr>
+          <w:b/>
+          <w:bCs/>
+        </w:rPr>
+      </w:pPr>
+      <w:r>
+        <w:rPr>
+          <w:b/>
+          <w:bCs/>
+        </w:rPr>
+        <w:t>MITRE ATT&amp;CK Techniques</w:t>
+      </w:r>
+    </w:p>
+    <w:p>
+      <w:pPr>
+        <w:numPr>
+          <w:ilvl w:val="0"/>
+          <w:numId w:val="54"/>
+        </w:numPr>
+      </w:pPr>
+      <w:r>
+        <w:rPr>
+          <w:b/>
+          <w:bCs/>
+        </w:rPr>
+        <w:t>T1195 Supply Chain Compromise</w:t>
+      </w:r>
+      <w:r>
+        <w:t xml:space="preserve"> → Infected developer tools (Xcode).</w:t>
+      </w:r>
+    </w:p>
+    <w:p>
+      <w:pPr>
+        <w:numPr>
+          <w:ilvl w:val="0"/>
+          <w:numId w:val="54"/>
+        </w:numPr>
+      </w:pPr>
+      <w:r>
+        <w:rPr>
+          <w:b/>
+          <w:bCs/>
+        </w:rPr>
+        <w:t>T1056 Input Capture</w:t>
+      </w:r>
+      <w:r>
+        <w:t xml:space="preserve"> → Could trick users into entering credentials via fake alerts.</w:t>
+      </w:r>
+    </w:p>
+    <w:p>
+      <w:pPr>
+        <w:numPr>
+          <w:ilvl w:val="0"/>
+          <w:numId w:val="54"/>
+        </w:numPr>
+      </w:pPr>
+      <w:r>
+        <w:rPr>
+          <w:b/>
+          <w:bCs/>
+        </w:rPr>
+        <w:t>T1082 System Information Discovery</w:t>
+      </w:r>
+      <w:r>
+        <w:t xml:space="preserve"> → Collected device and app info.</w:t>
+      </w:r>
+    </w:p>
+    <w:p>
+      <w:pPr>
+        <w:numPr>
+          <w:ilvl w:val="0"/>
+          <w:numId w:val="54"/>
+        </w:numPr>
+      </w:pPr>
+      <w:r>
+        <w:rPr>
+          <w:b/>
+          <w:bCs/>
+        </w:rPr>
+        <w:t>T1071 Application Layer Protocol</w:t>
+      </w:r>
+      <w:r>
+        <w:t xml:space="preserve"> → Sent stolen data to attacker servers.</w:t>
+      </w:r>
+    </w:p>
+    <w:p>
+      <w:pPr>
+        <w:rPr>
+          <w:b/>
+          <w:bCs/>
+        </w:rPr>
+      </w:pPr>
+      <w:r>
+        <w:rPr>
+          <w:b/>
+          <w:bCs/>
+        </w:rPr>
+        <w:t>Indicators of Compromise (</w:t>
+      </w:r>
+      <w:proofErr w:type="spellStart"/>
+      <w:r>
+        <w:rPr>
+          <w:b/>
+          <w:bCs/>
+        </w:rPr>
+        <w:t>IoCs</w:t>
+      </w:r>
+      <w:proofErr w:type="spellEnd"/>
+      <w:r>
+        <w:rPr>
+          <w:b/>
+          <w:bCs/>
+        </w:rPr>
+        <w:t>)</w:t>
+      </w:r>
+    </w:p>
+    <w:p>
+      <w:pPr>
+        <w:numPr>
+          <w:ilvl w:val="0"/>
+          <w:numId w:val="55"/>
+        </w:numPr>
+      </w:pPr>
+      <w:r>
+        <w:t>Apps built with unofficial Xcode versions.</w:t>
+      </w:r>
+    </w:p>
+    <w:p>
+      <w:pPr>
+        <w:numPr>
+          <w:ilvl w:val="0"/>
+          <w:numId w:val="55"/>
+        </w:numPr>
+      </w:pPr>
+      <w:r>
+        <w:t>Unexpected network traffic from legitimate apps to unknown servers.</w:t>
+      </w:r>
+    </w:p>
+    <w:p>
+      <w:pPr>
+        <w:numPr>
+          <w:ilvl w:val="0"/>
+          <w:numId w:val="55"/>
+        </w:numPr>
+      </w:pPr>
+      <w:r>
+        <w:t>Fake system alerts or pop</w:t>
+      </w:r>
+      <w:r>
+        <w:noBreakHyphen/>
+        <w:t>ups requesting user credentials.</w:t>
+      </w:r>
+    </w:p>
+    <w:p>
+      <w:pPr>
+        <w:rPr>
+          <w:b/>
+          <w:bCs/>
+        </w:rPr>
+      </w:pPr>
+      <w:r>
+        <w:rPr>
+          <w:b/>
+          <w:bCs/>
+        </w:rPr>
+        <w:t>Detection Opportunities</w:t>
+      </w:r>
+    </w:p>
+    <w:p>
+      <w:pPr>
+        <w:numPr>
+          <w:ilvl w:val="0"/>
+          <w:numId w:val="56"/>
+        </w:numPr>
+      </w:pPr>
+      <w:r>
+        <w:t xml:space="preserve">Monitor for </w:t>
+      </w:r>
+      <w:r>
+        <w:rPr>
+          <w:b/>
+          <w:bCs/>
+        </w:rPr>
+        <w:t>apps compiled with non</w:t>
+      </w:r>
+      <w:r>
+        <w:rPr>
+          <w:b/>
+          <w:bCs/>
+        </w:rPr>
+        <w:noBreakHyphen/>
+        <w:t>official Xcode versions</w:t>
+      </w:r>
+      <w:r>
+        <w:t>.</w:t>
+      </w:r>
+    </w:p>
+    <w:p>
+      <w:pPr>
+        <w:numPr>
+          <w:ilvl w:val="0"/>
+          <w:numId w:val="56"/>
+        </w:numPr>
+      </w:pPr>
+      <w:r>
+        <w:t xml:space="preserve">Detect </w:t>
+      </w:r>
+      <w:r>
+        <w:rPr>
+          <w:b/>
+          <w:bCs/>
+        </w:rPr>
+        <w:t>suspicious outbound traffic</w:t>
+      </w:r>
+      <w:r>
+        <w:t xml:space="preserve"> from trusted apps.</w:t>
+      </w:r>
+    </w:p>
+    <w:p>
+      <w:pPr>
+        <w:numPr>
+          <w:ilvl w:val="0"/>
+          <w:numId w:val="56"/>
+        </w:numPr>
+      </w:pPr>
+      <w:r>
+        <w:t xml:space="preserve">Watch for </w:t>
+      </w:r>
+      <w:r>
+        <w:rPr>
+          <w:b/>
+          <w:bCs/>
+        </w:rPr>
+        <w:t>fake alerts or credential prompts</w:t>
+      </w:r>
+      <w:r>
+        <w:t xml:space="preserve"> inside legitimate apps.</w:t>
       </w:r>
     </w:p>
     <w:p>
@@ -6795,29 +8637,39 @@
       <w:pPr>
         <w:numPr>
           <w:ilvl w:val="0"/>
-          <w:numId w:val="42"/>
-        </w:numPr>
-      </w:pPr>
-      <w:r>
-        <w:t>Keep Android devices updated with the latest patches.</w:t>
-      </w:r>
-    </w:p>
-    <w:p>
-      <w:pPr>
-        <w:numPr>
-          <w:ilvl w:val="0"/>
-          <w:numId w:val="42"/>
-        </w:numPr>
-      </w:pPr>
-      <w:r>
-        <w:t>Avoid installing apps from unknown developers.</w:t>
-      </w:r>
-    </w:p>
-    <w:p>
-      <w:pPr>
-        <w:numPr>
-          <w:ilvl w:val="0"/>
-          <w:numId w:val="42"/>
+          <w:numId w:val="57"/>
+        </w:numPr>
+      </w:pPr>
+      <w:r>
+        <w:t xml:space="preserve">Always download </w:t>
+      </w:r>
+      <w:r>
+        <w:rPr>
+          <w:b/>
+          <w:bCs/>
+        </w:rPr>
+        <w:t>Xcode from Apple’s official site</w:t>
+      </w:r>
+      <w:r>
+        <w:t>.</w:t>
+      </w:r>
+    </w:p>
+    <w:p>
+      <w:pPr>
+        <w:numPr>
+          <w:ilvl w:val="0"/>
+          <w:numId w:val="57"/>
+        </w:numPr>
+      </w:pPr>
+      <w:r>
+        <w:t>Verify app integrity before publishing to the App Store.</w:t>
+      </w:r>
+    </w:p>
+    <w:p>
+      <w:pPr>
+        <w:numPr>
+          <w:ilvl w:val="0"/>
+          <w:numId w:val="57"/>
         </w:numPr>
       </w:pPr>
       <w:r>
@@ -6828,44 +8680,45 @@
           <w:b/>
           <w:bCs/>
         </w:rPr>
-        <w:t>Google Play Protect</w:t>
-      </w:r>
-      <w:r>
-        <w:t xml:space="preserve"> or enterprise mobile security tools.</w:t>
-      </w:r>
-    </w:p>
-    <w:p>
-      <w:pPr>
-        <w:numPr>
-          <w:ilvl w:val="0"/>
-          <w:numId w:val="42"/>
-        </w:numPr>
-      </w:pPr>
-      <w:r>
-        <w:t>Remove infected apps and reset/reimage the device if necessary.</w:t>
-      </w:r>
-    </w:p>
-    <w:p>
-      <w:pPr>
-        <w:numPr>
-          <w:ilvl w:val="0"/>
-          <w:numId w:val="42"/>
-        </w:numPr>
-      </w:pPr>
-      <w:r>
-        <w:t xml:space="preserve">Enforce </w:t>
-      </w:r>
-      <w:r>
-        <w:rPr>
-          <w:b/>
-          <w:bCs/>
-        </w:rPr>
-        <w:t>mobile device management (MDM)</w:t>
-      </w:r>
-      <w:r>
-        <w:t xml:space="preserve"> policies in enterprise settings.</w:t>
-      </w:r>
-    </w:p>
+        <w:t>Apple’s security checks</w:t>
+      </w:r>
+      <w:r>
+        <w:t xml:space="preserve"> and app notarization tools.</w:t>
+      </w:r>
+    </w:p>
+    <w:p>
+      <w:pPr>
+        <w:numPr>
+          <w:ilvl w:val="0"/>
+          <w:numId w:val="57"/>
+        </w:numPr>
+      </w:pPr>
+      <w:r>
+        <w:t xml:space="preserve">Educate developers about </w:t>
+      </w:r>
+      <w:r>
+        <w:rPr>
+          <w:b/>
+          <w:bCs/>
+        </w:rPr>
+        <w:t>supply chain risks</w:t>
+      </w:r>
+      <w:r>
+        <w:t>.</w:t>
+      </w:r>
+    </w:p>
+    <w:p>
+      <w:pPr>
+        <w:numPr>
+          <w:ilvl w:val="0"/>
+          <w:numId w:val="57"/>
+        </w:numPr>
+      </w:pPr>
+      <w:r>
+        <w:t>Remove and reinstall affected apps from trusted sources.</w:t>
+      </w:r>
+    </w:p>
+    <w:p/>
     <w:p>
       <w:pPr>
         <w:pStyle w:val="Heading2"/>
@@ -6880,1832 +8733,6 @@
           <w:b/>
           <w:bCs/>
         </w:rPr>
-        <w:t>ShiftyBug</w:t>
-      </w:r>
-      <w:proofErr w:type="spellEnd"/>
-      <w:r>
-        <w:rPr>
-          <w:b/>
-          <w:bCs/>
-        </w:rPr>
-        <w:t xml:space="preserve"> (S0294)</w:t>
-      </w:r>
-    </w:p>
-    <w:p>
-      <w:r>
-        <w:rPr>
-          <w:b/>
-          <w:bCs/>
-        </w:rPr>
-        <w:t>Software Name:</w:t>
-      </w:r>
-      <w:r>
-        <w:t xml:space="preserve"> </w:t>
-      </w:r>
-      <w:proofErr w:type="spellStart"/>
-      <w:r>
-        <w:t>ShiftyBug</w:t>
-      </w:r>
-      <w:proofErr w:type="spellEnd"/>
-      <w:r>
-        <w:t xml:space="preserve"> </w:t>
-      </w:r>
-      <w:r>
-        <w:rPr>
-          <w:b/>
-          <w:bCs/>
-        </w:rPr>
-        <w:t>Type:</w:t>
-      </w:r>
-      <w:r>
-        <w:t xml:space="preserve"> Android Auto</w:t>
-      </w:r>
-      <w:r>
-        <w:noBreakHyphen/>
-        <w:t>Rooting Adware Family</w:t>
-      </w:r>
-    </w:p>
-    <w:p>
-      <w:pPr>
-        <w:rPr>
-          <w:b/>
-          <w:bCs/>
-        </w:rPr>
-      </w:pPr>
-      <w:r>
-        <w:rPr>
-          <w:b/>
-          <w:bCs/>
-        </w:rPr>
-        <w:t>Overview</w:t>
-      </w:r>
-    </w:p>
-    <w:p>
-      <w:proofErr w:type="spellStart"/>
-      <w:r>
-        <w:t>ShiftyBug</w:t>
-      </w:r>
-      <w:proofErr w:type="spellEnd"/>
-      <w:r>
-        <w:t xml:space="preserve"> is an </w:t>
-      </w:r>
-      <w:r>
-        <w:rPr>
-          <w:b/>
-          <w:bCs/>
-        </w:rPr>
-        <w:t>auto</w:t>
-      </w:r>
-      <w:r>
-        <w:rPr>
-          <w:b/>
-          <w:bCs/>
-        </w:rPr>
-        <w:noBreakHyphen/>
-        <w:t>rooting adware family</w:t>
-      </w:r>
-      <w:r>
-        <w:t xml:space="preserve"> of Android malware. It is closely related to other Android malware families such as </w:t>
-      </w:r>
-      <w:proofErr w:type="spellStart"/>
-      <w:r>
-        <w:rPr>
-          <w:b/>
-          <w:bCs/>
-        </w:rPr>
-        <w:t>Shedun</w:t>
-      </w:r>
-      <w:proofErr w:type="spellEnd"/>
-      <w:r>
-        <w:rPr>
-          <w:b/>
-          <w:bCs/>
-        </w:rPr>
-        <w:t xml:space="preserve">, </w:t>
-      </w:r>
-      <w:proofErr w:type="spellStart"/>
-      <w:r>
-        <w:rPr>
-          <w:b/>
-          <w:bCs/>
-        </w:rPr>
-        <w:t>Shuanet</w:t>
-      </w:r>
-      <w:proofErr w:type="spellEnd"/>
-      <w:r>
-        <w:rPr>
-          <w:b/>
-          <w:bCs/>
-        </w:rPr>
-        <w:t xml:space="preserve">, and </w:t>
-      </w:r>
-      <w:proofErr w:type="spellStart"/>
-      <w:r>
-        <w:rPr>
-          <w:b/>
-          <w:bCs/>
-        </w:rPr>
-        <w:t>Kemoge</w:t>
-      </w:r>
-      <w:proofErr w:type="spellEnd"/>
-      <w:r>
-        <w:t xml:space="preserve">, though researchers believe they were not all created by the same group. Its main purpose is to </w:t>
-      </w:r>
-      <w:r>
-        <w:rPr>
-          <w:b/>
-          <w:bCs/>
-        </w:rPr>
-        <w:t>gain root access automatically</w:t>
-      </w:r>
-      <w:r>
-        <w:t xml:space="preserve"> and then flood the device with unwanted ads and malicious apps.</w:t>
-      </w:r>
-    </w:p>
-    <w:p>
-      <w:pPr>
-        <w:rPr>
-          <w:b/>
-          <w:bCs/>
-        </w:rPr>
-      </w:pPr>
-      <w:r>
-        <w:rPr>
-          <w:b/>
-          <w:bCs/>
-        </w:rPr>
-        <w:t>Technical Characteristics</w:t>
-      </w:r>
-    </w:p>
-    <w:p>
-      <w:pPr>
-        <w:numPr>
-          <w:ilvl w:val="0"/>
-          <w:numId w:val="43"/>
-        </w:numPr>
-      </w:pPr>
-      <w:r>
-        <w:t xml:space="preserve">Distributed through </w:t>
-      </w:r>
-      <w:r>
-        <w:rPr>
-          <w:b/>
-          <w:bCs/>
-        </w:rPr>
-        <w:t>malicious or repackaged apps</w:t>
-      </w:r>
-      <w:r>
-        <w:t>.</w:t>
-      </w:r>
-    </w:p>
-    <w:p>
-      <w:pPr>
-        <w:numPr>
-          <w:ilvl w:val="0"/>
-          <w:numId w:val="43"/>
-        </w:numPr>
-      </w:pPr>
-      <w:r>
-        <w:t xml:space="preserve">Uses </w:t>
-      </w:r>
-      <w:r>
-        <w:rPr>
-          <w:b/>
-          <w:bCs/>
-        </w:rPr>
-        <w:t>root exploits</w:t>
-      </w:r>
-      <w:r>
-        <w:t xml:space="preserve"> to gain full control of the device without user consent.</w:t>
-      </w:r>
-    </w:p>
-    <w:p>
-      <w:pPr>
-        <w:numPr>
-          <w:ilvl w:val="0"/>
-          <w:numId w:val="43"/>
-        </w:numPr>
-      </w:pPr>
-      <w:r>
-        <w:t xml:space="preserve">Installs </w:t>
-      </w:r>
-      <w:r>
-        <w:rPr>
-          <w:b/>
-          <w:bCs/>
-        </w:rPr>
-        <w:t>adware components</w:t>
-      </w:r>
-      <w:r>
-        <w:t xml:space="preserve"> that display intrusive ads.</w:t>
-      </w:r>
-    </w:p>
-    <w:p>
-      <w:pPr>
-        <w:numPr>
-          <w:ilvl w:val="0"/>
-          <w:numId w:val="43"/>
-        </w:numPr>
-      </w:pPr>
-      <w:r>
-        <w:t xml:space="preserve">Can </w:t>
-      </w:r>
-      <w:r>
-        <w:rPr>
-          <w:b/>
-          <w:bCs/>
-        </w:rPr>
-        <w:t>download and install additional apps</w:t>
-      </w:r>
-      <w:r>
-        <w:t xml:space="preserve"> silently.</w:t>
-      </w:r>
-    </w:p>
-    <w:p>
-      <w:pPr>
-        <w:numPr>
-          <w:ilvl w:val="0"/>
-          <w:numId w:val="43"/>
-        </w:numPr>
-      </w:pPr>
-      <w:r>
-        <w:t>Persists even after attempts to remove it, making cleanup difficult.</w:t>
-      </w:r>
-    </w:p>
-    <w:p>
-      <w:pPr>
-        <w:rPr>
-          <w:b/>
-          <w:bCs/>
-        </w:rPr>
-      </w:pPr>
-      <w:r>
-        <w:rPr>
-          <w:b/>
-          <w:bCs/>
-        </w:rPr>
-        <w:t>MITRE ATT&amp;CK Techniques</w:t>
-      </w:r>
-    </w:p>
-    <w:p>
-      <w:pPr>
-        <w:numPr>
-          <w:ilvl w:val="0"/>
-          <w:numId w:val="44"/>
-        </w:numPr>
-      </w:pPr>
-      <w:r>
-        <w:rPr>
-          <w:b/>
-          <w:bCs/>
-        </w:rPr>
-        <w:t>T1068 Exploitation for Privilege Escalation</w:t>
-      </w:r>
-      <w:r>
-        <w:t xml:space="preserve"> → Gains root access automatically.</w:t>
-      </w:r>
-    </w:p>
-    <w:p>
-      <w:pPr>
-        <w:numPr>
-          <w:ilvl w:val="0"/>
-          <w:numId w:val="44"/>
-        </w:numPr>
-      </w:pPr>
-      <w:r>
-        <w:rPr>
-          <w:b/>
-          <w:bCs/>
-        </w:rPr>
-        <w:t>T1105 Ingress Tool Transfer</w:t>
-      </w:r>
-      <w:r>
-        <w:t xml:space="preserve"> → Downloads and installs extra malicious apps.</w:t>
-      </w:r>
-    </w:p>
-    <w:p>
-      <w:pPr>
-        <w:numPr>
-          <w:ilvl w:val="0"/>
-          <w:numId w:val="44"/>
-        </w:numPr>
-      </w:pPr>
-      <w:r>
-        <w:rPr>
-          <w:b/>
-          <w:bCs/>
-        </w:rPr>
-        <w:t>T1112 Modify System Settings</w:t>
-      </w:r>
-      <w:r>
-        <w:t xml:space="preserve"> → Alters Android settings for persistence.</w:t>
-      </w:r>
-    </w:p>
-    <w:p>
-      <w:pPr>
-        <w:numPr>
-          <w:ilvl w:val="0"/>
-          <w:numId w:val="44"/>
-        </w:numPr>
-      </w:pPr>
-      <w:r>
-        <w:rPr>
-          <w:b/>
-          <w:bCs/>
-        </w:rPr>
-        <w:t>T1070 Indicator Removal</w:t>
-      </w:r>
-      <w:r>
-        <w:t xml:space="preserve"> → Attempts to hide traces of infection.</w:t>
-      </w:r>
-    </w:p>
-    <w:p>
-      <w:pPr>
-        <w:rPr>
-          <w:b/>
-          <w:bCs/>
-        </w:rPr>
-      </w:pPr>
-      <w:r>
-        <w:rPr>
-          <w:b/>
-          <w:bCs/>
-        </w:rPr>
-        <w:t>Indicators of Compromise (</w:t>
-      </w:r>
-      <w:proofErr w:type="spellStart"/>
-      <w:r>
-        <w:rPr>
-          <w:b/>
-          <w:bCs/>
-        </w:rPr>
-        <w:t>IoCs</w:t>
-      </w:r>
-      <w:proofErr w:type="spellEnd"/>
-      <w:r>
-        <w:rPr>
-          <w:b/>
-          <w:bCs/>
-        </w:rPr>
-        <w:t>)</w:t>
-      </w:r>
-    </w:p>
-    <w:p>
-      <w:pPr>
-        <w:numPr>
-          <w:ilvl w:val="0"/>
-          <w:numId w:val="45"/>
-        </w:numPr>
-      </w:pPr>
-      <w:r>
-        <w:t xml:space="preserve">Device shows </w:t>
-      </w:r>
-      <w:r>
-        <w:rPr>
-          <w:b/>
-          <w:bCs/>
-        </w:rPr>
-        <w:t>constant pop</w:t>
-      </w:r>
-      <w:r>
-        <w:rPr>
-          <w:b/>
-          <w:bCs/>
-        </w:rPr>
-        <w:noBreakHyphen/>
-        <w:t>up ads</w:t>
-      </w:r>
-      <w:r>
-        <w:t xml:space="preserve"> or redirects.</w:t>
-      </w:r>
-    </w:p>
-    <w:p>
-      <w:pPr>
-        <w:numPr>
-          <w:ilvl w:val="0"/>
-          <w:numId w:val="45"/>
-        </w:numPr>
-      </w:pPr>
-      <w:r>
-        <w:t>Apps reinstall themselves after removal.</w:t>
-      </w:r>
-    </w:p>
-    <w:p>
-      <w:pPr>
-        <w:numPr>
-          <w:ilvl w:val="0"/>
-          <w:numId w:val="45"/>
-        </w:numPr>
-      </w:pPr>
-      <w:r>
-        <w:t>Unusual battery drain and data usage.</w:t>
-      </w:r>
-    </w:p>
-    <w:p>
-      <w:pPr>
-        <w:numPr>
-          <w:ilvl w:val="0"/>
-          <w:numId w:val="45"/>
-        </w:numPr>
-      </w:pPr>
-      <w:r>
-        <w:lastRenderedPageBreak/>
-        <w:t>Presence of unauthorized apps with elevated permissions.</w:t>
-      </w:r>
-    </w:p>
-    <w:p>
-      <w:pPr>
-        <w:rPr>
-          <w:b/>
-          <w:bCs/>
-        </w:rPr>
-      </w:pPr>
-      <w:r>
-        <w:rPr>
-          <w:b/>
-          <w:bCs/>
-        </w:rPr>
-        <w:t>Detection Opportunities</w:t>
-      </w:r>
-    </w:p>
-    <w:p>
-      <w:pPr>
-        <w:numPr>
-          <w:ilvl w:val="0"/>
-          <w:numId w:val="46"/>
-        </w:numPr>
-      </w:pPr>
-      <w:r>
-        <w:t xml:space="preserve">Monitor for </w:t>
-      </w:r>
-      <w:r>
-        <w:rPr>
-          <w:b/>
-          <w:bCs/>
-        </w:rPr>
-        <w:t>rooting attempts</w:t>
-      </w:r>
-      <w:r>
-        <w:t xml:space="preserve"> or privilege escalation exploits.</w:t>
-      </w:r>
-    </w:p>
-    <w:p>
-      <w:pPr>
-        <w:numPr>
-          <w:ilvl w:val="0"/>
-          <w:numId w:val="46"/>
-        </w:numPr>
-      </w:pPr>
-      <w:r>
-        <w:t xml:space="preserve">Detect </w:t>
-      </w:r>
-      <w:r>
-        <w:rPr>
-          <w:b/>
-          <w:bCs/>
-        </w:rPr>
-        <w:t>apps requesting excessive permissions</w:t>
-      </w:r>
-      <w:r>
-        <w:t xml:space="preserve"> (device admin, SMS, etc.).</w:t>
-      </w:r>
-    </w:p>
-    <w:p>
-      <w:pPr>
-        <w:numPr>
-          <w:ilvl w:val="0"/>
-          <w:numId w:val="46"/>
-        </w:numPr>
-      </w:pPr>
-      <w:r>
-        <w:t xml:space="preserve">Watch for </w:t>
-      </w:r>
-      <w:r>
-        <w:rPr>
-          <w:b/>
-          <w:bCs/>
-        </w:rPr>
-        <w:t>suspicious ad traffic</w:t>
-      </w:r>
-      <w:r>
-        <w:t xml:space="preserve"> or abnormal background processes.</w:t>
-      </w:r>
-    </w:p>
-    <w:p>
-      <w:pPr>
-        <w:numPr>
-          <w:ilvl w:val="0"/>
-          <w:numId w:val="46"/>
-        </w:numPr>
-      </w:pPr>
-      <w:r>
-        <w:t xml:space="preserve">Use mobile threat </w:t>
-      </w:r>
-      <w:proofErr w:type="spellStart"/>
-      <w:r>
-        <w:t>defense</w:t>
-      </w:r>
-      <w:proofErr w:type="spellEnd"/>
-      <w:r>
-        <w:t xml:space="preserve"> solutions to flag </w:t>
-      </w:r>
-      <w:proofErr w:type="spellStart"/>
-      <w:r>
-        <w:t>ShiftyBug</w:t>
-      </w:r>
-      <w:proofErr w:type="spellEnd"/>
-      <w:r>
-        <w:t xml:space="preserve"> variants.</w:t>
-      </w:r>
-    </w:p>
-    <w:p>
-      <w:pPr>
-        <w:rPr>
-          <w:b/>
-          <w:bCs/>
-        </w:rPr>
-      </w:pPr>
-      <w:r>
-        <w:rPr>
-          <w:b/>
-          <w:bCs/>
-        </w:rPr>
-        <w:t>Mitigation Strategies</w:t>
-      </w:r>
-    </w:p>
-    <w:p>
-      <w:pPr>
-        <w:numPr>
-          <w:ilvl w:val="0"/>
-          <w:numId w:val="47"/>
-        </w:numPr>
-      </w:pPr>
-      <w:r>
-        <w:t xml:space="preserve">Avoid installing apps from </w:t>
-      </w:r>
-      <w:r>
-        <w:rPr>
-          <w:b/>
-          <w:bCs/>
-        </w:rPr>
-        <w:t>untrusted sources</w:t>
-      </w:r>
-      <w:r>
-        <w:t>.</w:t>
-      </w:r>
-    </w:p>
-    <w:p>
-      <w:pPr>
-        <w:numPr>
-          <w:ilvl w:val="0"/>
-          <w:numId w:val="47"/>
-        </w:numPr>
-      </w:pPr>
-      <w:r>
-        <w:t>Keep Android OS updated with the latest patches.</w:t>
-      </w:r>
-    </w:p>
-    <w:p>
-      <w:pPr>
-        <w:numPr>
-          <w:ilvl w:val="0"/>
-          <w:numId w:val="47"/>
-        </w:numPr>
-      </w:pPr>
-      <w:r>
-        <w:t xml:space="preserve">Use </w:t>
-      </w:r>
-      <w:r>
-        <w:rPr>
-          <w:b/>
-          <w:bCs/>
-        </w:rPr>
-        <w:t>Google Play Protect</w:t>
-      </w:r>
-      <w:r>
-        <w:t xml:space="preserve"> or enterprise mobile security tools.</w:t>
-      </w:r>
-    </w:p>
-    <w:p>
-      <w:pPr>
-        <w:numPr>
-          <w:ilvl w:val="0"/>
-          <w:numId w:val="47"/>
-        </w:numPr>
-      </w:pPr>
-      <w:r>
-        <w:t>Remove infected apps and reset/reimage the device if necessary.</w:t>
-      </w:r>
-    </w:p>
-    <w:p>
-      <w:pPr>
-        <w:numPr>
-          <w:ilvl w:val="0"/>
-          <w:numId w:val="47"/>
-        </w:numPr>
-      </w:pPr>
-      <w:r>
-        <w:t xml:space="preserve">Enforce </w:t>
-      </w:r>
-      <w:r>
-        <w:rPr>
-          <w:b/>
-          <w:bCs/>
-        </w:rPr>
-        <w:t>mobile device management (MDM)</w:t>
-      </w:r>
-      <w:r>
-        <w:t xml:space="preserve"> policies in enterprise settings.</w:t>
-      </w:r>
-    </w:p>
-    <w:p>
-      <w:pPr>
-        <w:pStyle w:val="Heading2"/>
-        <w:rPr>
-          <w:b/>
-          <w:bCs/>
-        </w:rPr>
-      </w:pPr>
-      <w:proofErr w:type="spellStart"/>
-      <w:r>
-        <w:rPr>
-          <w:b/>
-          <w:bCs/>
-        </w:rPr>
-        <w:t>RCSAndroid</w:t>
-      </w:r>
-      <w:proofErr w:type="spellEnd"/>
-      <w:r>
-        <w:rPr>
-          <w:b/>
-          <w:bCs/>
-        </w:rPr>
-        <w:t xml:space="preserve"> (S0295)</w:t>
-      </w:r>
-    </w:p>
-    <w:p>
-      <w:r>
-        <w:rPr>
-          <w:b/>
-          <w:bCs/>
-        </w:rPr>
-        <w:t>Software Name:</w:t>
-      </w:r>
-      <w:r>
-        <w:t xml:space="preserve"> </w:t>
-      </w:r>
-      <w:proofErr w:type="spellStart"/>
-      <w:r>
-        <w:t>RCSAndroid</w:t>
-      </w:r>
-      <w:proofErr w:type="spellEnd"/>
-      <w:r>
-        <w:t xml:space="preserve"> </w:t>
-      </w:r>
-      <w:r>
-        <w:rPr>
-          <w:b/>
-          <w:bCs/>
-        </w:rPr>
-        <w:t>Type:</w:t>
-      </w:r>
-      <w:r>
-        <w:t xml:space="preserve"> Android Malware / Spyware</w:t>
-      </w:r>
-    </w:p>
-    <w:p>
-      <w:pPr>
-        <w:rPr>
-          <w:b/>
-          <w:bCs/>
-        </w:rPr>
-      </w:pPr>
-      <w:r>
-        <w:rPr>
-          <w:b/>
-          <w:bCs/>
-        </w:rPr>
-        <w:t>Overview</w:t>
-      </w:r>
-    </w:p>
-    <w:p>
-      <w:proofErr w:type="spellStart"/>
-      <w:r>
-        <w:t>RCSAndroid</w:t>
-      </w:r>
-      <w:proofErr w:type="spellEnd"/>
-      <w:r>
-        <w:t xml:space="preserve"> is a powerful </w:t>
-      </w:r>
-      <w:r>
-        <w:rPr>
-          <w:b/>
-          <w:bCs/>
-        </w:rPr>
-        <w:t>Android spyware</w:t>
-      </w:r>
-      <w:r>
-        <w:t xml:space="preserve"> that can fully compromise a device. It is part of the </w:t>
-      </w:r>
-      <w:r>
-        <w:rPr>
-          <w:b/>
-          <w:bCs/>
-        </w:rPr>
-        <w:t>Remote Control System (RCS)</w:t>
-      </w:r>
-      <w:r>
-        <w:t xml:space="preserve"> surveillance platform, often linked to commercial spyware vendors. Once installed, it can </w:t>
-      </w:r>
-      <w:r>
-        <w:rPr>
-          <w:b/>
-          <w:bCs/>
-        </w:rPr>
-        <w:t>monitor, record, and control nearly all aspects of an Android phone</w:t>
-      </w:r>
-      <w:r>
-        <w:t>.</w:t>
-      </w:r>
-    </w:p>
-    <w:p>
-      <w:pPr>
-        <w:rPr>
-          <w:b/>
-          <w:bCs/>
-        </w:rPr>
-      </w:pPr>
-      <w:r>
-        <w:rPr>
-          <w:b/>
-          <w:bCs/>
-        </w:rPr>
-        <w:t>Technical Characteristics</w:t>
-      </w:r>
-    </w:p>
-    <w:p>
-      <w:pPr>
-        <w:numPr>
-          <w:ilvl w:val="0"/>
-          <w:numId w:val="48"/>
-        </w:numPr>
-      </w:pPr>
-      <w:r>
-        <w:rPr>
-          <w:b/>
-          <w:bCs/>
-        </w:rPr>
-        <w:t>Data Collection:</w:t>
-      </w:r>
-      <w:r>
-        <w:t xml:space="preserve"> Can steal SMS, emails, call logs, contacts, and browser history.</w:t>
-      </w:r>
-    </w:p>
-    <w:p>
-      <w:pPr>
-        <w:numPr>
-          <w:ilvl w:val="0"/>
-          <w:numId w:val="48"/>
-        </w:numPr>
-      </w:pPr>
-      <w:r>
-        <w:rPr>
-          <w:b/>
-          <w:bCs/>
-        </w:rPr>
-        <w:t>Remote Control:</w:t>
-      </w:r>
-      <w:r>
-        <w:t xml:space="preserve"> Allows attackers to record audio, take photos, and track GPS location.</w:t>
-      </w:r>
-    </w:p>
-    <w:p>
-      <w:pPr>
-        <w:numPr>
-          <w:ilvl w:val="0"/>
-          <w:numId w:val="48"/>
-        </w:numPr>
-      </w:pPr>
-      <w:r>
-        <w:rPr>
-          <w:b/>
-          <w:bCs/>
-        </w:rPr>
-        <w:t>Privilege Escalation:</w:t>
-      </w:r>
-      <w:r>
-        <w:t xml:space="preserve"> Uses exploits to gain root access for deeper control.</w:t>
-      </w:r>
-    </w:p>
-    <w:p>
-      <w:pPr>
-        <w:numPr>
-          <w:ilvl w:val="0"/>
-          <w:numId w:val="48"/>
-        </w:numPr>
-      </w:pPr>
-      <w:r>
-        <w:rPr>
-          <w:b/>
-          <w:bCs/>
-        </w:rPr>
-        <w:t>Persistence:</w:t>
-      </w:r>
-      <w:r>
-        <w:t xml:space="preserve"> Runs silently in the background, disguised as legitimate apps.</w:t>
-      </w:r>
-    </w:p>
-    <w:p>
-      <w:pPr>
-        <w:numPr>
-          <w:ilvl w:val="0"/>
-          <w:numId w:val="48"/>
-        </w:numPr>
-      </w:pPr>
-      <w:r>
-        <w:rPr>
-          <w:b/>
-          <w:bCs/>
-        </w:rPr>
-        <w:t>Command &amp; Control (C2):</w:t>
-      </w:r>
-      <w:r>
-        <w:t xml:space="preserve"> Communicates with attacker servers to send stolen data and receive instructions.</w:t>
-      </w:r>
-    </w:p>
-    <w:p>
-      <w:pPr>
-        <w:rPr>
-          <w:b/>
-          <w:bCs/>
-        </w:rPr>
-      </w:pPr>
-      <w:r>
-        <w:rPr>
-          <w:b/>
-          <w:bCs/>
-        </w:rPr>
-        <w:t>MITRE ATT&amp;CK Techniques</w:t>
-      </w:r>
-    </w:p>
-    <w:p>
-      <w:pPr>
-        <w:numPr>
-          <w:ilvl w:val="0"/>
-          <w:numId w:val="49"/>
-        </w:numPr>
-      </w:pPr>
-      <w:r>
-        <w:rPr>
-          <w:b/>
-          <w:bCs/>
-        </w:rPr>
-        <w:t>T1056 Input Capture</w:t>
-      </w:r>
-      <w:r>
-        <w:t xml:space="preserve"> → Collects SMS, emails, and call logs.</w:t>
-      </w:r>
-    </w:p>
-    <w:p>
-      <w:pPr>
-        <w:numPr>
-          <w:ilvl w:val="0"/>
-          <w:numId w:val="49"/>
-        </w:numPr>
-      </w:pPr>
-      <w:r>
-        <w:rPr>
-          <w:b/>
-          <w:bCs/>
-        </w:rPr>
-        <w:lastRenderedPageBreak/>
-        <w:t>T1082 System Information Discovery</w:t>
-      </w:r>
-      <w:r>
-        <w:t xml:space="preserve"> → Gathers device info and location.</w:t>
-      </w:r>
-    </w:p>
-    <w:p>
-      <w:pPr>
-        <w:numPr>
-          <w:ilvl w:val="0"/>
-          <w:numId w:val="49"/>
-        </w:numPr>
-      </w:pPr>
-      <w:r>
-        <w:rPr>
-          <w:b/>
-          <w:bCs/>
-        </w:rPr>
-        <w:t>T1113 Screen/Camera Capture</w:t>
-      </w:r>
-      <w:r>
-        <w:t xml:space="preserve"> → Takes photos and records video/audio.</w:t>
-      </w:r>
-    </w:p>
-    <w:p>
-      <w:pPr>
-        <w:numPr>
-          <w:ilvl w:val="0"/>
-          <w:numId w:val="49"/>
-        </w:numPr>
-      </w:pPr>
-      <w:r>
-        <w:rPr>
-          <w:b/>
-          <w:bCs/>
-        </w:rPr>
-        <w:t>T1068 Exploitation for Privilege Escalation</w:t>
-      </w:r>
-      <w:r>
-        <w:t xml:space="preserve"> → Gains root access.</w:t>
-      </w:r>
-    </w:p>
-    <w:p>
-      <w:pPr>
-        <w:numPr>
-          <w:ilvl w:val="0"/>
-          <w:numId w:val="49"/>
-        </w:numPr>
-      </w:pPr>
-      <w:r>
-        <w:rPr>
-          <w:b/>
-          <w:bCs/>
-        </w:rPr>
-        <w:t>T1071 Application Layer Protocol</w:t>
-      </w:r>
-      <w:r>
-        <w:t xml:space="preserve"> → Sends stolen data via network communication</w:t>
-      </w:r>
-    </w:p>
-    <w:p>
-      <w:pPr>
-        <w:rPr>
-          <w:b/>
-          <w:bCs/>
-        </w:rPr>
-      </w:pPr>
-      <w:r>
-        <w:rPr>
-          <w:b/>
-          <w:bCs/>
-        </w:rPr>
-        <w:t>Indicators of Compromise (</w:t>
-      </w:r>
-      <w:proofErr w:type="spellStart"/>
-      <w:r>
-        <w:rPr>
-          <w:b/>
-          <w:bCs/>
-        </w:rPr>
-        <w:t>IoCs</w:t>
-      </w:r>
-      <w:proofErr w:type="spellEnd"/>
-      <w:r>
-        <w:rPr>
-          <w:b/>
-          <w:bCs/>
-        </w:rPr>
-        <w:t>)</w:t>
-      </w:r>
-    </w:p>
-    <w:p>
-      <w:pPr>
-        <w:numPr>
-          <w:ilvl w:val="0"/>
-          <w:numId w:val="50"/>
-        </w:numPr>
-      </w:pPr>
-      <w:r>
-        <w:t>Unusual battery drain and data usage.</w:t>
-      </w:r>
-    </w:p>
-    <w:p>
-      <w:pPr>
-        <w:numPr>
-          <w:ilvl w:val="0"/>
-          <w:numId w:val="50"/>
-        </w:numPr>
-      </w:pPr>
-      <w:r>
-        <w:t>Suspicious background services running continuously.</w:t>
-      </w:r>
-    </w:p>
-    <w:p>
-      <w:pPr>
-        <w:numPr>
-          <w:ilvl w:val="0"/>
-          <w:numId w:val="50"/>
-        </w:numPr>
-      </w:pPr>
-      <w:r>
-        <w:t>Unauthorized access to microphone, camera, or GPS.</w:t>
-      </w:r>
-    </w:p>
-    <w:p>
-      <w:pPr>
-        <w:numPr>
-          <w:ilvl w:val="0"/>
-          <w:numId w:val="50"/>
-        </w:numPr>
-      </w:pPr>
-      <w:r>
-        <w:t>Unexpected files or logs being uploaded from the device.</w:t>
-      </w:r>
-    </w:p>
-    <w:p>
-      <w:pPr>
-        <w:rPr>
-          <w:b/>
-          <w:bCs/>
-        </w:rPr>
-      </w:pPr>
-      <w:r>
-        <w:rPr>
-          <w:b/>
-          <w:bCs/>
-        </w:rPr>
-        <w:t>Detection Opportunities</w:t>
-      </w:r>
-    </w:p>
-    <w:p>
-      <w:pPr>
-        <w:numPr>
-          <w:ilvl w:val="0"/>
-          <w:numId w:val="51"/>
-        </w:numPr>
-      </w:pPr>
-      <w:r>
-        <w:t xml:space="preserve">Monitor for </w:t>
-      </w:r>
-      <w:r>
-        <w:rPr>
-          <w:b/>
-          <w:bCs/>
-        </w:rPr>
-        <w:t>apps requesting excessive permissions</w:t>
-      </w:r>
-      <w:r>
-        <w:t xml:space="preserve"> (camera, mic, GPS, SMS).</w:t>
-      </w:r>
-    </w:p>
-    <w:p>
-      <w:pPr>
-        <w:numPr>
-          <w:ilvl w:val="0"/>
-          <w:numId w:val="51"/>
-        </w:numPr>
-      </w:pPr>
-      <w:r>
-        <w:t xml:space="preserve">Detect </w:t>
-      </w:r>
-      <w:r>
-        <w:rPr>
-          <w:b/>
-          <w:bCs/>
-        </w:rPr>
-        <w:t>rooting attempts</w:t>
-      </w:r>
-      <w:r>
-        <w:t xml:space="preserve"> or privilege escalation exploits.</w:t>
-      </w:r>
-    </w:p>
-    <w:p>
-      <w:pPr>
-        <w:numPr>
-          <w:ilvl w:val="0"/>
-          <w:numId w:val="51"/>
-        </w:numPr>
-      </w:pPr>
-      <w:r>
-        <w:t xml:space="preserve">Watch for </w:t>
-      </w:r>
-      <w:r>
-        <w:rPr>
-          <w:b/>
-          <w:bCs/>
-        </w:rPr>
-        <w:t>unusual network traffic</w:t>
-      </w:r>
-      <w:r>
-        <w:t xml:space="preserve"> to unknown servers.</w:t>
-      </w:r>
-    </w:p>
-    <w:p>
-      <w:pPr>
-        <w:numPr>
-          <w:ilvl w:val="0"/>
-          <w:numId w:val="51"/>
-        </w:numPr>
-      </w:pPr>
-      <w:r>
-        <w:t xml:space="preserve">Use mobile threat </w:t>
-      </w:r>
-      <w:proofErr w:type="spellStart"/>
-      <w:r>
-        <w:t>defense</w:t>
-      </w:r>
-      <w:proofErr w:type="spellEnd"/>
-      <w:r>
-        <w:t xml:space="preserve"> solutions to flag spyware </w:t>
-      </w:r>
-      <w:proofErr w:type="spellStart"/>
-      <w:r>
-        <w:t>behavior</w:t>
-      </w:r>
-      <w:proofErr w:type="spellEnd"/>
-      <w:r>
-        <w:t>.</w:t>
-      </w:r>
-    </w:p>
-    <w:p>
-      <w:pPr>
-        <w:rPr>
-          <w:b/>
-          <w:bCs/>
-        </w:rPr>
-      </w:pPr>
-      <w:r>
-        <w:rPr>
-          <w:b/>
-          <w:bCs/>
-        </w:rPr>
-        <w:t>Mitigation Strategies</w:t>
-      </w:r>
-    </w:p>
-    <w:p>
-      <w:pPr>
-        <w:numPr>
-          <w:ilvl w:val="0"/>
-          <w:numId w:val="52"/>
-        </w:numPr>
-      </w:pPr>
-      <w:r>
-        <w:t>Keep Android OS updated with the latest patches.</w:t>
-      </w:r>
-    </w:p>
-    <w:p>
-      <w:pPr>
-        <w:numPr>
-          <w:ilvl w:val="0"/>
-          <w:numId w:val="52"/>
-        </w:numPr>
-      </w:pPr>
-      <w:r>
-        <w:t>Avoid installing apps from untrusted sources.</w:t>
-      </w:r>
-    </w:p>
-    <w:p>
-      <w:pPr>
-        <w:numPr>
-          <w:ilvl w:val="0"/>
-          <w:numId w:val="52"/>
-        </w:numPr>
-      </w:pPr>
-      <w:r>
-        <w:t xml:space="preserve">Use </w:t>
-      </w:r>
-      <w:r>
-        <w:rPr>
-          <w:b/>
-          <w:bCs/>
-        </w:rPr>
-        <w:t>Google Play Protect</w:t>
-      </w:r>
-      <w:r>
-        <w:t xml:space="preserve"> or enterprise mobile security tools.</w:t>
-      </w:r>
-    </w:p>
-    <w:p>
-      <w:pPr>
-        <w:numPr>
-          <w:ilvl w:val="0"/>
-          <w:numId w:val="52"/>
-        </w:numPr>
-      </w:pPr>
-      <w:r>
-        <w:t>Revoke suspicious app permissions and uninstall unknown apps.</w:t>
-      </w:r>
-    </w:p>
-    <w:p>
-      <w:pPr>
-        <w:numPr>
-          <w:ilvl w:val="0"/>
-          <w:numId w:val="52"/>
-        </w:numPr>
-      </w:pPr>
-      <w:r>
-        <w:t>Reset or reimage compromised devices if infection is confirmed.</w:t>
-      </w:r>
-    </w:p>
-    <w:p>
-      <w:pPr>
-        <w:pStyle w:val="Heading2"/>
-        <w:rPr>
-          <w:b/>
-          <w:bCs/>
-        </w:rPr>
-      </w:pPr>
-      <w:proofErr w:type="spellStart"/>
-      <w:r>
-        <w:rPr>
-          <w:b/>
-          <w:bCs/>
-        </w:rPr>
-        <w:t>XcodeGhost</w:t>
-      </w:r>
-      <w:proofErr w:type="spellEnd"/>
-      <w:r>
-        <w:rPr>
-          <w:b/>
-          <w:bCs/>
-        </w:rPr>
-        <w:t xml:space="preserve"> (S029</w:t>
-      </w:r>
-      <w:r>
-        <w:rPr>
-          <w:b/>
-          <w:bCs/>
-        </w:rPr>
-        <w:t>7</w:t>
-      </w:r>
-      <w:r>
-        <w:rPr>
-          <w:b/>
-          <w:bCs/>
-        </w:rPr>
-        <w:t>)</w:t>
-      </w:r>
-    </w:p>
-    <w:p>
-      <w:r>
-        <w:rPr>
-          <w:b/>
-          <w:bCs/>
-        </w:rPr>
-        <w:t>Software Name:</w:t>
-      </w:r>
-      <w:r>
-        <w:t xml:space="preserve"> </w:t>
-      </w:r>
-      <w:proofErr w:type="spellStart"/>
-      <w:r>
-        <w:t>XcodeGhost</w:t>
-      </w:r>
-      <w:proofErr w:type="spellEnd"/>
-      <w:r>
-        <w:t xml:space="preserve"> </w:t>
-      </w:r>
-      <w:r>
-        <w:rPr>
-          <w:b/>
-          <w:bCs/>
-        </w:rPr>
-        <w:t>Type:</w:t>
-      </w:r>
-      <w:r>
-        <w:t xml:space="preserve"> iOS Malware</w:t>
-      </w:r>
-    </w:p>
-    <w:p>
-      <w:pPr>
-        <w:rPr>
-          <w:b/>
-          <w:bCs/>
-        </w:rPr>
-      </w:pPr>
-      <w:r>
-        <w:rPr>
-          <w:b/>
-          <w:bCs/>
-        </w:rPr>
-        <w:t>Overview</w:t>
-      </w:r>
-    </w:p>
-    <w:p>
-      <w:proofErr w:type="spellStart"/>
-      <w:r>
-        <w:t>XcodeGhost</w:t>
-      </w:r>
-      <w:proofErr w:type="spellEnd"/>
-      <w:r>
-        <w:t xml:space="preserve"> is </w:t>
-      </w:r>
-      <w:r>
-        <w:rPr>
-          <w:b/>
-          <w:bCs/>
-        </w:rPr>
-        <w:t>iOS malware</w:t>
-      </w:r>
-      <w:r>
-        <w:t xml:space="preserve"> that surfaced in </w:t>
-      </w:r>
-      <w:r>
-        <w:rPr>
-          <w:b/>
-          <w:bCs/>
-        </w:rPr>
-        <w:t>2015</w:t>
-      </w:r>
-      <w:r>
-        <w:t xml:space="preserve">, infecting at least </w:t>
-      </w:r>
-      <w:r>
-        <w:rPr>
-          <w:b/>
-          <w:bCs/>
-        </w:rPr>
-        <w:t>39 legitimate iOS apps</w:t>
-      </w:r>
-      <w:r>
-        <w:t xml:space="preserve"> and potentially impacting </w:t>
-      </w:r>
-      <w:r>
-        <w:rPr>
-          <w:b/>
-          <w:bCs/>
-        </w:rPr>
-        <w:t>millions of users worldwide</w:t>
-      </w:r>
-      <w:r>
-        <w:t xml:space="preserve">. It spread by compromising </w:t>
-      </w:r>
-      <w:r>
-        <w:rPr>
-          <w:b/>
-          <w:bCs/>
-        </w:rPr>
-        <w:t>Apple’s Xcode development environment</w:t>
-      </w:r>
-      <w:r>
-        <w:t>, tricking developers into unknowingly embedding malicious code into their apps.</w:t>
-      </w:r>
-    </w:p>
-    <w:p>
-      <w:pPr>
-        <w:rPr>
-          <w:b/>
-          <w:bCs/>
-        </w:rPr>
-      </w:pPr>
-      <w:r>
-        <w:rPr>
-          <w:b/>
-          <w:bCs/>
-        </w:rPr>
-        <w:t>Technical Characteristics</w:t>
-      </w:r>
-    </w:p>
-    <w:p>
-      <w:pPr>
-        <w:numPr>
-          <w:ilvl w:val="0"/>
-          <w:numId w:val="53"/>
-        </w:numPr>
-      </w:pPr>
-      <w:r>
-        <w:rPr>
-          <w:b/>
-          <w:bCs/>
-        </w:rPr>
-        <w:lastRenderedPageBreak/>
-        <w:t>Infection Vector:</w:t>
-      </w:r>
-      <w:r>
-        <w:t xml:space="preserve"> Malicious versions of Xcode were distributed outside official Apple channels (mainly in China).</w:t>
-      </w:r>
-    </w:p>
-    <w:p>
-      <w:pPr>
-        <w:numPr>
-          <w:ilvl w:val="0"/>
-          <w:numId w:val="53"/>
-        </w:numPr>
-      </w:pPr>
-      <w:r>
-        <w:rPr>
-          <w:b/>
-          <w:bCs/>
-        </w:rPr>
-        <w:t>Payload Injection:</w:t>
-      </w:r>
-      <w:r>
-        <w:t xml:space="preserve"> Apps built with the infected Xcode carried hidden malware.</w:t>
-      </w:r>
-    </w:p>
-    <w:p>
-      <w:pPr>
-        <w:numPr>
-          <w:ilvl w:val="0"/>
-          <w:numId w:val="53"/>
-        </w:numPr>
-      </w:pPr>
-      <w:r>
-        <w:rPr>
-          <w:b/>
-          <w:bCs/>
-        </w:rPr>
-        <w:t>Data Collection:</w:t>
-      </w:r>
-      <w:r>
-        <w:t xml:space="preserve"> Stole device information, app details, and could prompt fake alerts to phish credentials.</w:t>
-      </w:r>
-    </w:p>
-    <w:p>
-      <w:pPr>
-        <w:numPr>
-          <w:ilvl w:val="0"/>
-          <w:numId w:val="53"/>
-        </w:numPr>
-      </w:pPr>
-      <w:r>
-        <w:rPr>
-          <w:b/>
-          <w:bCs/>
-        </w:rPr>
-        <w:t>Command &amp; Control (C2):</w:t>
-      </w:r>
-      <w:r>
-        <w:t xml:space="preserve"> Communicated with attacker servers to upload stolen data and receive instructions.</w:t>
-      </w:r>
-    </w:p>
-    <w:p>
-      <w:pPr>
-        <w:numPr>
-          <w:ilvl w:val="0"/>
-          <w:numId w:val="53"/>
-        </w:numPr>
-      </w:pPr>
-      <w:r>
-        <w:rPr>
-          <w:b/>
-          <w:bCs/>
-        </w:rPr>
-        <w:t>Scale:</w:t>
-      </w:r>
-      <w:r>
-        <w:t xml:space="preserve"> Popular apps like WeChat, Didi Chuxing, and others were affected, leading to widespread exposure.</w:t>
-      </w:r>
-    </w:p>
-    <w:p>
-      <w:pPr>
-        <w:rPr>
-          <w:b/>
-          <w:bCs/>
-        </w:rPr>
-      </w:pPr>
-      <w:r>
-        <w:rPr>
-          <w:b/>
-          <w:bCs/>
-        </w:rPr>
-        <w:t>MITRE ATT&amp;CK Techniques</w:t>
-      </w:r>
-    </w:p>
-    <w:p>
-      <w:pPr>
-        <w:numPr>
-          <w:ilvl w:val="0"/>
-          <w:numId w:val="54"/>
-        </w:numPr>
-      </w:pPr>
-      <w:r>
-        <w:rPr>
-          <w:b/>
-          <w:bCs/>
-        </w:rPr>
-        <w:t>T1195 Supply Chain Compromise</w:t>
-      </w:r>
-      <w:r>
-        <w:t xml:space="preserve"> → Infected developer tools (Xcode).</w:t>
-      </w:r>
-    </w:p>
-    <w:p>
-      <w:pPr>
-        <w:numPr>
-          <w:ilvl w:val="0"/>
-          <w:numId w:val="54"/>
-        </w:numPr>
-      </w:pPr>
-      <w:r>
-        <w:rPr>
-          <w:b/>
-          <w:bCs/>
-        </w:rPr>
-        <w:t>T1056 Input Capture</w:t>
-      </w:r>
-      <w:r>
-        <w:t xml:space="preserve"> → Could trick users into entering credentials via fake alerts.</w:t>
-      </w:r>
-    </w:p>
-    <w:p>
-      <w:pPr>
-        <w:numPr>
-          <w:ilvl w:val="0"/>
-          <w:numId w:val="54"/>
-        </w:numPr>
-      </w:pPr>
-      <w:r>
-        <w:rPr>
-          <w:b/>
-          <w:bCs/>
-        </w:rPr>
-        <w:t>T1082 System Information Discovery</w:t>
-      </w:r>
-      <w:r>
-        <w:t xml:space="preserve"> → Collected device and app info.</w:t>
-      </w:r>
-    </w:p>
-    <w:p>
-      <w:pPr>
-        <w:numPr>
-          <w:ilvl w:val="0"/>
-          <w:numId w:val="54"/>
-        </w:numPr>
-      </w:pPr>
-      <w:r>
-        <w:rPr>
-          <w:b/>
-          <w:bCs/>
-        </w:rPr>
-        <w:t>T1071 Application Layer Protocol</w:t>
-      </w:r>
-      <w:r>
-        <w:t xml:space="preserve"> → Sent stolen data to attacker servers.</w:t>
-      </w:r>
-    </w:p>
-    <w:p>
-      <w:pPr>
-        <w:rPr>
-          <w:b/>
-          <w:bCs/>
-        </w:rPr>
-      </w:pPr>
-      <w:r>
-        <w:rPr>
-          <w:b/>
-          <w:bCs/>
-        </w:rPr>
-        <w:t>Indicators of Compromise (</w:t>
-      </w:r>
-      <w:proofErr w:type="spellStart"/>
-      <w:r>
-        <w:rPr>
-          <w:b/>
-          <w:bCs/>
-        </w:rPr>
-        <w:t>IoCs</w:t>
-      </w:r>
-      <w:proofErr w:type="spellEnd"/>
-      <w:r>
-        <w:rPr>
-          <w:b/>
-          <w:bCs/>
-        </w:rPr>
-        <w:t>)</w:t>
-      </w:r>
-    </w:p>
-    <w:p>
-      <w:pPr>
-        <w:numPr>
-          <w:ilvl w:val="0"/>
-          <w:numId w:val="55"/>
-        </w:numPr>
-      </w:pPr>
-      <w:r>
-        <w:t>Apps built with unofficial Xcode versions.</w:t>
-      </w:r>
-    </w:p>
-    <w:p>
-      <w:pPr>
-        <w:numPr>
-          <w:ilvl w:val="0"/>
-          <w:numId w:val="55"/>
-        </w:numPr>
-      </w:pPr>
-      <w:r>
-        <w:t>Unexpected network traffic from legitimate apps to unknown servers.</w:t>
-      </w:r>
-    </w:p>
-    <w:p>
-      <w:pPr>
-        <w:numPr>
-          <w:ilvl w:val="0"/>
-          <w:numId w:val="55"/>
-        </w:numPr>
-      </w:pPr>
-      <w:r>
-        <w:t>Fake system alerts or pop</w:t>
-      </w:r>
-      <w:r>
-        <w:noBreakHyphen/>
-        <w:t>ups requesting user credentials.</w:t>
-      </w:r>
-    </w:p>
-    <w:p>
-      <w:pPr>
-        <w:rPr>
-          <w:b/>
-          <w:bCs/>
-        </w:rPr>
-      </w:pPr>
-      <w:r>
-        <w:rPr>
-          <w:b/>
-          <w:bCs/>
-        </w:rPr>
-        <w:t>Detection Opportunities</w:t>
-      </w:r>
-    </w:p>
-    <w:p>
-      <w:pPr>
-        <w:numPr>
-          <w:ilvl w:val="0"/>
-          <w:numId w:val="56"/>
-        </w:numPr>
-      </w:pPr>
-      <w:r>
-        <w:t xml:space="preserve">Monitor for </w:t>
-      </w:r>
-      <w:r>
-        <w:rPr>
-          <w:b/>
-          <w:bCs/>
-        </w:rPr>
-        <w:t>apps compiled with non</w:t>
-      </w:r>
-      <w:r>
-        <w:rPr>
-          <w:b/>
-          <w:bCs/>
-        </w:rPr>
-        <w:noBreakHyphen/>
-        <w:t>official Xcode versions</w:t>
-      </w:r>
-      <w:r>
-        <w:t>.</w:t>
-      </w:r>
-    </w:p>
-    <w:p>
-      <w:pPr>
-        <w:numPr>
-          <w:ilvl w:val="0"/>
-          <w:numId w:val="56"/>
-        </w:numPr>
-      </w:pPr>
-      <w:r>
-        <w:t xml:space="preserve">Detect </w:t>
-      </w:r>
-      <w:r>
-        <w:rPr>
-          <w:b/>
-          <w:bCs/>
-        </w:rPr>
-        <w:t>suspicious outbound traffic</w:t>
-      </w:r>
-      <w:r>
-        <w:t xml:space="preserve"> from trusted apps.</w:t>
-      </w:r>
-    </w:p>
-    <w:p>
-      <w:pPr>
-        <w:numPr>
-          <w:ilvl w:val="0"/>
-          <w:numId w:val="56"/>
-        </w:numPr>
-      </w:pPr>
-      <w:r>
-        <w:t xml:space="preserve">Watch for </w:t>
-      </w:r>
-      <w:r>
-        <w:rPr>
-          <w:b/>
-          <w:bCs/>
-        </w:rPr>
-        <w:t>fake alerts or credential prompts</w:t>
-      </w:r>
-      <w:r>
-        <w:t xml:space="preserve"> inside legitimate apps.</w:t>
-      </w:r>
-    </w:p>
-    <w:p>
-      <w:pPr>
-        <w:rPr>
-          <w:b/>
-          <w:bCs/>
-        </w:rPr>
-      </w:pPr>
-      <w:r>
-        <w:rPr>
-          <w:b/>
-          <w:bCs/>
-        </w:rPr>
-        <w:t>Mitigation Strategies</w:t>
-      </w:r>
-    </w:p>
-    <w:p>
-      <w:pPr>
-        <w:numPr>
-          <w:ilvl w:val="0"/>
-          <w:numId w:val="57"/>
-        </w:numPr>
-      </w:pPr>
-      <w:r>
-        <w:t xml:space="preserve">Always download </w:t>
-      </w:r>
-      <w:r>
-        <w:rPr>
-          <w:b/>
-          <w:bCs/>
-        </w:rPr>
-        <w:t>Xcode from Apple’s official site</w:t>
-      </w:r>
-      <w:r>
-        <w:t>.</w:t>
-      </w:r>
-    </w:p>
-    <w:p>
-      <w:pPr>
-        <w:numPr>
-          <w:ilvl w:val="0"/>
-          <w:numId w:val="57"/>
-        </w:numPr>
-      </w:pPr>
-      <w:r>
-        <w:t>Verify app integrity before publishing to the App Store.</w:t>
-      </w:r>
-    </w:p>
-    <w:p>
-      <w:pPr>
-        <w:numPr>
-          <w:ilvl w:val="0"/>
-          <w:numId w:val="57"/>
-        </w:numPr>
-      </w:pPr>
-      <w:r>
-        <w:t xml:space="preserve">Use </w:t>
-      </w:r>
-      <w:r>
-        <w:rPr>
-          <w:b/>
-          <w:bCs/>
-        </w:rPr>
-        <w:t>Apple’s security checks</w:t>
-      </w:r>
-      <w:r>
-        <w:t xml:space="preserve"> and app notarization tools.</w:t>
-      </w:r>
-    </w:p>
-    <w:p>
-      <w:pPr>
-        <w:numPr>
-          <w:ilvl w:val="0"/>
-          <w:numId w:val="57"/>
-        </w:numPr>
-      </w:pPr>
-      <w:r>
-        <w:t xml:space="preserve">Educate developers about </w:t>
-      </w:r>
-      <w:r>
-        <w:rPr>
-          <w:b/>
-          <w:bCs/>
-        </w:rPr>
-        <w:t>supply chain risks</w:t>
-      </w:r>
-      <w:r>
-        <w:t>.</w:t>
-      </w:r>
-    </w:p>
-    <w:p>
-      <w:pPr>
-        <w:numPr>
-          <w:ilvl w:val="0"/>
-          <w:numId w:val="57"/>
-        </w:numPr>
-      </w:pPr>
-      <w:r>
-        <w:t>Remove and reinstall affected apps from trusted sources.</w:t>
-      </w:r>
-    </w:p>
-    <w:p/>
-    <w:p>
-      <w:pPr>
-        <w:pStyle w:val="Heading2"/>
-        <w:rPr>
-          <w:b/>
-          <w:bCs/>
-        </w:rPr>
-      </w:pPr>
-      <w:proofErr w:type="spellStart"/>
-      <w:r>
-        <w:rPr>
-          <w:b/>
-          <w:bCs/>
-        </w:rPr>
-        <w:lastRenderedPageBreak/>
         <w:t>Xbot</w:t>
       </w:r>
       <w:proofErr w:type="spellEnd"/>
@@ -9092,6 +9119,7 @@
           <w:b/>
           <w:bCs/>
         </w:rPr>
+        <w:lastRenderedPageBreak/>
         <w:t>T1204 User Execution</w:t>
       </w:r>
       <w:r>
@@ -9206,363 +9234,349 @@
         </w:numPr>
       </w:pPr>
       <w:r>
+        <w:t>Unusual network traffic to unknown servers.</w:t>
+      </w:r>
+    </w:p>
+    <w:p>
+      <w:pPr>
+        <w:rPr>
+          <w:b/>
+          <w:bCs/>
+        </w:rPr>
+      </w:pPr>
+      <w:r>
+        <w:rPr>
+          <w:b/>
+          <w:bCs/>
+        </w:rPr>
+        <w:t>Detection Opportunities</w:t>
+      </w:r>
+    </w:p>
+    <w:p>
+      <w:pPr>
+        <w:numPr>
+          <w:ilvl w:val="0"/>
+          <w:numId w:val="61"/>
+        </w:numPr>
+      </w:pPr>
+      <w:r>
+        <w:t xml:space="preserve">Monitor for </w:t>
+      </w:r>
+      <w:r>
+        <w:rPr>
+          <w:b/>
+          <w:bCs/>
+        </w:rPr>
+        <w:t>apps requesting excessive permissions</w:t>
+      </w:r>
+      <w:r>
+        <w:t xml:space="preserve"> (SMS, overlay, device admin).</w:t>
+      </w:r>
+    </w:p>
+    <w:p>
+      <w:pPr>
+        <w:numPr>
+          <w:ilvl w:val="0"/>
+          <w:numId w:val="61"/>
+        </w:numPr>
+      </w:pPr>
+      <w:r>
+        <w:t xml:space="preserve">Detect </w:t>
+      </w:r>
+      <w:r>
+        <w:rPr>
+          <w:b/>
+          <w:bCs/>
+        </w:rPr>
+        <w:t>overlay attacks</w:t>
+      </w:r>
+      <w:r>
+        <w:t xml:space="preserve"> on legitimate banking apps.</w:t>
+      </w:r>
+    </w:p>
+    <w:p>
+      <w:pPr>
+        <w:numPr>
+          <w:ilvl w:val="0"/>
+          <w:numId w:val="61"/>
+        </w:numPr>
+      </w:pPr>
+      <w:r>
+        <w:t xml:space="preserve">Watch for </w:t>
+      </w:r>
+      <w:r>
+        <w:rPr>
+          <w:b/>
+          <w:bCs/>
+        </w:rPr>
+        <w:t>suspicious SMS interception</w:t>
+      </w:r>
+      <w:r>
+        <w:t xml:space="preserve"> activity.</w:t>
+      </w:r>
+    </w:p>
+    <w:p>
+      <w:pPr>
+        <w:numPr>
+          <w:ilvl w:val="0"/>
+          <w:numId w:val="61"/>
+        </w:numPr>
+      </w:pPr>
+      <w:r>
+        <w:t xml:space="preserve">Use mobile threat </w:t>
+      </w:r>
+      <w:proofErr w:type="spellStart"/>
+      <w:r>
+        <w:t>defense</w:t>
+      </w:r>
+      <w:proofErr w:type="spellEnd"/>
+      <w:r>
+        <w:t xml:space="preserve"> solutions to flag ransomware </w:t>
+      </w:r>
+      <w:proofErr w:type="spellStart"/>
+      <w:r>
+        <w:t>behavior</w:t>
+      </w:r>
+      <w:proofErr w:type="spellEnd"/>
+      <w:r>
+        <w:t>.</w:t>
+      </w:r>
+    </w:p>
+    <w:p>
+      <w:pPr>
+        <w:rPr>
+          <w:b/>
+          <w:bCs/>
+        </w:rPr>
+      </w:pPr>
+      <w:r>
+        <w:rPr>
+          <w:b/>
+          <w:bCs/>
+        </w:rPr>
+        <w:t>Mitigation Strategies</w:t>
+      </w:r>
+    </w:p>
+    <w:p>
+      <w:pPr>
+        <w:numPr>
+          <w:ilvl w:val="0"/>
+          <w:numId w:val="62"/>
+        </w:numPr>
+      </w:pPr>
+      <w:r>
+        <w:t>Keep Android OS updated with the latest patches.</w:t>
+      </w:r>
+    </w:p>
+    <w:p>
+      <w:pPr>
+        <w:numPr>
+          <w:ilvl w:val="0"/>
+          <w:numId w:val="62"/>
+        </w:numPr>
+      </w:pPr>
+      <w:r>
+        <w:t>Avoid installing apps from untrusted sources.</w:t>
+      </w:r>
+    </w:p>
+    <w:p>
+      <w:pPr>
+        <w:numPr>
+          <w:ilvl w:val="0"/>
+          <w:numId w:val="62"/>
+        </w:numPr>
+      </w:pPr>
+      <w:r>
+        <w:t xml:space="preserve">Use </w:t>
+      </w:r>
+      <w:r>
+        <w:rPr>
+          <w:b/>
+          <w:bCs/>
+        </w:rPr>
+        <w:t>Google Play Protect</w:t>
+      </w:r>
+      <w:r>
+        <w:t xml:space="preserve"> or enterprise mobile security tools.</w:t>
+      </w:r>
+    </w:p>
+    <w:p>
+      <w:pPr>
+        <w:numPr>
+          <w:ilvl w:val="0"/>
+          <w:numId w:val="62"/>
+        </w:numPr>
+      </w:pPr>
+      <w:r>
+        <w:t xml:space="preserve">Educate users about </w:t>
+      </w:r>
+      <w:r>
+        <w:rPr>
+          <w:b/>
+          <w:bCs/>
+        </w:rPr>
+        <w:t>banking trojan overlays</w:t>
+      </w:r>
+      <w:r>
+        <w:t xml:space="preserve"> and ransomware risks.</w:t>
+      </w:r>
+    </w:p>
+    <w:p>
+      <w:pPr>
+        <w:numPr>
+          <w:ilvl w:val="0"/>
+          <w:numId w:val="62"/>
+        </w:numPr>
+      </w:pPr>
+      <w:r>
+        <w:t>Reset or reimage compromised devices if infection is confirmed.</w:t>
+      </w:r>
+    </w:p>
+    <w:p>
+      <w:pPr>
+        <w:pStyle w:val="Heading2"/>
+        <w:rPr>
+          <w:b/>
+          <w:bCs/>
+        </w:rPr>
+      </w:pPr>
+      <w:proofErr w:type="spellStart"/>
+      <w:r>
+        <w:rPr>
+          <w:b/>
+          <w:bCs/>
+        </w:rPr>
+        <w:t>NotCompatible</w:t>
+      </w:r>
+      <w:proofErr w:type="spellEnd"/>
+      <w:r>
+        <w:rPr>
+          <w:b/>
+          <w:bCs/>
+        </w:rPr>
+        <w:t xml:space="preserve"> (S0299)</w:t>
+      </w:r>
+    </w:p>
+    <w:p>
+      <w:r>
+        <w:rPr>
+          <w:b/>
+          <w:bCs/>
+        </w:rPr>
+        <w:t>Software Name:</w:t>
+      </w:r>
+      <w:r>
+        <w:t xml:space="preserve"> </w:t>
+      </w:r>
+      <w:proofErr w:type="spellStart"/>
+      <w:r>
+        <w:t>NotCompatible</w:t>
+      </w:r>
+      <w:proofErr w:type="spellEnd"/>
+      <w:r>
+        <w:t xml:space="preserve"> </w:t>
+      </w:r>
+      <w:r>
+        <w:rPr>
+          <w:b/>
+          <w:bCs/>
+        </w:rPr>
+        <w:t>Type:</w:t>
+      </w:r>
+      <w:r>
+        <w:t xml:space="preserve"> Android Malware Family </w:t>
+      </w:r>
+      <w:r>
+        <w:rPr>
+          <w:b/>
+          <w:bCs/>
+        </w:rPr>
+        <w:t>Active Period:</w:t>
+      </w:r>
+      <w:r>
+        <w:t xml:space="preserve"> At least </w:t>
+      </w:r>
+      <w:r>
+        <w:rPr>
+          <w:b/>
+          <w:bCs/>
+        </w:rPr>
+        <w:t>2014–2016</w:t>
+      </w:r>
+    </w:p>
+    <w:p>
+      <w:pPr>
+        <w:rPr>
+          <w:b/>
+          <w:bCs/>
+        </w:rPr>
+      </w:pPr>
+      <w:r>
+        <w:rPr>
+          <w:b/>
+          <w:bCs/>
+        </w:rPr>
+        <w:t>Overview</w:t>
+      </w:r>
+    </w:p>
+    <w:p>
+      <w:proofErr w:type="spellStart"/>
+      <w:r>
+        <w:t>NotCompatible</w:t>
+      </w:r>
+      <w:proofErr w:type="spellEnd"/>
+      <w:r>
+        <w:t xml:space="preserve"> is an </w:t>
+      </w:r>
+      <w:r>
+        <w:rPr>
+          <w:b/>
+          <w:bCs/>
+        </w:rPr>
+        <w:t>Android malware family</w:t>
+      </w:r>
+      <w:r>
+        <w:t xml:space="preserve"> that evolved through multiple variants, becoming more sophisticated over time. It was primarily distributed through malicious apps and phishing campaigns, and it turned infected devices into part of a </w:t>
+      </w:r>
+      <w:r>
+        <w:rPr>
+          <w:b/>
+          <w:bCs/>
+        </w:rPr>
+        <w:t>botnet</w:t>
+      </w:r>
+      <w:r>
+        <w:t>. Attackers used this botnet for spam campaigns, credential theft, and network intrusions.</w:t>
+      </w:r>
+    </w:p>
+    <w:p>
+      <w:pPr>
+        <w:rPr>
+          <w:b/>
+          <w:bCs/>
+        </w:rPr>
+      </w:pPr>
+      <w:r>
+        <w:rPr>
+          <w:b/>
+          <w:bCs/>
+        </w:rPr>
+        <w:t>Technical Characteristics</w:t>
+      </w:r>
+    </w:p>
+    <w:p>
+      <w:pPr>
+        <w:numPr>
+          <w:ilvl w:val="0"/>
+          <w:numId w:val="63"/>
+        </w:numPr>
+      </w:pPr>
+      <w:r>
+        <w:rPr>
+          <w:b/>
+          <w:bCs/>
+        </w:rPr>
         <w:lastRenderedPageBreak/>
-        <w:t>Unusual network traffic to unknown servers.</w:t>
-      </w:r>
-    </w:p>
-    <w:p>
-      <w:pPr>
-        <w:rPr>
-          <w:b/>
-          <w:bCs/>
-        </w:rPr>
-      </w:pPr>
-      <w:r>
-        <w:rPr>
-          <w:b/>
-          <w:bCs/>
-        </w:rPr>
-        <w:t>Detection Opportunities</w:t>
-      </w:r>
-    </w:p>
-    <w:p>
-      <w:pPr>
-        <w:numPr>
-          <w:ilvl w:val="0"/>
-          <w:numId w:val="61"/>
-        </w:numPr>
-      </w:pPr>
-      <w:r>
-        <w:t xml:space="preserve">Monitor for </w:t>
-      </w:r>
-      <w:r>
-        <w:rPr>
-          <w:b/>
-          <w:bCs/>
-        </w:rPr>
-        <w:t>apps requesting excessive permissions</w:t>
-      </w:r>
-      <w:r>
-        <w:t xml:space="preserve"> (SMS, overlay, device admin).</w:t>
-      </w:r>
-    </w:p>
-    <w:p>
-      <w:pPr>
-        <w:numPr>
-          <w:ilvl w:val="0"/>
-          <w:numId w:val="61"/>
-        </w:numPr>
-      </w:pPr>
-      <w:r>
-        <w:t xml:space="preserve">Detect </w:t>
-      </w:r>
-      <w:r>
-        <w:rPr>
-          <w:b/>
-          <w:bCs/>
-        </w:rPr>
-        <w:t>overlay attacks</w:t>
-      </w:r>
-      <w:r>
-        <w:t xml:space="preserve"> on legitimate banking apps.</w:t>
-      </w:r>
-    </w:p>
-    <w:p>
-      <w:pPr>
-        <w:numPr>
-          <w:ilvl w:val="0"/>
-          <w:numId w:val="61"/>
-        </w:numPr>
-      </w:pPr>
-      <w:r>
-        <w:t xml:space="preserve">Watch for </w:t>
-      </w:r>
-      <w:r>
-        <w:rPr>
-          <w:b/>
-          <w:bCs/>
-        </w:rPr>
-        <w:t>suspicious SMS interception</w:t>
-      </w:r>
-      <w:r>
-        <w:t xml:space="preserve"> activity.</w:t>
-      </w:r>
-    </w:p>
-    <w:p>
-      <w:pPr>
-        <w:numPr>
-          <w:ilvl w:val="0"/>
-          <w:numId w:val="61"/>
-        </w:numPr>
-      </w:pPr>
-      <w:r>
-        <w:t xml:space="preserve">Use mobile threat </w:t>
-      </w:r>
-      <w:proofErr w:type="spellStart"/>
-      <w:r>
-        <w:t>defense</w:t>
-      </w:r>
-      <w:proofErr w:type="spellEnd"/>
-      <w:r>
-        <w:t xml:space="preserve"> solutions to flag ransomware </w:t>
-      </w:r>
-      <w:proofErr w:type="spellStart"/>
-      <w:r>
-        <w:t>behavior</w:t>
-      </w:r>
-      <w:proofErr w:type="spellEnd"/>
-      <w:r>
-        <w:t>.</w:t>
-      </w:r>
-    </w:p>
-    <w:p>
-      <w:pPr>
-        <w:rPr>
-          <w:b/>
-          <w:bCs/>
-        </w:rPr>
-      </w:pPr>
-      <w:r>
-        <w:rPr>
-          <w:b/>
-          <w:bCs/>
-        </w:rPr>
-        <w:t>Mitigation Strategies</w:t>
-      </w:r>
-    </w:p>
-    <w:p>
-      <w:pPr>
-        <w:numPr>
-          <w:ilvl w:val="0"/>
-          <w:numId w:val="62"/>
-        </w:numPr>
-      </w:pPr>
-      <w:r>
-        <w:t>Keep Android OS updated with the latest patches.</w:t>
-      </w:r>
-    </w:p>
-    <w:p>
-      <w:pPr>
-        <w:numPr>
-          <w:ilvl w:val="0"/>
-          <w:numId w:val="62"/>
-        </w:numPr>
-      </w:pPr>
-      <w:r>
-        <w:t>Avoid installing apps from untrusted sources.</w:t>
-      </w:r>
-    </w:p>
-    <w:p>
-      <w:pPr>
-        <w:numPr>
-          <w:ilvl w:val="0"/>
-          <w:numId w:val="62"/>
-        </w:numPr>
-      </w:pPr>
-      <w:r>
-        <w:t xml:space="preserve">Use </w:t>
-      </w:r>
-      <w:r>
-        <w:rPr>
-          <w:b/>
-          <w:bCs/>
-        </w:rPr>
-        <w:t>Google Play Protect</w:t>
-      </w:r>
-      <w:r>
-        <w:t xml:space="preserve"> or enterprise mobile security tools.</w:t>
-      </w:r>
-    </w:p>
-    <w:p>
-      <w:pPr>
-        <w:numPr>
-          <w:ilvl w:val="0"/>
-          <w:numId w:val="62"/>
-        </w:numPr>
-      </w:pPr>
-      <w:r>
-        <w:t xml:space="preserve">Educate users about </w:t>
-      </w:r>
-      <w:r>
-        <w:rPr>
-          <w:b/>
-          <w:bCs/>
-        </w:rPr>
-        <w:t>banking trojan overlays</w:t>
-      </w:r>
-      <w:r>
-        <w:t xml:space="preserve"> and ransomware risks.</w:t>
-      </w:r>
-    </w:p>
-    <w:p>
-      <w:pPr>
-        <w:numPr>
-          <w:ilvl w:val="0"/>
-          <w:numId w:val="62"/>
-        </w:numPr>
-      </w:pPr>
-      <w:r>
-        <w:t>Reset or reimage compromised devices if infection is confirmed.</w:t>
-      </w:r>
-    </w:p>
-    <w:p>
-      <w:pPr>
-        <w:pStyle w:val="Heading2"/>
-        <w:rPr>
-          <w:b/>
-          <w:bCs/>
-        </w:rPr>
-      </w:pPr>
-      <w:proofErr w:type="spellStart"/>
-      <w:r>
-        <w:rPr>
-          <w:b/>
-          <w:bCs/>
-        </w:rPr>
-        <w:t>NotCompatible</w:t>
-      </w:r>
-      <w:proofErr w:type="spellEnd"/>
-      <w:r>
-        <w:rPr>
-          <w:b/>
-          <w:bCs/>
-        </w:rPr>
-        <w:t xml:space="preserve"> (S029</w:t>
-      </w:r>
-      <w:r>
-        <w:rPr>
-          <w:b/>
-          <w:bCs/>
-        </w:rPr>
-        <w:t>9</w:t>
-      </w:r>
-      <w:r>
-        <w:rPr>
-          <w:b/>
-          <w:bCs/>
-        </w:rPr>
-        <w:t>)</w:t>
-      </w:r>
-    </w:p>
-    <w:p>
-      <w:r>
-        <w:rPr>
-          <w:b/>
-          <w:bCs/>
-        </w:rPr>
-        <w:t>Software Name:</w:t>
-      </w:r>
-      <w:r>
-        <w:t xml:space="preserve"> </w:t>
-      </w:r>
-      <w:proofErr w:type="spellStart"/>
-      <w:r>
-        <w:t>NotCompatible</w:t>
-      </w:r>
-      <w:proofErr w:type="spellEnd"/>
-      <w:r>
-        <w:t xml:space="preserve"> </w:t>
-      </w:r>
-      <w:r>
-        <w:rPr>
-          <w:b/>
-          <w:bCs/>
-        </w:rPr>
-        <w:t>Type:</w:t>
-      </w:r>
-      <w:r>
-        <w:t xml:space="preserve"> Android Malware Family </w:t>
-      </w:r>
-      <w:r>
-        <w:rPr>
-          <w:b/>
-          <w:bCs/>
-        </w:rPr>
-        <w:t>Active Period:</w:t>
-      </w:r>
-      <w:r>
-        <w:t xml:space="preserve"> At least </w:t>
-      </w:r>
-      <w:r>
-        <w:rPr>
-          <w:b/>
-          <w:bCs/>
-        </w:rPr>
-        <w:t>2014–2016</w:t>
-      </w:r>
-    </w:p>
-    <w:p>
-      <w:pPr>
-        <w:rPr>
-          <w:b/>
-          <w:bCs/>
-        </w:rPr>
-      </w:pPr>
-      <w:r>
-        <w:rPr>
-          <w:b/>
-          <w:bCs/>
-        </w:rPr>
-        <w:t>Overview</w:t>
-      </w:r>
-    </w:p>
-    <w:p>
-      <w:proofErr w:type="spellStart"/>
-      <w:r>
-        <w:t>NotCompatible</w:t>
-      </w:r>
-      <w:proofErr w:type="spellEnd"/>
-      <w:r>
-        <w:t xml:space="preserve"> is an </w:t>
-      </w:r>
-      <w:r>
-        <w:rPr>
-          <w:b/>
-          <w:bCs/>
-        </w:rPr>
-        <w:t>Android malware family</w:t>
-      </w:r>
-      <w:r>
-        <w:t xml:space="preserve"> that evolved through multiple variants, becoming more sophisticated over time. It was primarily distributed through malicious apps and phishing campaigns, and it turned infected devices into part of a </w:t>
-      </w:r>
-      <w:r>
-        <w:rPr>
-          <w:b/>
-          <w:bCs/>
-        </w:rPr>
-        <w:t>botnet</w:t>
-      </w:r>
-      <w:r>
-        <w:t>. Attackers used this botnet for spam campaigns, credential theft, and network intrusions.</w:t>
-      </w:r>
-    </w:p>
-    <w:p>
-      <w:pPr>
-        <w:rPr>
-          <w:b/>
-          <w:bCs/>
-        </w:rPr>
-      </w:pPr>
-      <w:r>
-        <w:rPr>
-          <w:b/>
-          <w:bCs/>
-        </w:rPr>
-        <w:t>Technical Characteristics</w:t>
-      </w:r>
-    </w:p>
-    <w:p>
-      <w:pPr>
-        <w:numPr>
-          <w:ilvl w:val="0"/>
-          <w:numId w:val="63"/>
-        </w:numPr>
-      </w:pPr>
-      <w:r>
-        <w:rPr>
-          <w:b/>
-          <w:bCs/>
-        </w:rPr>
         <w:t>Distribution:</w:t>
       </w:r>
       <w:r>
@@ -9662,7 +9676,6 @@
           <w:b/>
           <w:bCs/>
         </w:rPr>
-        <w:lastRenderedPageBreak/>
         <w:t>MITRE ATT&amp;CK Techniques</w:t>
       </w:r>
     </w:p>
@@ -10047,6 +10060,7 @@
         </w:numPr>
       </w:pPr>
       <w:r>
+        <w:lastRenderedPageBreak/>
         <w:t xml:space="preserve">Block known </w:t>
       </w:r>
       <w:proofErr w:type="spellStart"/>
@@ -10176,200 +10190,310 @@
         <w:t>create a backdoor on infected devices</w:t>
       </w:r>
       <w:r>
-        <w:t xml:space="preserve">, allowing attackers to route traffic through them and </w:t>
-      </w:r>
-      <w:r>
+        <w:t>, allowing attackers to route traffic through them and gain access to internal networks. This made it particularly dangerous in enterprise environments where compromised phones could act as gateways into corporate systems.</w:t>
+      </w:r>
+    </w:p>
+    <w:p>
+      <w:pPr>
+        <w:rPr>
+          <w:b/>
+          <w:bCs/>
+        </w:rPr>
+      </w:pPr>
+      <w:r>
+        <w:rPr>
+          <w:b/>
+          <w:bCs/>
+        </w:rPr>
+        <w:t>Technical Characteristics</w:t>
+      </w:r>
+    </w:p>
+    <w:p>
+      <w:pPr>
+        <w:numPr>
+          <w:ilvl w:val="0"/>
+          <w:numId w:val="68"/>
+        </w:numPr>
+      </w:pPr>
+      <w:r>
+        <w:rPr>
+          <w:b/>
+          <w:bCs/>
+        </w:rPr>
+        <w:t>Distribution:</w:t>
+      </w:r>
+      <w:r>
+        <w:t xml:space="preserve"> Hidden inside malicious or repackaged apps, including some published on Google Play.</w:t>
+      </w:r>
+    </w:p>
+    <w:p>
+      <w:pPr>
+        <w:numPr>
+          <w:ilvl w:val="0"/>
+          <w:numId w:val="68"/>
+        </w:numPr>
+      </w:pPr>
+      <w:r>
+        <w:rPr>
+          <w:b/>
+          <w:bCs/>
+        </w:rPr>
+        <w:t>Backdoor Creation:</w:t>
+      </w:r>
+      <w:r>
+        <w:t xml:space="preserve"> Establishes a communication channel between the infected device and attacker servers.</w:t>
+      </w:r>
+    </w:p>
+    <w:p>
+      <w:pPr>
+        <w:numPr>
+          <w:ilvl w:val="0"/>
+          <w:numId w:val="68"/>
+        </w:numPr>
+      </w:pPr>
+      <w:r>
+        <w:rPr>
+          <w:b/>
+          <w:bCs/>
+        </w:rPr>
+        <w:t>Proxy Functionality:</w:t>
+      </w:r>
+      <w:r>
+        <w:t xml:space="preserve"> Turns devices into proxies, allowing attackers to bypass firewalls and access internal networks.</w:t>
+      </w:r>
+    </w:p>
+    <w:p>
+      <w:pPr>
+        <w:numPr>
+          <w:ilvl w:val="0"/>
+          <w:numId w:val="68"/>
+        </w:numPr>
+      </w:pPr>
+      <w:r>
+        <w:rPr>
+          <w:b/>
+          <w:bCs/>
+        </w:rPr>
+        <w:t>Botnet Activity:</w:t>
+      </w:r>
+      <w:r>
+        <w:t xml:space="preserve"> Infected devices could be used as part of a botnet for malicious traffic routing.</w:t>
+      </w:r>
+    </w:p>
+    <w:p>
+      <w:pPr>
+        <w:rPr>
+          <w:b/>
+          <w:bCs/>
+        </w:rPr>
+      </w:pPr>
+      <w:r>
+        <w:rPr>
+          <w:b/>
+          <w:bCs/>
+        </w:rPr>
+        <w:t>MITRE ATT&amp;CK Techniques</w:t>
+      </w:r>
+    </w:p>
+    <w:p>
+      <w:pPr>
+        <w:numPr>
+          <w:ilvl w:val="0"/>
+          <w:numId w:val="69"/>
+        </w:numPr>
+      </w:pPr>
+      <w:r>
+        <w:rPr>
+          <w:b/>
+          <w:bCs/>
+        </w:rPr>
+        <w:t>T1105 Ingress Tool Transfer</w:t>
+      </w:r>
+      <w:r>
+        <w:t xml:space="preserve"> → Downloads additional malicious payloads.</w:t>
+      </w:r>
+    </w:p>
+    <w:p>
+      <w:pPr>
+        <w:numPr>
+          <w:ilvl w:val="0"/>
+          <w:numId w:val="69"/>
+        </w:numPr>
+      </w:pPr>
+      <w:r>
+        <w:rPr>
+          <w:b/>
+          <w:bCs/>
+        </w:rPr>
+        <w:t>T1090 Proxy</w:t>
+      </w:r>
+      <w:r>
+        <w:t xml:space="preserve"> → Uses infected devices as proxies for attacker traffic.</w:t>
+      </w:r>
+    </w:p>
+    <w:p>
+      <w:pPr>
+        <w:numPr>
+          <w:ilvl w:val="0"/>
+          <w:numId w:val="69"/>
+        </w:numPr>
+      </w:pPr>
+      <w:r>
+        <w:rPr>
+          <w:b/>
+          <w:bCs/>
+        </w:rPr>
+        <w:t>T1071 Application Layer Protocol</w:t>
+      </w:r>
+      <w:r>
+        <w:t xml:space="preserve"> → Communicates with attacker servers via HTTP/S.</w:t>
+      </w:r>
+    </w:p>
+    <w:p>
+      <w:pPr>
+        <w:numPr>
+          <w:ilvl w:val="0"/>
+          <w:numId w:val="69"/>
+        </w:numPr>
+      </w:pPr>
+      <w:r>
+        <w:rPr>
+          <w:b/>
+          <w:bCs/>
+        </w:rPr>
+        <w:t>T1082 System Information Discovery</w:t>
+      </w:r>
+      <w:r>
+        <w:t xml:space="preserve"> → Collects device and network information.</w:t>
+      </w:r>
+    </w:p>
+    <w:p>
+      <w:pPr>
+        <w:rPr>
+          <w:b/>
+          <w:bCs/>
+        </w:rPr>
+      </w:pPr>
+      <w:r>
+        <w:rPr>
+          <w:b/>
+          <w:bCs/>
+        </w:rPr>
+        <w:t>Indicators of Compromise (</w:t>
+      </w:r>
+      <w:proofErr w:type="spellStart"/>
+      <w:r>
+        <w:rPr>
+          <w:b/>
+          <w:bCs/>
+        </w:rPr>
+        <w:t>IoCs</w:t>
+      </w:r>
+      <w:proofErr w:type="spellEnd"/>
+      <w:r>
+        <w:rPr>
+          <w:b/>
+          <w:bCs/>
+        </w:rPr>
+        <w:t>)</w:t>
+      </w:r>
+    </w:p>
+    <w:p>
+      <w:pPr>
+        <w:numPr>
+          <w:ilvl w:val="0"/>
+          <w:numId w:val="70"/>
+        </w:numPr>
+      </w:pPr>
+      <w:r>
+        <w:t>Presence of apps with hidden backdoor functionality.</w:t>
+      </w:r>
+    </w:p>
+    <w:p>
+      <w:pPr>
+        <w:numPr>
+          <w:ilvl w:val="0"/>
+          <w:numId w:val="70"/>
+        </w:numPr>
+      </w:pPr>
+      <w:r>
+        <w:t xml:space="preserve">Devices generating </w:t>
+      </w:r>
+      <w:r>
+        <w:rPr>
+          <w:b/>
+          <w:bCs/>
+        </w:rPr>
+        <w:t>unusual outbound traffic</w:t>
+      </w:r>
+      <w:r>
+        <w:t xml:space="preserve"> to unknown servers.</w:t>
+      </w:r>
+    </w:p>
+    <w:p>
+      <w:pPr>
+        <w:numPr>
+          <w:ilvl w:val="0"/>
+          <w:numId w:val="70"/>
+        </w:numPr>
+      </w:pPr>
+      <w:r>
+        <w:t xml:space="preserve">Infected phones acting as </w:t>
+      </w:r>
+      <w:r>
+        <w:rPr>
+          <w:b/>
+          <w:bCs/>
+        </w:rPr>
+        <w:t>proxies</w:t>
+      </w:r>
+      <w:r>
+        <w:t xml:space="preserve"> for external connections.</w:t>
+      </w:r>
+    </w:p>
+    <w:p>
+      <w:pPr>
+        <w:numPr>
+          <w:ilvl w:val="0"/>
+          <w:numId w:val="70"/>
+        </w:numPr>
+      </w:pPr>
+      <w:r>
+        <w:t>Excessive battery drain and data usage.</w:t>
+      </w:r>
+    </w:p>
+    <w:p>
+      <w:pPr>
+        <w:rPr>
+          <w:b/>
+          <w:bCs/>
+        </w:rPr>
+      </w:pPr>
+      <w:r>
+        <w:rPr>
+          <w:b/>
+          <w:bCs/>
+        </w:rPr>
         <w:lastRenderedPageBreak/>
-        <w:t>gain access to internal networks. This made it particularly dangerous in enterprise environments where compromised phones could act as gateways into corporate systems.</w:t>
-      </w:r>
-    </w:p>
-    <w:p>
-      <w:pPr>
-        <w:rPr>
-          <w:b/>
-          <w:bCs/>
-        </w:rPr>
-      </w:pPr>
-      <w:r>
-        <w:rPr>
-          <w:b/>
-          <w:bCs/>
-        </w:rPr>
-        <w:t>Technical Characteristics</w:t>
-      </w:r>
-    </w:p>
-    <w:p>
-      <w:pPr>
-        <w:numPr>
-          <w:ilvl w:val="0"/>
-          <w:numId w:val="68"/>
-        </w:numPr>
-      </w:pPr>
-      <w:r>
-        <w:rPr>
-          <w:b/>
-          <w:bCs/>
-        </w:rPr>
-        <w:t>Distribution:</w:t>
-      </w:r>
-      <w:r>
-        <w:t xml:space="preserve"> Hidden inside malicious or repackaged apps, including some published on Google Play.</w:t>
-      </w:r>
-    </w:p>
-    <w:p>
-      <w:pPr>
-        <w:numPr>
-          <w:ilvl w:val="0"/>
-          <w:numId w:val="68"/>
-        </w:numPr>
-      </w:pPr>
-      <w:r>
-        <w:rPr>
-          <w:b/>
-          <w:bCs/>
-        </w:rPr>
-        <w:t>Backdoor Creation:</w:t>
-      </w:r>
-      <w:r>
-        <w:t xml:space="preserve"> Establishes a communication channel between the infected device and attacker servers.</w:t>
-      </w:r>
-    </w:p>
-    <w:p>
-      <w:pPr>
-        <w:numPr>
-          <w:ilvl w:val="0"/>
-          <w:numId w:val="68"/>
-        </w:numPr>
-      </w:pPr>
-      <w:r>
-        <w:rPr>
-          <w:b/>
-          <w:bCs/>
-        </w:rPr>
-        <w:t>Proxy Functionality:</w:t>
-      </w:r>
-      <w:r>
-        <w:t xml:space="preserve"> Turns devices into proxies, allowing attackers to bypass firewalls and access internal networks.</w:t>
-      </w:r>
-    </w:p>
-    <w:p>
-      <w:pPr>
-        <w:numPr>
-          <w:ilvl w:val="0"/>
-          <w:numId w:val="68"/>
-        </w:numPr>
-      </w:pPr>
-      <w:r>
-        <w:rPr>
-          <w:b/>
-          <w:bCs/>
-        </w:rPr>
-        <w:t>Botnet Activity:</w:t>
-      </w:r>
-      <w:r>
-        <w:t xml:space="preserve"> Infected devices could be used as part of a botnet for malicious traffic routing.</w:t>
-      </w:r>
-    </w:p>
-    <w:p>
-      <w:pPr>
-        <w:rPr>
-          <w:b/>
-          <w:bCs/>
-        </w:rPr>
-      </w:pPr>
-      <w:r>
-        <w:rPr>
-          <w:b/>
-          <w:bCs/>
-        </w:rPr>
-        <w:t>MITRE ATT&amp;CK Techniques</w:t>
-      </w:r>
-    </w:p>
-    <w:p>
-      <w:pPr>
-        <w:numPr>
-          <w:ilvl w:val="0"/>
-          <w:numId w:val="69"/>
-        </w:numPr>
-      </w:pPr>
-      <w:r>
-        <w:rPr>
-          <w:b/>
-          <w:bCs/>
-        </w:rPr>
-        <w:t>T1105 Ingress Tool Transfer</w:t>
-      </w:r>
-      <w:r>
-        <w:t xml:space="preserve"> → Downloads additional malicious payloads.</w:t>
-      </w:r>
-    </w:p>
-    <w:p>
-      <w:pPr>
-        <w:numPr>
-          <w:ilvl w:val="0"/>
-          <w:numId w:val="69"/>
-        </w:numPr>
-      </w:pPr>
-      <w:r>
-        <w:rPr>
-          <w:b/>
-          <w:bCs/>
-        </w:rPr>
-        <w:t>T1090 Proxy</w:t>
-      </w:r>
-      <w:r>
-        <w:t xml:space="preserve"> → Uses infected devices as proxies for attacker traffic.</w:t>
-      </w:r>
-    </w:p>
-    <w:p>
-      <w:pPr>
-        <w:numPr>
-          <w:ilvl w:val="0"/>
-          <w:numId w:val="69"/>
-        </w:numPr>
-      </w:pPr>
-      <w:r>
-        <w:rPr>
-          <w:b/>
-          <w:bCs/>
-        </w:rPr>
-        <w:t>T1071 Application Layer Protocol</w:t>
-      </w:r>
-      <w:r>
-        <w:t xml:space="preserve"> → Communicates with attacker servers via HTTP/S.</w:t>
-      </w:r>
-    </w:p>
-    <w:p>
-      <w:pPr>
-        <w:numPr>
-          <w:ilvl w:val="0"/>
-          <w:numId w:val="69"/>
-        </w:numPr>
-      </w:pPr>
-      <w:r>
-        <w:rPr>
-          <w:b/>
-          <w:bCs/>
-        </w:rPr>
-        <w:t>T1082 System Information Discovery</w:t>
-      </w:r>
-      <w:r>
-        <w:t xml:space="preserve"> → Collects device and network information.</w:t>
-      </w:r>
-    </w:p>
-    <w:p>
-      <w:pPr>
-        <w:rPr>
-          <w:b/>
-          <w:bCs/>
-        </w:rPr>
-      </w:pPr>
-      <w:r>
-        <w:rPr>
-          <w:b/>
-          <w:bCs/>
-        </w:rPr>
-        <w:t>Indicators of Compromise (</w:t>
+        <w:t>Detection Opportunities</w:t>
+      </w:r>
+    </w:p>
+    <w:p>
+      <w:pPr>
+        <w:numPr>
+          <w:ilvl w:val="0"/>
+          <w:numId w:val="71"/>
+        </w:numPr>
+      </w:pPr>
+      <w:r>
+        <w:t xml:space="preserve">Monitor for </w:t>
+      </w:r>
+      <w:r>
+        <w:rPr>
+          <w:b/>
+          <w:bCs/>
+        </w:rPr>
+        <w:t xml:space="preserve">apps communicating with known </w:t>
       </w:r>
       <w:proofErr w:type="spellStart"/>
       <w:r>
@@ -10377,7 +10501,7 @@
           <w:b/>
           <w:bCs/>
         </w:rPr>
-        <w:t>IoCs</w:t>
+        <w:t>DressCode</w:t>
       </w:r>
       <w:proofErr w:type="spellEnd"/>
       <w:r>
@@ -10385,86 +10509,10 @@
           <w:b/>
           <w:bCs/>
         </w:rPr>
-        <w:t>)</w:t>
-      </w:r>
-    </w:p>
-    <w:p>
-      <w:pPr>
-        <w:numPr>
-          <w:ilvl w:val="0"/>
-          <w:numId w:val="70"/>
-        </w:numPr>
-      </w:pPr>
-      <w:r>
-        <w:t>Presence of apps with hidden backdoor functionality.</w:t>
-      </w:r>
-    </w:p>
-    <w:p>
-      <w:pPr>
-        <w:numPr>
-          <w:ilvl w:val="0"/>
-          <w:numId w:val="70"/>
-        </w:numPr>
-      </w:pPr>
-      <w:r>
-        <w:t xml:space="preserve">Devices generating </w:t>
-      </w:r>
-      <w:r>
-        <w:rPr>
-          <w:b/>
-          <w:bCs/>
-        </w:rPr>
-        <w:t>unusual outbound traffic</w:t>
-      </w:r>
-      <w:r>
-        <w:t xml:space="preserve"> to unknown servers.</w:t>
-      </w:r>
-    </w:p>
-    <w:p>
-      <w:pPr>
-        <w:numPr>
-          <w:ilvl w:val="0"/>
-          <w:numId w:val="70"/>
-        </w:numPr>
-      </w:pPr>
-      <w:r>
-        <w:t xml:space="preserve">Infected phones acting as </w:t>
-      </w:r>
-      <w:r>
-        <w:rPr>
-          <w:b/>
-          <w:bCs/>
-        </w:rPr>
-        <w:t>proxies</w:t>
-      </w:r>
-      <w:r>
-        <w:t xml:space="preserve"> for external connections.</w:t>
-      </w:r>
-    </w:p>
-    <w:p>
-      <w:pPr>
-        <w:numPr>
-          <w:ilvl w:val="0"/>
-          <w:numId w:val="70"/>
-        </w:numPr>
-      </w:pPr>
-      <w:r>
-        <w:t>Excessive battery drain and data usage.</w:t>
-      </w:r>
-    </w:p>
-    <w:p>
-      <w:pPr>
-        <w:rPr>
-          <w:b/>
-          <w:bCs/>
-        </w:rPr>
-      </w:pPr>
-      <w:r>
-        <w:rPr>
-          <w:b/>
-          <w:bCs/>
-        </w:rPr>
-        <w:t>Detection Opportunities</w:t>
+        <w:t xml:space="preserve"> C2 servers</w:t>
+      </w:r>
+      <w:r>
+        <w:t>.</w:t>
       </w:r>
     </w:p>
     <w:p>
@@ -10475,196 +10523,161 @@
         </w:numPr>
       </w:pPr>
       <w:r>
-        <w:t xml:space="preserve">Monitor for </w:t>
-      </w:r>
-      <w:r>
-        <w:rPr>
-          <w:b/>
-          <w:bCs/>
-        </w:rPr>
-        <w:t xml:space="preserve">apps communicating with known </w:t>
+        <w:t xml:space="preserve">Detect </w:t>
+      </w:r>
+      <w:r>
+        <w:rPr>
+          <w:b/>
+          <w:bCs/>
+        </w:rPr>
+        <w:t>proxy traffic</w:t>
+      </w:r>
+      <w:r>
+        <w:t xml:space="preserve"> originating from mobile devices.</w:t>
+      </w:r>
+    </w:p>
+    <w:p>
+      <w:pPr>
+        <w:numPr>
+          <w:ilvl w:val="0"/>
+          <w:numId w:val="71"/>
+        </w:numPr>
+      </w:pPr>
+      <w:r>
+        <w:t xml:space="preserve">Watch for </w:t>
+      </w:r>
+      <w:r>
+        <w:rPr>
+          <w:b/>
+          <w:bCs/>
+        </w:rPr>
+        <w:t>unusual outbound connections</w:t>
+      </w:r>
+      <w:r>
+        <w:t xml:space="preserve"> from Android phones.</w:t>
+      </w:r>
+    </w:p>
+    <w:p>
+      <w:pPr>
+        <w:numPr>
+          <w:ilvl w:val="0"/>
+          <w:numId w:val="71"/>
+        </w:numPr>
+      </w:pPr>
+      <w:r>
+        <w:t xml:space="preserve">Use mobile threat </w:t>
       </w:r>
       <w:proofErr w:type="spellStart"/>
       <w:r>
-        <w:rPr>
-          <w:b/>
-          <w:bCs/>
-        </w:rPr>
+        <w:t>defense</w:t>
+      </w:r>
+      <w:proofErr w:type="spellEnd"/>
+      <w:r>
+        <w:t xml:space="preserve"> solutions to flag </w:t>
+      </w:r>
+      <w:proofErr w:type="spellStart"/>
+      <w:r>
         <w:t>DressCode</w:t>
       </w:r>
       <w:proofErr w:type="spellEnd"/>
       <w:r>
-        <w:rPr>
-          <w:b/>
-          <w:bCs/>
-        </w:rPr>
-        <w:t xml:space="preserve"> C2 servers</w:t>
-      </w:r>
-      <w:r>
-        <w:t>.</w:t>
-      </w:r>
-    </w:p>
-    <w:p>
-      <w:pPr>
-        <w:numPr>
-          <w:ilvl w:val="0"/>
-          <w:numId w:val="71"/>
-        </w:numPr>
-      </w:pPr>
-      <w:r>
-        <w:t xml:space="preserve">Detect </w:t>
-      </w:r>
-      <w:r>
-        <w:rPr>
-          <w:b/>
-          <w:bCs/>
-        </w:rPr>
-        <w:t>proxy traffic</w:t>
-      </w:r>
-      <w:r>
-        <w:t xml:space="preserve"> originating from mobile devices.</w:t>
-      </w:r>
-    </w:p>
-    <w:p>
-      <w:pPr>
-        <w:numPr>
-          <w:ilvl w:val="0"/>
-          <w:numId w:val="71"/>
-        </w:numPr>
-      </w:pPr>
-      <w:r>
-        <w:t xml:space="preserve">Watch for </w:t>
-      </w:r>
-      <w:r>
-        <w:rPr>
-          <w:b/>
-          <w:bCs/>
-        </w:rPr>
-        <w:t>unusual outbound connections</w:t>
-      </w:r>
-      <w:r>
-        <w:t xml:space="preserve"> from Android phones.</w:t>
-      </w:r>
-    </w:p>
-    <w:p>
-      <w:pPr>
-        <w:numPr>
-          <w:ilvl w:val="0"/>
-          <w:numId w:val="71"/>
-        </w:numPr>
-      </w:pPr>
-      <w:r>
-        <w:t xml:space="preserve">Use mobile threat </w:t>
+        <w:t xml:space="preserve"> variants.</w:t>
+      </w:r>
+    </w:p>
+    <w:p>
+      <w:pPr>
+        <w:rPr>
+          <w:b/>
+          <w:bCs/>
+        </w:rPr>
+      </w:pPr>
+      <w:r>
+        <w:rPr>
+          <w:b/>
+          <w:bCs/>
+        </w:rPr>
+        <w:t>Mitigation Strategies</w:t>
+      </w:r>
+    </w:p>
+    <w:p>
+      <w:pPr>
+        <w:numPr>
+          <w:ilvl w:val="0"/>
+          <w:numId w:val="72"/>
+        </w:numPr>
+      </w:pPr>
+      <w:r>
+        <w:t>Keep Android OS and apps updated with security patches.</w:t>
+      </w:r>
+    </w:p>
+    <w:p>
+      <w:pPr>
+        <w:numPr>
+          <w:ilvl w:val="0"/>
+          <w:numId w:val="72"/>
+        </w:numPr>
+      </w:pPr>
+      <w:r>
+        <w:t>Avoid installing apps from untrusted developers or sources.</w:t>
+      </w:r>
+    </w:p>
+    <w:p>
+      <w:pPr>
+        <w:numPr>
+          <w:ilvl w:val="0"/>
+          <w:numId w:val="72"/>
+        </w:numPr>
+      </w:pPr>
+      <w:r>
+        <w:t xml:space="preserve">Use </w:t>
+      </w:r>
+      <w:r>
+        <w:rPr>
+          <w:b/>
+          <w:bCs/>
+        </w:rPr>
+        <w:t>Google Play Protect</w:t>
+      </w:r>
+      <w:r>
+        <w:t xml:space="preserve"> or enterprise mobile security tools.</w:t>
+      </w:r>
+    </w:p>
+    <w:p>
+      <w:pPr>
+        <w:numPr>
+          <w:ilvl w:val="0"/>
+          <w:numId w:val="72"/>
+        </w:numPr>
+      </w:pPr>
+      <w:r>
+        <w:t>Remove infected apps and reset/reimage compromised devices.</w:t>
+      </w:r>
+    </w:p>
+    <w:p>
+      <w:pPr>
+        <w:numPr>
+          <w:ilvl w:val="0"/>
+          <w:numId w:val="72"/>
+        </w:numPr>
+      </w:pPr>
+      <w:r>
+        <w:t xml:space="preserve">Block known </w:t>
       </w:r>
       <w:proofErr w:type="spellStart"/>
       <w:r>
-        <w:t>defense</w:t>
+        <w:t>DressCode</w:t>
       </w:r>
       <w:proofErr w:type="spellEnd"/>
       <w:r>
-        <w:t xml:space="preserve"> solutions to flag </w:t>
-      </w:r>
-      <w:proofErr w:type="spellStart"/>
-      <w:r>
-        <w:t>DressCode</w:t>
-      </w:r>
-      <w:proofErr w:type="spellEnd"/>
-      <w:r>
-        <w:t xml:space="preserve"> variants.</w:t>
-      </w:r>
-    </w:p>
-    <w:p>
-      <w:pPr>
-        <w:rPr>
-          <w:b/>
-          <w:bCs/>
-        </w:rPr>
-      </w:pPr>
-      <w:r>
-        <w:rPr>
-          <w:b/>
-          <w:bCs/>
-        </w:rPr>
-        <w:t>Mitigation Strategies</w:t>
-      </w:r>
-    </w:p>
-    <w:p>
-      <w:pPr>
-        <w:numPr>
-          <w:ilvl w:val="0"/>
-          <w:numId w:val="72"/>
-        </w:numPr>
-      </w:pPr>
-      <w:r>
-        <w:lastRenderedPageBreak/>
-        <w:t>Keep Android OS and apps updated with security patches.</w:t>
-      </w:r>
-    </w:p>
-    <w:p>
-      <w:pPr>
-        <w:numPr>
-          <w:ilvl w:val="0"/>
-          <w:numId w:val="72"/>
-        </w:numPr>
-      </w:pPr>
-      <w:r>
-        <w:t>Avoid installing apps from untrusted developers or sources.</w:t>
-      </w:r>
-    </w:p>
-    <w:p>
-      <w:pPr>
-        <w:numPr>
-          <w:ilvl w:val="0"/>
-          <w:numId w:val="72"/>
-        </w:numPr>
-      </w:pPr>
-      <w:r>
-        <w:t xml:space="preserve">Use </w:t>
-      </w:r>
-      <w:r>
-        <w:rPr>
-          <w:b/>
-          <w:bCs/>
-        </w:rPr>
-        <w:t>Google Play Protect</w:t>
-      </w:r>
-      <w:r>
-        <w:t xml:space="preserve"> or enterprise mobile security tools.</w:t>
-      </w:r>
-    </w:p>
-    <w:p>
-      <w:pPr>
-        <w:numPr>
-          <w:ilvl w:val="0"/>
-          <w:numId w:val="72"/>
-        </w:numPr>
-      </w:pPr>
-      <w:r>
-        <w:t>Remove infected apps and reset/reimage compromised devices.</w:t>
-      </w:r>
-    </w:p>
-    <w:p>
-      <w:pPr>
-        <w:numPr>
-          <w:ilvl w:val="0"/>
-          <w:numId w:val="72"/>
-        </w:numPr>
-      </w:pPr>
-      <w:r>
-        <w:t xml:space="preserve">Block known </w:t>
-      </w:r>
-      <w:proofErr w:type="spellStart"/>
-      <w:r>
-        <w:t>DressCode</w:t>
-      </w:r>
-      <w:proofErr w:type="spellEnd"/>
-      <w:r>
         <w:t xml:space="preserve"> C2 domains and IPs at the network level.</w:t>
       </w:r>
     </w:p>
     <w:p/>
     <w:p>
       <w:r>
+        <w:rPr>
+          <w:noProof/>
+        </w:rPr>
         <w:drawing>
           <wp:inline distT="0" distB="0" distL="0" distR="0" wp14:anchorId="736B217F" wp14:editId="35C3E285">
             <wp:extent cx="12700" cy="12700"/>
@@ -10718,6 +10731,9 @@
     <w:p/>
     <w:p>
       <w:r>
+        <w:rPr>
+          <w:noProof/>
+        </w:rPr>
         <w:drawing>
           <wp:inline distT="0" distB="0" distL="0" distR="0" wp14:anchorId="00613123" wp14:editId="5DC2FED0">
             <wp:extent cx="12700" cy="12700"/>
